--- a/workspaces/final-project/reports/Nhom10_Bao_cao.docx
+++ b/workspaces/final-project/reports/Nhom10_Bao_cao.docx
@@ -227,11 +227,12 @@
       </w:pPr>
       <w:r>
         <w:rPr>
-          <w:sz w:val="22"/>
+          <w:color w:val="333333"/>
+          <w:sz w:val="24"/>
         </w:rPr>
-        <w:t>BẢN KHUNG – CHƯA CÓ KẾT QUẢ PHÂN TÍCH</w:t>
+        <w:t>BÁO CÁO ĐỒ ÁN MÔN HỌC</w:t>
         <w:br/>
-        <w:t>Cập nhật ngày 10/10/2026</w:t>
+        <w:t>Kết quả thực nghiệm cập nhật ngày 12/10/2026</w:t>
       </w:r>
     </w:p>
     <w:p>
@@ -562,86 +563,65 @@
     <w:p>
       <w:pPr>
         <w:pStyle w:val="Heading1"/>
-        <w:pageBreakBefore w:val="0"/>
-        <w:spacing w:before="200" w:after="120"/>
+        <w:widowControl/>
       </w:pPr>
       <w:r>
-        <w:rPr>
-          <w:color w:val="000000"/>
-        </w:rPr>
         <w:t>GIỚI THIỆU</w:t>
       </w:r>
     </w:p>
     <w:p>
       <w:pPr>
         <w:pStyle w:val="BT"/>
+        <w:widowControl/>
       </w:pPr>
       <w:r>
-        <w:t xml:space="preserve">Đề tài phân tích và trực quan hóa giá thuê Airbnb tại Bangkok, tập trung vào phân bố giá và mối liên hệ với loại phòng, quy mô chỗ ở, khu vực. Nhóm dự kiến dùng Python, Pandas, Matplotlib và Seaborn để làm sạch, thống kê và trực quan hóa dữ liệu; áp dụng Pearson, ANOVA và hồi quy bổ trợ khi đủ điều kiện. </w:t>
-      </w:r>
-      <w:r>
-        <w:rPr>
-          <w:highlight w:val="yellow"/>
-        </w:rPr>
-        <w:t>[BỔ SUNG sau thực nghiệm: 1–2 kết quả nổi bật có số liệu.]</w:t>
+        <w:t>Đề tài phân tích và trực quan hóa giá thuê Airbnb tại Bangkok, tập trung vào phân bố giá và mối liên hệ với loại phòng, quy mô chỗ ở, khu vực. Nhóm sử dụng Python, Pandas, SciPy và Matplotlib để kiểm toán, làm sạch, thống kê và trả lời bốn câu hỏi nghiên cứu; đồng thời đánh giá khả năng chọn biến cho hồi quy trên train/CV. Từ 31.069 listing, giữ 28.987 quan sát có giá; trung vị là 1.592,00 THB/đêm. Giá lệch phải, trung vị khác nhau theo loại phòng và khu vực; tương quan tuyến tính quy mô–giá có độ lớn nhỏ.</w:t>
       </w:r>
     </w:p>
     <w:p>
       <w:pPr>
         <w:pStyle w:val="BT"/>
+        <w:widowControl/>
       </w:pPr>
       <w:r>
-        <w:t xml:space="preserve">Dữ liệu dự kiến được tham khảo từ Inside Airbnb [1]. Nhóm sẽ ghi rõ phiên bản, nguồn tải và phần xử lý, phân tích tự thực hiện; trích dẫn tài liệu hoặc mã nguồn được sử dụng. </w:t>
-      </w:r>
-      <w:r>
-        <w:rPr>
-          <w:highlight w:val="yellow"/>
-        </w:rPr>
-        <w:t>[CẦN NHÓM XÁC NHẬN: có tham khảo dự án mẫu hay không; nguồn/code và phần phát triển thêm nếu có; việc từng hoặc đồng thời dùng đề tài/dữ liệu ở môn khác.]</w:t>
+        <w:t>Bộ dữ liệu được tham khảo từ Inside Airbnb, bản Bangkok ngày 29/06/2026, tải ngày 10/10/2026 theo giấy phép CC BY 4.0 [1, 2]. Nhóm xây dựng quy trình riêng cho đồ án IE313, có hỗ trợ công cụ AI trong triển khai, soạn thảo và rà soát; nhóm chịu trách nhiệm kiểm tra kết quả. Nhóm xác nhận không tham khảo dự án/code mẫu, chưa từng và hiện không đồng thời sử dụng đề tài/bộ dữ liệu này làm đồ án môn khác. Nguồn dữ liệu, thư viện và phương pháp tham khảo được trích dẫn trong báo cáo.</w:t>
       </w:r>
     </w:p>
     <w:p>
       <w:pPr>
         <w:pStyle w:val="Heading1"/>
-        <w:pageBreakBefore w:val="0"/>
-        <w:spacing w:before="200" w:after="120"/>
+        <w:widowControl/>
       </w:pPr>
       <w:r>
-        <w:rPr>
-          <w:color w:val="000000"/>
-        </w:rPr>
         <w:t>MÔ TẢ BỘ DỮ LIỆU</w:t>
       </w:r>
     </w:p>
     <w:p>
       <w:pPr>
         <w:pStyle w:val="Heading2"/>
-        <w:pageBreakBefore w:val="0"/>
-        <w:spacing w:before="200" w:after="120"/>
+        <w:widowControl/>
       </w:pPr>
       <w:r>
-        <w:rPr>
-          <w:color w:val="000000"/>
-        </w:rPr>
-        <w:t>Nguồn và phạm vi dữ liệu</w:t>
+        <w:t>Nguồn và đơn vị quan sát</w:t>
       </w:r>
     </w:p>
     <w:p>
       <w:pPr>
         <w:pStyle w:val="BT"/>
+        <w:widowControl/>
       </w:pPr>
       <w:r>
-        <w:t>Phạm vi dự kiến là dữ liệu listing Airbnb tại Bangkok trong một đợt phát hành. Chỉ xác định đơn vị quan sát, thời điểm thu thập và ý nghĩa giá sau khi kiểm tra file thực tế và tài liệu nguồn. Hiện chưa có dữ liệu Airbnb trong repository.</w:t>
+        <w:t>Mỗi dòng là một listing duy nhất trong một đợt dữ liệu Bangkok, không phải giao dịch thuê hay chuỗi listing–ngày. Tệp gốc có 31.069 dòng, 90 cột và 31.069 ID duy nhất; ngày last_scraped từ 29/06 đến 02/07/2026. Giá được xác minh là báo giá theo đêm bằng THB qua từ điển nguồn và 28.987 cặp khớp với price_quote_price_per_night [1, 2]. Chưa xác minh đầy đủ thuế/phí cuối cùng.</w:t>
       </w:r>
     </w:p>
     <w:p>
       <w:pPr>
         <w:pStyle w:val="Caption"/>
         <w:keepNext/>
-        <w:spacing w:before="120" w:after="80"/>
+        <w:widowControl/>
       </w:pPr>
       <w:r>
-        <w:t>Bảng 1. Thông tin bộ dữ liệu cần xác minh</w:t>
+        <w:t>Bảng 1. Quy mô và chất lượng dữ liệu</w:t>
       </w:r>
     </w:p>
     <w:tbl>
@@ -652,8 +632,8 @@
         <w:tblLook w:firstColumn="1" w:firstRow="1" w:lastColumn="0" w:lastRow="0" w:noHBand="0" w:noVBand="1" w:val="04A0"/>
       </w:tblPr>
       <w:tblGrid>
-        <w:gridCol w:w="2324"/>
-        <w:gridCol w:w="6746"/>
+        <w:gridCol w:w="2381"/>
+        <w:gridCol w:w="6690"/>
       </w:tblGrid>
       <w:tr>
         <w:trPr>
@@ -662,41 +642,43 @@
         </w:trPr>
         <w:tc>
           <w:tcPr>
-            <w:tcW w:type="dxa" w:w="2324"/>
-            <w:shd w:fill="E8EDF2"/>
-          </w:tcPr>
-          <w:p>
-            <w:pPr>
-              <w:spacing w:before="60" w:after="60" w:line="240" w:lineRule="auto"/>
-              <w:ind w:firstLine="0"/>
+            <w:tcW w:type="dxa" w:w="2381"/>
+            <w:shd w:fill="E9F0F5"/>
+          </w:tcPr>
+          <w:p>
+            <w:pPr>
+              <w:pStyle w:val="BT"/>
+              <w:spacing w:before="20" w:after="40" w:line="240" w:lineRule="auto"/>
+              <w:ind w:firstLine="0" w:left="0" w:right="0"/>
               <w:jc w:val="left"/>
             </w:pPr>
             <w:r>
               <w:rPr>
                 <w:b/>
-                <w:sz w:val="22"/>
-              </w:rPr>
-              <w:t>Thông tin</w:t>
-            </w:r>
-          </w:p>
-        </w:tc>
-        <w:tc>
-          <w:tcPr>
-            <w:tcW w:type="dxa" w:w="6746"/>
-            <w:shd w:fill="E8EDF2"/>
-          </w:tcPr>
-          <w:p>
-            <w:pPr>
-              <w:spacing w:before="60" w:after="60" w:line="240" w:lineRule="auto"/>
-              <w:ind w:firstLine="0"/>
+                <w:sz w:val="21"/>
+              </w:rPr>
+              <w:t>Nội dung</w:t>
+            </w:r>
+          </w:p>
+        </w:tc>
+        <w:tc>
+          <w:tcPr>
+            <w:tcW w:type="dxa" w:w="6690"/>
+            <w:shd w:fill="E9F0F5"/>
+          </w:tcPr>
+          <w:p>
+            <w:pPr>
+              <w:pStyle w:val="BT"/>
+              <w:spacing w:before="20" w:after="40" w:line="240" w:lineRule="auto"/>
+              <w:ind w:firstLine="0" w:left="0" w:right="0"/>
               <w:jc w:val="left"/>
             </w:pPr>
             <w:r>
               <w:rPr>
                 <w:b/>
-                <w:sz w:val="22"/>
-              </w:rPr>
-              <w:t>Nội dung cần hoàn thiện</w:t>
+                <w:sz w:val="21"/>
+              </w:rPr>
+              <w:t>Kết quả</w:t>
             </w:r>
           </w:p>
         </w:tc>
@@ -707,39 +689,41 @@
         </w:trPr>
         <w:tc>
           <w:tcPr>
-            <w:tcW w:type="dxa" w:w="2324"/>
-          </w:tcPr>
-          <w:p>
-            <w:pPr>
-              <w:spacing w:before="60" w:after="60" w:line="240" w:lineRule="auto"/>
-              <w:ind w:firstLine="0"/>
-              <w:jc w:val="left"/>
-            </w:pPr>
-            <w:r>
-              <w:rPr>
-                <w:b w:val="0"/>
-                <w:sz w:val="22"/>
-              </w:rPr>
-              <w:t>Nguồn và phiên bản</w:t>
-            </w:r>
-          </w:p>
-        </w:tc>
-        <w:tc>
-          <w:tcPr>
-            <w:tcW w:type="dxa" w:w="6746"/>
-          </w:tcPr>
-          <w:p>
-            <w:pPr>
-              <w:spacing w:before="60" w:after="60" w:line="240" w:lineRule="auto"/>
-              <w:ind w:firstLine="0"/>
-              <w:jc w:val="left"/>
-            </w:pPr>
-            <w:r>
-              <w:rPr>
-                <w:b w:val="0"/>
-                <w:sz w:val="22"/>
-              </w:rPr>
-              <w:t>Inside Airbnb Bangkok [1]; [CHỜ URL tải, phiên bản, ngày tải và giấy phép]</w:t>
+            <w:tcW w:type="dxa" w:w="2381"/>
+          </w:tcPr>
+          <w:p>
+            <w:pPr>
+              <w:pStyle w:val="BT"/>
+              <w:spacing w:before="20" w:after="40" w:line="240" w:lineRule="auto"/>
+              <w:ind w:firstLine="0" w:left="0" w:right="0"/>
+              <w:jc w:val="left"/>
+            </w:pPr>
+            <w:r>
+              <w:rPr>
+                <w:b w:val="0"/>
+                <w:sz w:val="21"/>
+              </w:rPr>
+              <w:t>Nguồn dữ liệu</w:t>
+            </w:r>
+          </w:p>
+        </w:tc>
+        <w:tc>
+          <w:tcPr>
+            <w:tcW w:type="dxa" w:w="6690"/>
+          </w:tcPr>
+          <w:p>
+            <w:pPr>
+              <w:pStyle w:val="BT"/>
+              <w:spacing w:before="20" w:after="40" w:line="240" w:lineRule="auto"/>
+              <w:ind w:firstLine="0" w:left="0" w:right="0"/>
+              <w:jc w:val="left"/>
+            </w:pPr>
+            <w:r>
+              <w:rPr>
+                <w:b w:val="0"/>
+                <w:sz w:val="21"/>
+              </w:rPr>
+              <w:t>Inside Airbnb – Bangkok, bản 29/06/2026</w:t>
             </w:r>
           </w:p>
         </w:tc>
@@ -750,39 +734,41 @@
         </w:trPr>
         <w:tc>
           <w:tcPr>
-            <w:tcW w:type="dxa" w:w="2324"/>
-          </w:tcPr>
-          <w:p>
-            <w:pPr>
-              <w:spacing w:before="60" w:after="60" w:line="240" w:lineRule="auto"/>
-              <w:ind w:firstLine="0"/>
-              <w:jc w:val="left"/>
-            </w:pPr>
-            <w:r>
-              <w:rPr>
-                <w:b w:val="0"/>
-                <w:sz w:val="22"/>
-              </w:rPr>
-              <w:t>Đơn vị quan sát</w:t>
-            </w:r>
-          </w:p>
-        </w:tc>
-        <w:tc>
-          <w:tcPr>
-            <w:tcW w:type="dxa" w:w="6746"/>
-          </w:tcPr>
-          <w:p>
-            <w:pPr>
-              <w:spacing w:before="60" w:after="60" w:line="240" w:lineRule="auto"/>
-              <w:ind w:firstLine="0"/>
-              <w:jc w:val="left"/>
-            </w:pPr>
-            <w:r>
-              <w:rPr>
-                <w:b w:val="0"/>
-                <w:sz w:val="22"/>
-              </w:rPr>
-              <w:t>[CHỜ xác minh một listing hay listing–ngày; kiểm tra ID]</w:t>
+            <w:tcW w:type="dxa" w:w="2381"/>
+          </w:tcPr>
+          <w:p>
+            <w:pPr>
+              <w:pStyle w:val="BT"/>
+              <w:spacing w:before="20" w:after="40" w:line="240" w:lineRule="auto"/>
+              <w:ind w:firstLine="0" w:left="0" w:right="0"/>
+              <w:jc w:val="left"/>
+            </w:pPr>
+            <w:r>
+              <w:rPr>
+                <w:b w:val="0"/>
+                <w:sz w:val="21"/>
+              </w:rPr>
+              <w:t>Tệp gốc</w:t>
+            </w:r>
+          </w:p>
+        </w:tc>
+        <w:tc>
+          <w:tcPr>
+            <w:tcW w:type="dxa" w:w="6690"/>
+          </w:tcPr>
+          <w:p>
+            <w:pPr>
+              <w:pStyle w:val="BT"/>
+              <w:spacing w:before="20" w:after="40" w:line="240" w:lineRule="auto"/>
+              <w:ind w:firstLine="0" w:left="0" w:right="0"/>
+              <w:jc w:val="left"/>
+            </w:pPr>
+            <w:r>
+              <w:rPr>
+                <w:b w:val="0"/>
+                <w:sz w:val="21"/>
+              </w:rPr>
+              <w:t>31.069 dòng × 90 cột; 20.625.983 bytes</w:t>
             </w:r>
           </w:p>
         </w:tc>
@@ -793,39 +779,41 @@
         </w:trPr>
         <w:tc>
           <w:tcPr>
-            <w:tcW w:type="dxa" w:w="2324"/>
-          </w:tcPr>
-          <w:p>
-            <w:pPr>
-              <w:spacing w:before="60" w:after="60" w:line="240" w:lineRule="auto"/>
-              <w:ind w:firstLine="0"/>
-              <w:jc w:val="left"/>
-            </w:pPr>
-            <w:r>
-              <w:rPr>
-                <w:b w:val="0"/>
-                <w:sz w:val="22"/>
-              </w:rPr>
-              <w:t>Kích thước và chất lượng</w:t>
-            </w:r>
-          </w:p>
-        </w:tc>
-        <w:tc>
-          <w:tcPr>
-            <w:tcW w:type="dxa" w:w="6746"/>
-          </w:tcPr>
-          <w:p>
-            <w:pPr>
-              <w:spacing w:before="60" w:after="60" w:line="240" w:lineRule="auto"/>
-              <w:ind w:firstLine="0"/>
-              <w:jc w:val="left"/>
-            </w:pPr>
-            <w:r>
-              <w:rPr>
-                <w:b w:val="0"/>
-                <w:sz w:val="22"/>
-              </w:rPr>
-              <w:t>[CHỜ số dòng/cột, số giá hợp lệ, missing và duplicates]</w:t>
+            <w:tcW w:type="dxa" w:w="2381"/>
+          </w:tcPr>
+          <w:p>
+            <w:pPr>
+              <w:pStyle w:val="BT"/>
+              <w:spacing w:before="20" w:after="40" w:line="240" w:lineRule="auto"/>
+              <w:ind w:firstLine="0" w:left="0" w:right="0"/>
+              <w:jc w:val="left"/>
+            </w:pPr>
+            <w:r>
+              <w:rPr>
+                <w:b w:val="0"/>
+                <w:sz w:val="21"/>
+              </w:rPr>
+              <w:t>Thiếu giá / trùng ID</w:t>
+            </w:r>
+          </w:p>
+        </w:tc>
+        <w:tc>
+          <w:tcPr>
+            <w:tcW w:type="dxa" w:w="6690"/>
+          </w:tcPr>
+          <w:p>
+            <w:pPr>
+              <w:pStyle w:val="BT"/>
+              <w:spacing w:before="20" w:after="40" w:line="240" w:lineRule="auto"/>
+              <w:ind w:firstLine="0" w:left="0" w:right="0"/>
+              <w:jc w:val="left"/>
+            </w:pPr>
+            <w:r>
+              <w:rPr>
+                <w:b w:val="0"/>
+                <w:sz w:val="21"/>
+              </w:rPr>
+              <w:t>2.082 dòng thiếu giá (6,70%); không trùng ID</w:t>
             </w:r>
           </w:p>
         </w:tc>
@@ -836,39 +824,41 @@
         </w:trPr>
         <w:tc>
           <w:tcPr>
-            <w:tcW w:type="dxa" w:w="2324"/>
-          </w:tcPr>
-          <w:p>
-            <w:pPr>
-              <w:spacing w:before="60" w:after="60" w:line="240" w:lineRule="auto"/>
-              <w:ind w:firstLine="0"/>
-              <w:jc w:val="left"/>
-            </w:pPr>
-            <w:r>
-              <w:rPr>
-                <w:b w:val="0"/>
-                <w:sz w:val="22"/>
-              </w:rPr>
-              <w:t>Đơn vị và ý nghĩa giá</w:t>
-            </w:r>
-          </w:p>
-        </w:tc>
-        <w:tc>
-          <w:tcPr>
-            <w:tcW w:type="dxa" w:w="6746"/>
-          </w:tcPr>
-          <w:p>
-            <w:pPr>
-              <w:spacing w:before="60" w:after="60" w:line="240" w:lineRule="auto"/>
-              <w:ind w:firstLine="0"/>
-              <w:jc w:val="left"/>
-            </w:pPr>
-            <w:r>
-              <w:rPr>
-                <w:b w:val="0"/>
-                <w:sz w:val="22"/>
-              </w:rPr>
-              <w:t>[CHỜ xác minh tiền tệ, giá theo đêm/kỳ lưu trú và thuế/phí]</w:t>
+            <w:tcW w:type="dxa" w:w="2381"/>
+          </w:tcPr>
+          <w:p>
+            <w:pPr>
+              <w:pStyle w:val="BT"/>
+              <w:spacing w:before="20" w:after="40" w:line="240" w:lineRule="auto"/>
+              <w:ind w:firstLine="0" w:left="0" w:right="0"/>
+              <w:jc w:val="left"/>
+            </w:pPr>
+            <w:r>
+              <w:rPr>
+                <w:b w:val="0"/>
+                <w:sz w:val="21"/>
+              </w:rPr>
+              <w:t>Dữ liệu phân tích</w:t>
+            </w:r>
+          </w:p>
+        </w:tc>
+        <w:tc>
+          <w:tcPr>
+            <w:tcW w:type="dxa" w:w="6690"/>
+          </w:tcPr>
+          <w:p>
+            <w:pPr>
+              <w:pStyle w:val="BT"/>
+              <w:spacing w:before="20" w:after="40" w:line="240" w:lineRule="auto"/>
+              <w:ind w:firstLine="0" w:left="0" w:right="0"/>
+              <w:jc w:val="left"/>
+            </w:pPr>
+            <w:r>
+              <w:rPr>
+                <w:b w:val="0"/>
+                <w:sz w:val="21"/>
+              </w:rPr>
+              <w:t>28.987 dòng × 16 cột; 12 biến chính và 4 cột truy vết</w:t>
             </w:r>
           </w:p>
         </w:tc>
@@ -879,73 +869,77 @@
         </w:trPr>
         <w:tc>
           <w:tcPr>
-            <w:tcW w:type="dxa" w:w="2324"/>
-          </w:tcPr>
-          <w:p>
-            <w:pPr>
-              <w:spacing w:before="60" w:after="60" w:line="240" w:lineRule="auto"/>
-              <w:ind w:firstLine="0"/>
-              <w:jc w:val="left"/>
-            </w:pPr>
-            <w:r>
-              <w:rPr>
-                <w:b w:val="0"/>
-                <w:sz w:val="22"/>
-              </w:rPr>
-              <w:t>Phạm vi thời gian</w:t>
-            </w:r>
-          </w:p>
-        </w:tc>
-        <w:tc>
-          <w:tcPr>
-            <w:tcW w:type="dxa" w:w="6746"/>
-          </w:tcPr>
-          <w:p>
-            <w:pPr>
-              <w:spacing w:before="60" w:after="60" w:line="240" w:lineRule="auto"/>
-              <w:ind w:firstLine="0"/>
-              <w:jc w:val="left"/>
-            </w:pPr>
-            <w:r>
-              <w:rPr>
-                <w:b w:val="0"/>
-                <w:sz w:val="22"/>
-              </w:rPr>
-              <w:t>[CHỜ khoảng ngày thu thập thực tế và nhãn phát hành]</w:t>
+            <w:tcW w:type="dxa" w:w="2381"/>
+          </w:tcPr>
+          <w:p>
+            <w:pPr>
+              <w:pStyle w:val="BT"/>
+              <w:spacing w:before="20" w:after="40" w:line="240" w:lineRule="auto"/>
+              <w:ind w:firstLine="0" w:left="0" w:right="0"/>
+              <w:jc w:val="left"/>
+            </w:pPr>
+            <w:r>
+              <w:rPr>
+                <w:b w:val="0"/>
+                <w:sz w:val="21"/>
+              </w:rPr>
+              <w:t>Phạm vi suy rộng</w:t>
+            </w:r>
+          </w:p>
+        </w:tc>
+        <w:tc>
+          <w:tcPr>
+            <w:tcW w:type="dxa" w:w="6690"/>
+          </w:tcPr>
+          <w:p>
+            <w:pPr>
+              <w:pStyle w:val="BT"/>
+              <w:spacing w:before="20" w:after="40" w:line="240" w:lineRule="auto"/>
+              <w:ind w:firstLine="0" w:left="0" w:right="0"/>
+              <w:jc w:val="left"/>
+            </w:pPr>
+            <w:r>
+              <w:rPr>
+                <w:b w:val="0"/>
+                <w:sz w:val="21"/>
+              </w:rPr>
+              <w:t>Báo giá niêm yết tại một snapshot; không phải doanh thu hay giá giao dịch</w:t>
             </w:r>
           </w:p>
         </w:tc>
       </w:tr>
     </w:tbl>
     <w:p>
-      <w:pPr>
-        <w:pStyle w:val="Heading2"/>
-        <w:pageBreakBefore/>
-        <w:spacing w:before="200" w:after="120"/>
-      </w:pPr>
       <w:r>
-        <w:rPr>
-          <w:color w:val="000000"/>
-        </w:rPr>
-        <w:t>Các biến ứng viên</w:t>
+        <w:br w:type="page"/>
       </w:r>
     </w:p>
     <w:p>
       <w:pPr>
-        <w:pStyle w:val="BT"/>
+        <w:pStyle w:val="Heading2"/>
+        <w:widowControl/>
       </w:pPr>
       <w:r>
-        <w:t>Bảng dưới đây là danh sách biến dự kiến, chưa phải schema đã kiểm toán. Chỉ giữ các cột thực sự có trong file; thay kiểu dữ liệu, phạm vi và cách giải thích bằng kết quả kiểm tra và từ điển nguồn. Danh mục đầy đủ có thể đưa vào phụ lục khi cần.</w:t>
+        <w:t>Các biến sử dụng trong phân tích</w:t>
       </w:r>
     </w:p>
     <w:p>
       <w:pPr>
+        <w:pStyle w:val="BT"/>
+        <w:widowControl/>
+      </w:pPr>
+      <w:r>
+        <w:t>Trong 12 biến chính có 8 biến số (kể cả price) và 4 biến phân loại. ID, host_id, last_scraped và price_raw được giữ để truy vết; không dùng làm predictor. Bảng 2 ghi phạm vi quan sát sau làm sạch, không phải giới hạn lý thuyết. Danh mục toàn bộ 90 cột và nguồn giải thích nằm trong bangkok_columns.csv nộp kèm.</w:t>
+      </w:r>
+    </w:p>
+    <w:p>
+      <w:pPr>
         <w:pStyle w:val="Caption"/>
         <w:keepNext/>
-        <w:spacing w:before="120" w:after="80"/>
+        <w:widowControl/>
       </w:pPr>
       <w:r>
-        <w:t>Bảng 2. Biến ứng viên phục vụ phân tích</w:t>
+        <w:t>Bảng 2. Mô tả 12 biến chính trong baseline</w:t>
       </w:r>
     </w:p>
     <w:tbl>
@@ -957,10 +951,10 @@
       </w:tblPr>
       <w:tblGrid>
         <w:gridCol w:w="624"/>
-        <w:gridCol w:w="2778"/>
-        <w:gridCol w:w="1134"/>
-        <w:gridCol w:w="1134"/>
-        <w:gridCol w:w="3402"/>
+        <w:gridCol w:w="2324"/>
+        <w:gridCol w:w="1191"/>
+        <w:gridCol w:w="1984"/>
+        <w:gridCol w:w="2948"/>
       </w:tblGrid>
       <w:tr>
         <w:trPr>
@@ -970,18 +964,19 @@
         <w:tc>
           <w:tcPr>
             <w:tcW w:type="dxa" w:w="624"/>
-            <w:shd w:fill="E8EDF2"/>
-          </w:tcPr>
-          <w:p>
-            <w:pPr>
-              <w:spacing w:before="60" w:after="60" w:line="240" w:lineRule="auto"/>
-              <w:ind w:firstLine="0"/>
+            <w:shd w:fill="E9F0F5"/>
+          </w:tcPr>
+          <w:p>
+            <w:pPr>
+              <w:pStyle w:val="BT"/>
+              <w:spacing w:before="20" w:after="40" w:line="240" w:lineRule="auto"/>
+              <w:ind w:firstLine="0" w:left="0" w:right="0"/>
               <w:jc w:val="left"/>
             </w:pPr>
             <w:r>
               <w:rPr>
                 <w:b/>
-                <w:sz w:val="18"/>
+                <w:sz w:val="21"/>
               </w:rPr>
               <w:t>STT</w:t>
             </w:r>
@@ -989,19 +984,20 @@
         </w:tc>
         <w:tc>
           <w:tcPr>
-            <w:tcW w:type="dxa" w:w="2778"/>
-            <w:shd w:fill="E8EDF2"/>
-          </w:tcPr>
-          <w:p>
-            <w:pPr>
-              <w:spacing w:before="60" w:after="60" w:line="240" w:lineRule="auto"/>
-              <w:ind w:firstLine="0"/>
+            <w:tcW w:type="dxa" w:w="2324"/>
+            <w:shd w:fill="E9F0F5"/>
+          </w:tcPr>
+          <w:p>
+            <w:pPr>
+              <w:pStyle w:val="BT"/>
+              <w:spacing w:before="20" w:after="40" w:line="240" w:lineRule="auto"/>
+              <w:ind w:firstLine="0" w:left="0" w:right="0"/>
               <w:jc w:val="left"/>
             </w:pPr>
             <w:r>
               <w:rPr>
                 <w:b/>
-                <w:sz w:val="22"/>
+                <w:sz w:val="21"/>
               </w:rPr>
               <w:t>Tên cột</w:t>
             </w:r>
@@ -1009,19 +1005,20 @@
         </w:tc>
         <w:tc>
           <w:tcPr>
-            <w:tcW w:type="dxa" w:w="1134"/>
-            <w:shd w:fill="E8EDF2"/>
-          </w:tcPr>
-          <w:p>
-            <w:pPr>
-              <w:spacing w:before="60" w:after="60" w:line="240" w:lineRule="auto"/>
-              <w:ind w:firstLine="0"/>
+            <w:tcW w:type="dxa" w:w="1191"/>
+            <w:shd w:fill="E9F0F5"/>
+          </w:tcPr>
+          <w:p>
+            <w:pPr>
+              <w:pStyle w:val="BT"/>
+              <w:spacing w:before="20" w:after="40" w:line="240" w:lineRule="auto"/>
+              <w:ind w:firstLine="0" w:left="0" w:right="0"/>
               <w:jc w:val="left"/>
             </w:pPr>
             <w:r>
               <w:rPr>
                 <w:b/>
-                <w:sz w:val="22"/>
+                <w:sz w:val="21"/>
               </w:rPr>
               <w:t>Kiểu dữ liệu</w:t>
             </w:r>
@@ -1029,19 +1026,20 @@
         </w:tc>
         <w:tc>
           <w:tcPr>
-            <w:tcW w:type="dxa" w:w="1134"/>
-            <w:shd w:fill="E8EDF2"/>
-          </w:tcPr>
-          <w:p>
-            <w:pPr>
-              <w:spacing w:before="60" w:after="60" w:line="240" w:lineRule="auto"/>
-              <w:ind w:firstLine="0"/>
+            <w:tcW w:type="dxa" w:w="1984"/>
+            <w:shd w:fill="E9F0F5"/>
+          </w:tcPr>
+          <w:p>
+            <w:pPr>
+              <w:pStyle w:val="BT"/>
+              <w:spacing w:before="20" w:after="40" w:line="240" w:lineRule="auto"/>
+              <w:ind w:firstLine="0" w:left="0" w:right="0"/>
               <w:jc w:val="left"/>
             </w:pPr>
             <w:r>
               <w:rPr>
                 <w:b/>
-                <w:sz w:val="22"/>
+                <w:sz w:val="21"/>
               </w:rPr>
               <w:t>Phạm vi</w:t>
             </w:r>
@@ -1049,21 +1047,22 @@
         </w:tc>
         <w:tc>
           <w:tcPr>
-            <w:tcW w:type="dxa" w:w="3402"/>
-            <w:shd w:fill="E8EDF2"/>
-          </w:tcPr>
-          <w:p>
-            <w:pPr>
-              <w:spacing w:before="60" w:after="60" w:line="240" w:lineRule="auto"/>
-              <w:ind w:firstLine="0"/>
+            <w:tcW w:type="dxa" w:w="2948"/>
+            <w:shd w:fill="E9F0F5"/>
+          </w:tcPr>
+          <w:p>
+            <w:pPr>
+              <w:pStyle w:val="BT"/>
+              <w:spacing w:before="20" w:after="40" w:line="240" w:lineRule="auto"/>
+              <w:ind w:firstLine="0" w:left="0" w:right="0"/>
               <w:jc w:val="left"/>
             </w:pPr>
             <w:r>
               <w:rPr>
                 <w:b/>
-                <w:sz w:val="22"/>
-              </w:rPr>
-              <w:t>Giải thích dự kiến</w:t>
+                <w:sz w:val="21"/>
+              </w:rPr>
+              <w:t>Giải thích</w:t>
             </w:r>
           </w:p>
         </w:tc>
@@ -1078,14 +1077,15 @@
           </w:tcPr>
           <w:p>
             <w:pPr>
-              <w:spacing w:before="60" w:after="60" w:line="240" w:lineRule="auto"/>
-              <w:ind w:firstLine="0"/>
-              <w:jc w:val="left"/>
-            </w:pPr>
-            <w:r>
-              <w:rPr>
-                <w:b w:val="0"/>
-                <w:sz w:val="22"/>
+              <w:pStyle w:val="BT"/>
+              <w:spacing w:before="20" w:after="40" w:line="240" w:lineRule="auto"/>
+              <w:ind w:firstLine="0" w:left="0" w:right="0"/>
+              <w:jc w:val="left"/>
+            </w:pPr>
+            <w:r>
+              <w:rPr>
+                <w:b w:val="0"/>
+                <w:sz w:val="21"/>
               </w:rPr>
               <w:t>1</w:t>
             </w:r>
@@ -1093,18 +1093,19 @@
         </w:tc>
         <w:tc>
           <w:tcPr>
-            <w:tcW w:type="dxa" w:w="2778"/>
-          </w:tcPr>
-          <w:p>
-            <w:pPr>
-              <w:spacing w:before="60" w:after="60" w:line="240" w:lineRule="auto"/>
-              <w:ind w:firstLine="0"/>
-              <w:jc w:val="left"/>
-            </w:pPr>
-            <w:r>
-              <w:rPr>
-                <w:b w:val="0"/>
-                <w:sz w:val="22"/>
+            <w:tcW w:type="dxa" w:w="2324"/>
+          </w:tcPr>
+          <w:p>
+            <w:pPr>
+              <w:pStyle w:val="BT"/>
+              <w:spacing w:before="20" w:after="40" w:line="240" w:lineRule="auto"/>
+              <w:ind w:firstLine="0" w:left="0" w:right="0"/>
+              <w:jc w:val="left"/>
+            </w:pPr>
+            <w:r>
+              <w:rPr>
+                <w:b w:val="0"/>
+                <w:sz w:val="21"/>
               </w:rPr>
               <w:t>price</w:t>
             </w:r>
@@ -1112,58 +1113,61 @@
         </w:tc>
         <w:tc>
           <w:tcPr>
-            <w:tcW w:type="dxa" w:w="1134"/>
-          </w:tcPr>
-          <w:p>
-            <w:pPr>
-              <w:spacing w:before="60" w:after="60" w:line="240" w:lineRule="auto"/>
-              <w:ind w:firstLine="0"/>
-              <w:jc w:val="left"/>
-            </w:pPr>
-            <w:r>
-              <w:rPr>
-                <w:b w:val="0"/>
-                <w:sz w:val="22"/>
-              </w:rPr>
-              <w:t>Chờ kiểm tra</w:t>
-            </w:r>
-          </w:p>
-        </w:tc>
-        <w:tc>
-          <w:tcPr>
-            <w:tcW w:type="dxa" w:w="1134"/>
-          </w:tcPr>
-          <w:p>
-            <w:pPr>
-              <w:spacing w:before="60" w:after="60" w:line="240" w:lineRule="auto"/>
-              <w:ind w:firstLine="0"/>
-              <w:jc w:val="left"/>
-            </w:pPr>
-            <w:r>
-              <w:rPr>
-                <w:b w:val="0"/>
-                <w:sz w:val="22"/>
-              </w:rPr>
-              <w:t>Chờ kiểm tra</w:t>
-            </w:r>
-          </w:p>
-        </w:tc>
-        <w:tc>
-          <w:tcPr>
-            <w:tcW w:type="dxa" w:w="3402"/>
-          </w:tcPr>
-          <w:p>
-            <w:pPr>
-              <w:spacing w:before="60" w:after="60" w:line="240" w:lineRule="auto"/>
-              <w:ind w:firstLine="0"/>
-              <w:jc w:val="left"/>
-            </w:pPr>
-            <w:r>
-              <w:rPr>
-                <w:b w:val="0"/>
-                <w:sz w:val="22"/>
-              </w:rPr>
-              <w:t>Giá quan sát; cần xác minh đơn vị và kỳ lưu trú.</w:t>
+            <w:tcW w:type="dxa" w:w="1191"/>
+          </w:tcPr>
+          <w:p>
+            <w:pPr>
+              <w:pStyle w:val="BT"/>
+              <w:spacing w:before="20" w:after="40" w:line="240" w:lineRule="auto"/>
+              <w:ind w:firstLine="0" w:left="0" w:right="0"/>
+              <w:jc w:val="left"/>
+            </w:pPr>
+            <w:r>
+              <w:rPr>
+                <w:b w:val="0"/>
+                <w:sz w:val="21"/>
+              </w:rPr>
+              <w:t>float64</w:t>
+            </w:r>
+          </w:p>
+        </w:tc>
+        <w:tc>
+          <w:tcPr>
+            <w:tcW w:type="dxa" w:w="1984"/>
+          </w:tcPr>
+          <w:p>
+            <w:pPr>
+              <w:pStyle w:val="BT"/>
+              <w:spacing w:before="20" w:after="40" w:line="240" w:lineRule="auto"/>
+              <w:ind w:firstLine="0" w:left="0" w:right="0"/>
+              <w:jc w:val="left"/>
+            </w:pPr>
+            <w:r>
+              <w:rPr>
+                <w:b w:val="0"/>
+                <w:sz w:val="21"/>
+              </w:rPr>
+              <w:t>1,00–1.320.255,00</w:t>
+            </w:r>
+          </w:p>
+        </w:tc>
+        <w:tc>
+          <w:tcPr>
+            <w:tcW w:type="dxa" w:w="2948"/>
+          </w:tcPr>
+          <w:p>
+            <w:pPr>
+              <w:pStyle w:val="BT"/>
+              <w:spacing w:before="20" w:after="40" w:line="240" w:lineRule="auto"/>
+              <w:ind w:firstLine="0" w:left="0" w:right="0"/>
+              <w:jc w:val="left"/>
+            </w:pPr>
+            <w:r>
+              <w:rPr>
+                <w:b w:val="0"/>
+                <w:sz w:val="21"/>
+              </w:rPr>
+              <w:t>Báo giá THB/đêm; biến mục tiêu</w:t>
             </w:r>
           </w:p>
         </w:tc>
@@ -1178,14 +1182,15 @@
           </w:tcPr>
           <w:p>
             <w:pPr>
-              <w:spacing w:before="60" w:after="60" w:line="240" w:lineRule="auto"/>
-              <w:ind w:firstLine="0"/>
-              <w:jc w:val="left"/>
-            </w:pPr>
-            <w:r>
-              <w:rPr>
-                <w:b w:val="0"/>
-                <w:sz w:val="22"/>
+              <w:pStyle w:val="BT"/>
+              <w:spacing w:before="20" w:after="40" w:line="240" w:lineRule="auto"/>
+              <w:ind w:firstLine="0" w:left="0" w:right="0"/>
+              <w:jc w:val="left"/>
+            </w:pPr>
+            <w:r>
+              <w:rPr>
+                <w:b w:val="0"/>
+                <w:sz w:val="21"/>
               </w:rPr>
               <w:t>2</w:t>
             </w:r>
@@ -1193,18 +1198,19 @@
         </w:tc>
         <w:tc>
           <w:tcPr>
-            <w:tcW w:type="dxa" w:w="2778"/>
-          </w:tcPr>
-          <w:p>
-            <w:pPr>
-              <w:spacing w:before="60" w:after="60" w:line="240" w:lineRule="auto"/>
-              <w:ind w:firstLine="0"/>
-              <w:jc w:val="left"/>
-            </w:pPr>
-            <w:r>
-              <w:rPr>
-                <w:b w:val="0"/>
-                <w:sz w:val="22"/>
+            <w:tcW w:type="dxa" w:w="2324"/>
+          </w:tcPr>
+          <w:p>
+            <w:pPr>
+              <w:pStyle w:val="BT"/>
+              <w:spacing w:before="20" w:after="40" w:line="240" w:lineRule="auto"/>
+              <w:ind w:firstLine="0" w:left="0" w:right="0"/>
+              <w:jc w:val="left"/>
+            </w:pPr>
+            <w:r>
+              <w:rPr>
+                <w:b w:val="0"/>
+                <w:sz w:val="21"/>
               </w:rPr>
               <w:t>room_type</w:t>
             </w:r>
@@ -1212,58 +1218,61 @@
         </w:tc>
         <w:tc>
           <w:tcPr>
-            <w:tcW w:type="dxa" w:w="1134"/>
-          </w:tcPr>
-          <w:p>
-            <w:pPr>
-              <w:spacing w:before="60" w:after="60" w:line="240" w:lineRule="auto"/>
-              <w:ind w:firstLine="0"/>
-              <w:jc w:val="left"/>
-            </w:pPr>
-            <w:r>
-              <w:rPr>
-                <w:b w:val="0"/>
-                <w:sz w:val="22"/>
-              </w:rPr>
-              <w:t>Chờ kiểm tra</w:t>
-            </w:r>
-          </w:p>
-        </w:tc>
-        <w:tc>
-          <w:tcPr>
-            <w:tcW w:type="dxa" w:w="1134"/>
-          </w:tcPr>
-          <w:p>
-            <w:pPr>
-              <w:spacing w:before="60" w:after="60" w:line="240" w:lineRule="auto"/>
-              <w:ind w:firstLine="0"/>
-              <w:jc w:val="left"/>
-            </w:pPr>
-            <w:r>
-              <w:rPr>
-                <w:b w:val="0"/>
-                <w:sz w:val="22"/>
-              </w:rPr>
-              <w:t>Chờ kiểm tra</w:t>
-            </w:r>
-          </w:p>
-        </w:tc>
-        <w:tc>
-          <w:tcPr>
-            <w:tcW w:type="dxa" w:w="3402"/>
-          </w:tcPr>
-          <w:p>
-            <w:pPr>
-              <w:spacing w:before="60" w:after="60" w:line="240" w:lineRule="auto"/>
-              <w:ind w:firstLine="0"/>
-              <w:jc w:val="left"/>
-            </w:pPr>
-            <w:r>
-              <w:rPr>
-                <w:b w:val="0"/>
-                <w:sz w:val="22"/>
-              </w:rPr>
-              <w:t>Loại phòng theo danh mục nguồn.</w:t>
+            <w:tcW w:type="dxa" w:w="1191"/>
+          </w:tcPr>
+          <w:p>
+            <w:pPr>
+              <w:pStyle w:val="BT"/>
+              <w:spacing w:before="20" w:after="40" w:line="240" w:lineRule="auto"/>
+              <w:ind w:firstLine="0" w:left="0" w:right="0"/>
+              <w:jc w:val="left"/>
+            </w:pPr>
+            <w:r>
+              <w:rPr>
+                <w:b w:val="0"/>
+                <w:sz w:val="21"/>
+              </w:rPr>
+              <w:t>Phân loại</w:t>
+            </w:r>
+          </w:p>
+        </w:tc>
+        <w:tc>
+          <w:tcPr>
+            <w:tcW w:type="dxa" w:w="1984"/>
+          </w:tcPr>
+          <w:p>
+            <w:pPr>
+              <w:pStyle w:val="BT"/>
+              <w:spacing w:before="20" w:after="40" w:line="240" w:lineRule="auto"/>
+              <w:ind w:firstLine="0" w:left="0" w:right="0"/>
+              <w:jc w:val="left"/>
+            </w:pPr>
+            <w:r>
+              <w:rPr>
+                <w:b w:val="0"/>
+                <w:sz w:val="21"/>
+              </w:rPr>
+              <w:t>4 nhóm</w:t>
+            </w:r>
+          </w:p>
+        </w:tc>
+        <w:tc>
+          <w:tcPr>
+            <w:tcW w:type="dxa" w:w="2948"/>
+          </w:tcPr>
+          <w:p>
+            <w:pPr>
+              <w:pStyle w:val="BT"/>
+              <w:spacing w:before="20" w:after="40" w:line="240" w:lineRule="auto"/>
+              <w:ind w:firstLine="0" w:left="0" w:right="0"/>
+              <w:jc w:val="left"/>
+            </w:pPr>
+            <w:r>
+              <w:rPr>
+                <w:b w:val="0"/>
+                <w:sz w:val="21"/>
+              </w:rPr>
+              <w:t>Loại phòng theo nguồn</w:t>
             </w:r>
           </w:p>
         </w:tc>
@@ -1278,14 +1287,15 @@
           </w:tcPr>
           <w:p>
             <w:pPr>
-              <w:spacing w:before="60" w:after="60" w:line="240" w:lineRule="auto"/>
-              <w:ind w:firstLine="0"/>
-              <w:jc w:val="left"/>
-            </w:pPr>
-            <w:r>
-              <w:rPr>
-                <w:b w:val="0"/>
-                <w:sz w:val="22"/>
+              <w:pStyle w:val="BT"/>
+              <w:spacing w:before="20" w:after="40" w:line="240" w:lineRule="auto"/>
+              <w:ind w:firstLine="0" w:left="0" w:right="0"/>
+              <w:jc w:val="left"/>
+            </w:pPr>
+            <w:r>
+              <w:rPr>
+                <w:b w:val="0"/>
+                <w:sz w:val="21"/>
               </w:rPr>
               <w:t>3</w:t>
             </w:r>
@@ -1293,18 +1303,19 @@
         </w:tc>
         <w:tc>
           <w:tcPr>
-            <w:tcW w:type="dxa" w:w="2778"/>
-          </w:tcPr>
-          <w:p>
-            <w:pPr>
-              <w:spacing w:before="60" w:after="60" w:line="240" w:lineRule="auto"/>
-              <w:ind w:firstLine="0"/>
-              <w:jc w:val="left"/>
-            </w:pPr>
-            <w:r>
-              <w:rPr>
-                <w:b w:val="0"/>
-                <w:sz w:val="22"/>
+            <w:tcW w:type="dxa" w:w="2324"/>
+          </w:tcPr>
+          <w:p>
+            <w:pPr>
+              <w:pStyle w:val="BT"/>
+              <w:spacing w:before="20" w:after="40" w:line="240" w:lineRule="auto"/>
+              <w:ind w:firstLine="0" w:left="0" w:right="0"/>
+              <w:jc w:val="left"/>
+            </w:pPr>
+            <w:r>
+              <w:rPr>
+                <w:b w:val="0"/>
+                <w:sz w:val="21"/>
               </w:rPr>
               <w:t>property_type</w:t>
             </w:r>
@@ -1312,58 +1323,61 @@
         </w:tc>
         <w:tc>
           <w:tcPr>
-            <w:tcW w:type="dxa" w:w="1134"/>
-          </w:tcPr>
-          <w:p>
-            <w:pPr>
-              <w:spacing w:before="60" w:after="60" w:line="240" w:lineRule="auto"/>
-              <w:ind w:firstLine="0"/>
-              <w:jc w:val="left"/>
-            </w:pPr>
-            <w:r>
-              <w:rPr>
-                <w:b w:val="0"/>
-                <w:sz w:val="22"/>
-              </w:rPr>
-              <w:t>Chờ kiểm tra</w:t>
-            </w:r>
-          </w:p>
-        </w:tc>
-        <w:tc>
-          <w:tcPr>
-            <w:tcW w:type="dxa" w:w="1134"/>
-          </w:tcPr>
-          <w:p>
-            <w:pPr>
-              <w:spacing w:before="60" w:after="60" w:line="240" w:lineRule="auto"/>
-              <w:ind w:firstLine="0"/>
-              <w:jc w:val="left"/>
-            </w:pPr>
-            <w:r>
-              <w:rPr>
-                <w:b w:val="0"/>
-                <w:sz w:val="22"/>
-              </w:rPr>
-              <w:t>Chờ kiểm tra</w:t>
-            </w:r>
-          </w:p>
-        </w:tc>
-        <w:tc>
-          <w:tcPr>
-            <w:tcW w:type="dxa" w:w="3402"/>
-          </w:tcPr>
-          <w:p>
-            <w:pPr>
-              <w:spacing w:before="60" w:after="60" w:line="240" w:lineRule="auto"/>
-              <w:ind w:firstLine="0"/>
-              <w:jc w:val="left"/>
-            </w:pPr>
-            <w:r>
-              <w:rPr>
-                <w:b w:val="0"/>
-                <w:sz w:val="22"/>
-              </w:rPr>
-              <w:t>Loại hình chỗ ở theo nguồn.</w:t>
+            <w:tcW w:type="dxa" w:w="1191"/>
+          </w:tcPr>
+          <w:p>
+            <w:pPr>
+              <w:pStyle w:val="BT"/>
+              <w:spacing w:before="20" w:after="40" w:line="240" w:lineRule="auto"/>
+              <w:ind w:firstLine="0" w:left="0" w:right="0"/>
+              <w:jc w:val="left"/>
+            </w:pPr>
+            <w:r>
+              <w:rPr>
+                <w:b w:val="0"/>
+                <w:sz w:val="21"/>
+              </w:rPr>
+              <w:t>Phân loại</w:t>
+            </w:r>
+          </w:p>
+        </w:tc>
+        <w:tc>
+          <w:tcPr>
+            <w:tcW w:type="dxa" w:w="1984"/>
+          </w:tcPr>
+          <w:p>
+            <w:pPr>
+              <w:pStyle w:val="BT"/>
+              <w:spacing w:before="20" w:after="40" w:line="240" w:lineRule="auto"/>
+              <w:ind w:firstLine="0" w:left="0" w:right="0"/>
+              <w:jc w:val="left"/>
+            </w:pPr>
+            <w:r>
+              <w:rPr>
+                <w:b w:val="0"/>
+                <w:sz w:val="21"/>
+              </w:rPr>
+              <w:t>76 nhóm</w:t>
+            </w:r>
+          </w:p>
+        </w:tc>
+        <w:tc>
+          <w:tcPr>
+            <w:tcW w:type="dxa" w:w="2948"/>
+          </w:tcPr>
+          <w:p>
+            <w:pPr>
+              <w:pStyle w:val="BT"/>
+              <w:spacing w:before="20" w:after="40" w:line="240" w:lineRule="auto"/>
+              <w:ind w:firstLine="0" w:left="0" w:right="0"/>
+              <w:jc w:val="left"/>
+            </w:pPr>
+            <w:r>
+              <w:rPr>
+                <w:b w:val="0"/>
+                <w:sz w:val="21"/>
+              </w:rPr>
+              <w:t>Loại hình chỗ ở theo nguồn</w:t>
             </w:r>
           </w:p>
         </w:tc>
@@ -1378,14 +1392,15 @@
           </w:tcPr>
           <w:p>
             <w:pPr>
-              <w:spacing w:before="60" w:after="60" w:line="240" w:lineRule="auto"/>
-              <w:ind w:firstLine="0"/>
-              <w:jc w:val="left"/>
-            </w:pPr>
-            <w:r>
-              <w:rPr>
-                <w:b w:val="0"/>
-                <w:sz w:val="22"/>
+              <w:pStyle w:val="BT"/>
+              <w:spacing w:before="20" w:after="40" w:line="240" w:lineRule="auto"/>
+              <w:ind w:firstLine="0" w:left="0" w:right="0"/>
+              <w:jc w:val="left"/>
+            </w:pPr>
+            <w:r>
+              <w:rPr>
+                <w:b w:val="0"/>
+                <w:sz w:val="21"/>
               </w:rPr>
               <w:t>4</w:t>
             </w:r>
@@ -1393,18 +1408,19 @@
         </w:tc>
         <w:tc>
           <w:tcPr>
-            <w:tcW w:type="dxa" w:w="2778"/>
-          </w:tcPr>
-          <w:p>
-            <w:pPr>
-              <w:spacing w:before="60" w:after="60" w:line="240" w:lineRule="auto"/>
-              <w:ind w:firstLine="0"/>
-              <w:jc w:val="left"/>
-            </w:pPr>
-            <w:r>
-              <w:rPr>
-                <w:b w:val="0"/>
-                <w:sz w:val="22"/>
+            <w:tcW w:type="dxa" w:w="2324"/>
+          </w:tcPr>
+          <w:p>
+            <w:pPr>
+              <w:pStyle w:val="BT"/>
+              <w:spacing w:before="20" w:after="40" w:line="240" w:lineRule="auto"/>
+              <w:ind w:firstLine="0" w:left="0" w:right="0"/>
+              <w:jc w:val="left"/>
+            </w:pPr>
+            <w:r>
+              <w:rPr>
+                <w:b w:val="0"/>
+                <w:sz w:val="21"/>
               </w:rPr>
               <w:t>neighbourhood_cleansed</w:t>
             </w:r>
@@ -1412,58 +1428,61 @@
         </w:tc>
         <w:tc>
           <w:tcPr>
-            <w:tcW w:type="dxa" w:w="1134"/>
-          </w:tcPr>
-          <w:p>
-            <w:pPr>
-              <w:spacing w:before="60" w:after="60" w:line="240" w:lineRule="auto"/>
-              <w:ind w:firstLine="0"/>
-              <w:jc w:val="left"/>
-            </w:pPr>
-            <w:r>
-              <w:rPr>
-                <w:b w:val="0"/>
-                <w:sz w:val="22"/>
-              </w:rPr>
-              <w:t>Chờ kiểm tra</w:t>
-            </w:r>
-          </w:p>
-        </w:tc>
-        <w:tc>
-          <w:tcPr>
-            <w:tcW w:type="dxa" w:w="1134"/>
-          </w:tcPr>
-          <w:p>
-            <w:pPr>
-              <w:spacing w:before="60" w:after="60" w:line="240" w:lineRule="auto"/>
-              <w:ind w:firstLine="0"/>
-              <w:jc w:val="left"/>
-            </w:pPr>
-            <w:r>
-              <w:rPr>
-                <w:b w:val="0"/>
-                <w:sz w:val="22"/>
-              </w:rPr>
-              <w:t>Chờ kiểm tra</w:t>
-            </w:r>
-          </w:p>
-        </w:tc>
-        <w:tc>
-          <w:tcPr>
-            <w:tcW w:type="dxa" w:w="3402"/>
-          </w:tcPr>
-          <w:p>
-            <w:pPr>
-              <w:spacing w:before="60" w:after="60" w:line="240" w:lineRule="auto"/>
-              <w:ind w:firstLine="0"/>
-              <w:jc w:val="left"/>
-            </w:pPr>
-            <w:r>
-              <w:rPr>
-                <w:b w:val="0"/>
-                <w:sz w:val="22"/>
-              </w:rPr>
-              <w:t>Khu vực đã chuẩn hóa; cần xác minh cấp địa lý.</w:t>
+            <w:tcW w:type="dxa" w:w="1191"/>
+          </w:tcPr>
+          <w:p>
+            <w:pPr>
+              <w:pStyle w:val="BT"/>
+              <w:spacing w:before="20" w:after="40" w:line="240" w:lineRule="auto"/>
+              <w:ind w:firstLine="0" w:left="0" w:right="0"/>
+              <w:jc w:val="left"/>
+            </w:pPr>
+            <w:r>
+              <w:rPr>
+                <w:b w:val="0"/>
+                <w:sz w:val="21"/>
+              </w:rPr>
+              <w:t>Phân loại</w:t>
+            </w:r>
+          </w:p>
+        </w:tc>
+        <w:tc>
+          <w:tcPr>
+            <w:tcW w:type="dxa" w:w="1984"/>
+          </w:tcPr>
+          <w:p>
+            <w:pPr>
+              <w:pStyle w:val="BT"/>
+              <w:spacing w:before="20" w:after="40" w:line="240" w:lineRule="auto"/>
+              <w:ind w:firstLine="0" w:left="0" w:right="0"/>
+              <w:jc w:val="left"/>
+            </w:pPr>
+            <w:r>
+              <w:rPr>
+                <w:b w:val="0"/>
+                <w:sz w:val="21"/>
+              </w:rPr>
+              <w:t>50 nhóm</w:t>
+            </w:r>
+          </w:p>
+        </w:tc>
+        <w:tc>
+          <w:tcPr>
+            <w:tcW w:type="dxa" w:w="2948"/>
+          </w:tcPr>
+          <w:p>
+            <w:pPr>
+              <w:pStyle w:val="BT"/>
+              <w:spacing w:before="20" w:after="40" w:line="240" w:lineRule="auto"/>
+              <w:ind w:firstLine="0" w:left="0" w:right="0"/>
+              <w:jc w:val="left"/>
+            </w:pPr>
+            <w:r>
+              <w:rPr>
+                <w:b w:val="0"/>
+                <w:sz w:val="21"/>
+              </w:rPr>
+              <w:t>Khu vực/quận chuẩn hóa của nguồn</w:t>
             </w:r>
           </w:p>
         </w:tc>
@@ -1478,14 +1497,15 @@
           </w:tcPr>
           <w:p>
             <w:pPr>
-              <w:spacing w:before="60" w:after="60" w:line="240" w:lineRule="auto"/>
-              <w:ind w:firstLine="0"/>
-              <w:jc w:val="left"/>
-            </w:pPr>
-            <w:r>
-              <w:rPr>
-                <w:b w:val="0"/>
-                <w:sz w:val="22"/>
+              <w:pStyle w:val="BT"/>
+              <w:spacing w:before="20" w:after="40" w:line="240" w:lineRule="auto"/>
+              <w:ind w:firstLine="0" w:left="0" w:right="0"/>
+              <w:jc w:val="left"/>
+            </w:pPr>
+            <w:r>
+              <w:rPr>
+                <w:b w:val="0"/>
+                <w:sz w:val="21"/>
               </w:rPr>
               <w:t>5</w:t>
             </w:r>
@@ -1493,18 +1513,19 @@
         </w:tc>
         <w:tc>
           <w:tcPr>
-            <w:tcW w:type="dxa" w:w="2778"/>
-          </w:tcPr>
-          <w:p>
-            <w:pPr>
-              <w:spacing w:before="60" w:after="60" w:line="240" w:lineRule="auto"/>
-              <w:ind w:firstLine="0"/>
-              <w:jc w:val="left"/>
-            </w:pPr>
-            <w:r>
-              <w:rPr>
-                <w:b w:val="0"/>
-                <w:sz w:val="22"/>
+            <w:tcW w:type="dxa" w:w="2324"/>
+          </w:tcPr>
+          <w:p>
+            <w:pPr>
+              <w:pStyle w:val="BT"/>
+              <w:spacing w:before="20" w:after="40" w:line="240" w:lineRule="auto"/>
+              <w:ind w:firstLine="0" w:left="0" w:right="0"/>
+              <w:jc w:val="left"/>
+            </w:pPr>
+            <w:r>
+              <w:rPr>
+                <w:b w:val="0"/>
+                <w:sz w:val="21"/>
               </w:rPr>
               <w:t>accommodates</w:t>
             </w:r>
@@ -1512,58 +1533,61 @@
         </w:tc>
         <w:tc>
           <w:tcPr>
-            <w:tcW w:type="dxa" w:w="1134"/>
-          </w:tcPr>
-          <w:p>
-            <w:pPr>
-              <w:spacing w:before="60" w:after="60" w:line="240" w:lineRule="auto"/>
-              <w:ind w:firstLine="0"/>
-              <w:jc w:val="left"/>
-            </w:pPr>
-            <w:r>
-              <w:rPr>
-                <w:b w:val="0"/>
-                <w:sz w:val="22"/>
-              </w:rPr>
-              <w:t>Chờ kiểm tra</w:t>
-            </w:r>
-          </w:p>
-        </w:tc>
-        <w:tc>
-          <w:tcPr>
-            <w:tcW w:type="dxa" w:w="1134"/>
-          </w:tcPr>
-          <w:p>
-            <w:pPr>
-              <w:spacing w:before="60" w:after="60" w:line="240" w:lineRule="auto"/>
-              <w:ind w:firstLine="0"/>
-              <w:jc w:val="left"/>
-            </w:pPr>
-            <w:r>
-              <w:rPr>
-                <w:b w:val="0"/>
-                <w:sz w:val="22"/>
-              </w:rPr>
-              <w:t>Chờ kiểm tra</w:t>
-            </w:r>
-          </w:p>
-        </w:tc>
-        <w:tc>
-          <w:tcPr>
-            <w:tcW w:type="dxa" w:w="3402"/>
-          </w:tcPr>
-          <w:p>
-            <w:pPr>
-              <w:spacing w:before="60" w:after="60" w:line="240" w:lineRule="auto"/>
-              <w:ind w:firstLine="0"/>
-              <w:jc w:val="left"/>
-            </w:pPr>
-            <w:r>
-              <w:rPr>
-                <w:b w:val="0"/>
-                <w:sz w:val="22"/>
-              </w:rPr>
-              <w:t>Sức chứa khách theo mô tả nguồn.</w:t>
+            <w:tcW w:type="dxa" w:w="1191"/>
+          </w:tcPr>
+          <w:p>
+            <w:pPr>
+              <w:pStyle w:val="BT"/>
+              <w:spacing w:before="20" w:after="40" w:line="240" w:lineRule="auto"/>
+              <w:ind w:firstLine="0" w:left="0" w:right="0"/>
+              <w:jc w:val="left"/>
+            </w:pPr>
+            <w:r>
+              <w:rPr>
+                <w:b w:val="0"/>
+                <w:sz w:val="21"/>
+              </w:rPr>
+              <w:t>float64</w:t>
+            </w:r>
+          </w:p>
+        </w:tc>
+        <w:tc>
+          <w:tcPr>
+            <w:tcW w:type="dxa" w:w="1984"/>
+          </w:tcPr>
+          <w:p>
+            <w:pPr>
+              <w:pStyle w:val="BT"/>
+              <w:spacing w:before="20" w:after="40" w:line="240" w:lineRule="auto"/>
+              <w:ind w:firstLine="0" w:left="0" w:right="0"/>
+              <w:jc w:val="left"/>
+            </w:pPr>
+            <w:r>
+              <w:rPr>
+                <w:b w:val="0"/>
+                <w:sz w:val="21"/>
+              </w:rPr>
+              <w:t>1,00–16,00</w:t>
+            </w:r>
+          </w:p>
+        </w:tc>
+        <w:tc>
+          <w:tcPr>
+            <w:tcW w:type="dxa" w:w="2948"/>
+          </w:tcPr>
+          <w:p>
+            <w:pPr>
+              <w:pStyle w:val="BT"/>
+              <w:spacing w:before="20" w:after="40" w:line="240" w:lineRule="auto"/>
+              <w:ind w:firstLine="0" w:left="0" w:right="0"/>
+              <w:jc w:val="left"/>
+            </w:pPr>
+            <w:r>
+              <w:rPr>
+                <w:b w:val="0"/>
+                <w:sz w:val="21"/>
+              </w:rPr>
+              <w:t>Số khách tối đa</w:t>
             </w:r>
           </w:p>
         </w:tc>
@@ -1578,14 +1602,15 @@
           </w:tcPr>
           <w:p>
             <w:pPr>
-              <w:spacing w:before="60" w:after="60" w:line="240" w:lineRule="auto"/>
-              <w:ind w:firstLine="0"/>
-              <w:jc w:val="left"/>
-            </w:pPr>
-            <w:r>
-              <w:rPr>
-                <w:b w:val="0"/>
-                <w:sz w:val="22"/>
+              <w:pStyle w:val="BT"/>
+              <w:spacing w:before="20" w:after="40" w:line="240" w:lineRule="auto"/>
+              <w:ind w:firstLine="0" w:left="0" w:right="0"/>
+              <w:jc w:val="left"/>
+            </w:pPr>
+            <w:r>
+              <w:rPr>
+                <w:b w:val="0"/>
+                <w:sz w:val="21"/>
               </w:rPr>
               <w:t>6</w:t>
             </w:r>
@@ -1593,18 +1618,19 @@
         </w:tc>
         <w:tc>
           <w:tcPr>
-            <w:tcW w:type="dxa" w:w="2778"/>
-          </w:tcPr>
-          <w:p>
-            <w:pPr>
-              <w:spacing w:before="60" w:after="60" w:line="240" w:lineRule="auto"/>
-              <w:ind w:firstLine="0"/>
-              <w:jc w:val="left"/>
-            </w:pPr>
-            <w:r>
-              <w:rPr>
-                <w:b w:val="0"/>
-                <w:sz w:val="22"/>
+            <w:tcW w:type="dxa" w:w="2324"/>
+          </w:tcPr>
+          <w:p>
+            <w:pPr>
+              <w:pStyle w:val="BT"/>
+              <w:spacing w:before="20" w:after="40" w:line="240" w:lineRule="auto"/>
+              <w:ind w:firstLine="0" w:left="0" w:right="0"/>
+              <w:jc w:val="left"/>
+            </w:pPr>
+            <w:r>
+              <w:rPr>
+                <w:b w:val="0"/>
+                <w:sz w:val="21"/>
               </w:rPr>
               <w:t>bedrooms</w:t>
             </w:r>
@@ -1612,58 +1638,61 @@
         </w:tc>
         <w:tc>
           <w:tcPr>
-            <w:tcW w:type="dxa" w:w="1134"/>
-          </w:tcPr>
-          <w:p>
-            <w:pPr>
-              <w:spacing w:before="60" w:after="60" w:line="240" w:lineRule="auto"/>
-              <w:ind w:firstLine="0"/>
-              <w:jc w:val="left"/>
-            </w:pPr>
-            <w:r>
-              <w:rPr>
-                <w:b w:val="0"/>
-                <w:sz w:val="22"/>
-              </w:rPr>
-              <w:t>Chờ kiểm tra</w:t>
-            </w:r>
-          </w:p>
-        </w:tc>
-        <w:tc>
-          <w:tcPr>
-            <w:tcW w:type="dxa" w:w="1134"/>
-          </w:tcPr>
-          <w:p>
-            <w:pPr>
-              <w:spacing w:before="60" w:after="60" w:line="240" w:lineRule="auto"/>
-              <w:ind w:firstLine="0"/>
-              <w:jc w:val="left"/>
-            </w:pPr>
-            <w:r>
-              <w:rPr>
-                <w:b w:val="0"/>
-                <w:sz w:val="22"/>
-              </w:rPr>
-              <w:t>Chờ kiểm tra</w:t>
-            </w:r>
-          </w:p>
-        </w:tc>
-        <w:tc>
-          <w:tcPr>
-            <w:tcW w:type="dxa" w:w="3402"/>
-          </w:tcPr>
-          <w:p>
-            <w:pPr>
-              <w:spacing w:before="60" w:after="60" w:line="240" w:lineRule="auto"/>
-              <w:ind w:firstLine="0"/>
-              <w:jc w:val="left"/>
-            </w:pPr>
-            <w:r>
-              <w:rPr>
-                <w:b w:val="0"/>
-                <w:sz w:val="22"/>
-              </w:rPr>
-              <w:t>Số phòng ngủ theo nguồn.</w:t>
+            <w:tcW w:type="dxa" w:w="1191"/>
+          </w:tcPr>
+          <w:p>
+            <w:pPr>
+              <w:pStyle w:val="BT"/>
+              <w:spacing w:before="20" w:after="40" w:line="240" w:lineRule="auto"/>
+              <w:ind w:firstLine="0" w:left="0" w:right="0"/>
+              <w:jc w:val="left"/>
+            </w:pPr>
+            <w:r>
+              <w:rPr>
+                <w:b w:val="0"/>
+                <w:sz w:val="21"/>
+              </w:rPr>
+              <w:t>float64</w:t>
+            </w:r>
+          </w:p>
+        </w:tc>
+        <w:tc>
+          <w:tcPr>
+            <w:tcW w:type="dxa" w:w="1984"/>
+          </w:tcPr>
+          <w:p>
+            <w:pPr>
+              <w:pStyle w:val="BT"/>
+              <w:spacing w:before="20" w:after="40" w:line="240" w:lineRule="auto"/>
+              <w:ind w:firstLine="0" w:left="0" w:right="0"/>
+              <w:jc w:val="left"/>
+            </w:pPr>
+            <w:r>
+              <w:rPr>
+                <w:b w:val="0"/>
+                <w:sz w:val="21"/>
+              </w:rPr>
+              <w:t>0,00–50,00</w:t>
+            </w:r>
+          </w:p>
+        </w:tc>
+        <w:tc>
+          <w:tcPr>
+            <w:tcW w:type="dxa" w:w="2948"/>
+          </w:tcPr>
+          <w:p>
+            <w:pPr>
+              <w:pStyle w:val="BT"/>
+              <w:spacing w:before="20" w:after="40" w:line="240" w:lineRule="auto"/>
+              <w:ind w:firstLine="0" w:left="0" w:right="0"/>
+              <w:jc w:val="left"/>
+            </w:pPr>
+            <w:r>
+              <w:rPr>
+                <w:b w:val="0"/>
+                <w:sz w:val="21"/>
+              </w:rPr>
+              <w:t>Số phòng ngủ; 0 có thể là studio</w:t>
             </w:r>
           </w:p>
         </w:tc>
@@ -1678,14 +1707,15 @@
           </w:tcPr>
           <w:p>
             <w:pPr>
-              <w:spacing w:before="60" w:after="60" w:line="240" w:lineRule="auto"/>
-              <w:ind w:firstLine="0"/>
-              <w:jc w:val="left"/>
-            </w:pPr>
-            <w:r>
-              <w:rPr>
-                <w:b w:val="0"/>
-                <w:sz w:val="22"/>
+              <w:pStyle w:val="BT"/>
+              <w:spacing w:before="20" w:after="40" w:line="240" w:lineRule="auto"/>
+              <w:ind w:firstLine="0" w:left="0" w:right="0"/>
+              <w:jc w:val="left"/>
+            </w:pPr>
+            <w:r>
+              <w:rPr>
+                <w:b w:val="0"/>
+                <w:sz w:val="21"/>
               </w:rPr>
               <w:t>7</w:t>
             </w:r>
@@ -1693,18 +1723,19 @@
         </w:tc>
         <w:tc>
           <w:tcPr>
-            <w:tcW w:type="dxa" w:w="2778"/>
-          </w:tcPr>
-          <w:p>
-            <w:pPr>
-              <w:spacing w:before="60" w:after="60" w:line="240" w:lineRule="auto"/>
-              <w:ind w:firstLine="0"/>
-              <w:jc w:val="left"/>
-            </w:pPr>
-            <w:r>
-              <w:rPr>
-                <w:b w:val="0"/>
-                <w:sz w:val="22"/>
+            <w:tcW w:type="dxa" w:w="2324"/>
+          </w:tcPr>
+          <w:p>
+            <w:pPr>
+              <w:pStyle w:val="BT"/>
+              <w:spacing w:before="20" w:after="40" w:line="240" w:lineRule="auto"/>
+              <w:ind w:firstLine="0" w:left="0" w:right="0"/>
+              <w:jc w:val="left"/>
+            </w:pPr>
+            <w:r>
+              <w:rPr>
+                <w:b w:val="0"/>
+                <w:sz w:val="21"/>
               </w:rPr>
               <w:t>bathrooms</w:t>
             </w:r>
@@ -1712,58 +1743,61 @@
         </w:tc>
         <w:tc>
           <w:tcPr>
-            <w:tcW w:type="dxa" w:w="1134"/>
-          </w:tcPr>
-          <w:p>
-            <w:pPr>
-              <w:spacing w:before="60" w:after="60" w:line="240" w:lineRule="auto"/>
-              <w:ind w:firstLine="0"/>
-              <w:jc w:val="left"/>
-            </w:pPr>
-            <w:r>
-              <w:rPr>
-                <w:b w:val="0"/>
-                <w:sz w:val="22"/>
-              </w:rPr>
-              <w:t>Chờ kiểm tra</w:t>
-            </w:r>
-          </w:p>
-        </w:tc>
-        <w:tc>
-          <w:tcPr>
-            <w:tcW w:type="dxa" w:w="1134"/>
-          </w:tcPr>
-          <w:p>
-            <w:pPr>
-              <w:spacing w:before="60" w:after="60" w:line="240" w:lineRule="auto"/>
-              <w:ind w:firstLine="0"/>
-              <w:jc w:val="left"/>
-            </w:pPr>
-            <w:r>
-              <w:rPr>
-                <w:b w:val="0"/>
-                <w:sz w:val="22"/>
-              </w:rPr>
-              <w:t>Chờ kiểm tra</w:t>
-            </w:r>
-          </w:p>
-        </w:tc>
-        <w:tc>
-          <w:tcPr>
-            <w:tcW w:type="dxa" w:w="3402"/>
-          </w:tcPr>
-          <w:p>
-            <w:pPr>
-              <w:spacing w:before="60" w:after="60" w:line="240" w:lineRule="auto"/>
-              <w:ind w:firstLine="0"/>
-              <w:jc w:val="left"/>
-            </w:pPr>
-            <w:r>
-              <w:rPr>
-                <w:b w:val="0"/>
-                <w:sz w:val="22"/>
-              </w:rPr>
-              <w:t>Số phòng tắm; cần kiểm tra cách biểu diễn.</w:t>
+            <w:tcW w:type="dxa" w:w="1191"/>
+          </w:tcPr>
+          <w:p>
+            <w:pPr>
+              <w:pStyle w:val="BT"/>
+              <w:spacing w:before="20" w:after="40" w:line="240" w:lineRule="auto"/>
+              <w:ind w:firstLine="0" w:left="0" w:right="0"/>
+              <w:jc w:val="left"/>
+            </w:pPr>
+            <w:r>
+              <w:rPr>
+                <w:b w:val="0"/>
+                <w:sz w:val="21"/>
+              </w:rPr>
+              <w:t>float64</w:t>
+            </w:r>
+          </w:p>
+        </w:tc>
+        <w:tc>
+          <w:tcPr>
+            <w:tcW w:type="dxa" w:w="1984"/>
+          </w:tcPr>
+          <w:p>
+            <w:pPr>
+              <w:pStyle w:val="BT"/>
+              <w:spacing w:before="20" w:after="40" w:line="240" w:lineRule="auto"/>
+              <w:ind w:firstLine="0" w:left="0" w:right="0"/>
+              <w:jc w:val="left"/>
+            </w:pPr>
+            <w:r>
+              <w:rPr>
+                <w:b w:val="0"/>
+                <w:sz w:val="21"/>
+              </w:rPr>
+              <w:t>0,50–50,00</w:t>
+            </w:r>
+          </w:p>
+        </w:tc>
+        <w:tc>
+          <w:tcPr>
+            <w:tcW w:type="dxa" w:w="2948"/>
+          </w:tcPr>
+          <w:p>
+            <w:pPr>
+              <w:pStyle w:val="BT"/>
+              <w:spacing w:before="20" w:after="40" w:line="240" w:lineRule="auto"/>
+              <w:ind w:firstLine="0" w:left="0" w:right="0"/>
+              <w:jc w:val="left"/>
+            </w:pPr>
+            <w:r>
+              <w:rPr>
+                <w:b w:val="0"/>
+                <w:sz w:val="21"/>
+              </w:rPr>
+              <w:t>Số phòng tắm; cho phép phần lẻ</w:t>
             </w:r>
           </w:p>
         </w:tc>
@@ -1778,14 +1812,15 @@
           </w:tcPr>
           <w:p>
             <w:pPr>
-              <w:spacing w:before="60" w:after="60" w:line="240" w:lineRule="auto"/>
-              <w:ind w:firstLine="0"/>
-              <w:jc w:val="left"/>
-            </w:pPr>
-            <w:r>
-              <w:rPr>
-                <w:b w:val="0"/>
-                <w:sz w:val="22"/>
+              <w:pStyle w:val="BT"/>
+              <w:spacing w:before="20" w:after="40" w:line="240" w:lineRule="auto"/>
+              <w:ind w:firstLine="0" w:left="0" w:right="0"/>
+              <w:jc w:val="left"/>
+            </w:pPr>
+            <w:r>
+              <w:rPr>
+                <w:b w:val="0"/>
+                <w:sz w:val="21"/>
               </w:rPr>
               <w:t>8</w:t>
             </w:r>
@@ -1793,18 +1828,19 @@
         </w:tc>
         <w:tc>
           <w:tcPr>
-            <w:tcW w:type="dxa" w:w="2778"/>
-          </w:tcPr>
-          <w:p>
-            <w:pPr>
-              <w:spacing w:before="60" w:after="60" w:line="240" w:lineRule="auto"/>
-              <w:ind w:firstLine="0"/>
-              <w:jc w:val="left"/>
-            </w:pPr>
-            <w:r>
-              <w:rPr>
-                <w:b w:val="0"/>
-                <w:sz w:val="22"/>
+            <w:tcW w:type="dxa" w:w="2324"/>
+          </w:tcPr>
+          <w:p>
+            <w:pPr>
+              <w:pStyle w:val="BT"/>
+              <w:spacing w:before="20" w:after="40" w:line="240" w:lineRule="auto"/>
+              <w:ind w:firstLine="0" w:left="0" w:right="0"/>
+              <w:jc w:val="left"/>
+            </w:pPr>
+            <w:r>
+              <w:rPr>
+                <w:b w:val="0"/>
+                <w:sz w:val="21"/>
               </w:rPr>
               <w:t>beds</w:t>
             </w:r>
@@ -1812,58 +1848,61 @@
         </w:tc>
         <w:tc>
           <w:tcPr>
-            <w:tcW w:type="dxa" w:w="1134"/>
-          </w:tcPr>
-          <w:p>
-            <w:pPr>
-              <w:spacing w:before="60" w:after="60" w:line="240" w:lineRule="auto"/>
-              <w:ind w:firstLine="0"/>
-              <w:jc w:val="left"/>
-            </w:pPr>
-            <w:r>
-              <w:rPr>
-                <w:b w:val="0"/>
-                <w:sz w:val="22"/>
-              </w:rPr>
-              <w:t>Chờ kiểm tra</w:t>
-            </w:r>
-          </w:p>
-        </w:tc>
-        <w:tc>
-          <w:tcPr>
-            <w:tcW w:type="dxa" w:w="1134"/>
-          </w:tcPr>
-          <w:p>
-            <w:pPr>
-              <w:spacing w:before="60" w:after="60" w:line="240" w:lineRule="auto"/>
-              <w:ind w:firstLine="0"/>
-              <w:jc w:val="left"/>
-            </w:pPr>
-            <w:r>
-              <w:rPr>
-                <w:b w:val="0"/>
-                <w:sz w:val="22"/>
-              </w:rPr>
-              <w:t>Chờ kiểm tra</w:t>
-            </w:r>
-          </w:p>
-        </w:tc>
-        <w:tc>
-          <w:tcPr>
-            <w:tcW w:type="dxa" w:w="3402"/>
-          </w:tcPr>
-          <w:p>
-            <w:pPr>
-              <w:spacing w:before="60" w:after="60" w:line="240" w:lineRule="auto"/>
-              <w:ind w:firstLine="0"/>
-              <w:jc w:val="left"/>
-            </w:pPr>
-            <w:r>
-              <w:rPr>
-                <w:b w:val="0"/>
-                <w:sz w:val="22"/>
-              </w:rPr>
-              <w:t>Số giường theo nguồn.</w:t>
+            <w:tcW w:type="dxa" w:w="1191"/>
+          </w:tcPr>
+          <w:p>
+            <w:pPr>
+              <w:pStyle w:val="BT"/>
+              <w:spacing w:before="20" w:after="40" w:line="240" w:lineRule="auto"/>
+              <w:ind w:firstLine="0" w:left="0" w:right="0"/>
+              <w:jc w:val="left"/>
+            </w:pPr>
+            <w:r>
+              <w:rPr>
+                <w:b w:val="0"/>
+                <w:sz w:val="21"/>
+              </w:rPr>
+              <w:t>float64</w:t>
+            </w:r>
+          </w:p>
+        </w:tc>
+        <w:tc>
+          <w:tcPr>
+            <w:tcW w:type="dxa" w:w="1984"/>
+          </w:tcPr>
+          <w:p>
+            <w:pPr>
+              <w:pStyle w:val="BT"/>
+              <w:spacing w:before="20" w:after="40" w:line="240" w:lineRule="auto"/>
+              <w:ind w:firstLine="0" w:left="0" w:right="0"/>
+              <w:jc w:val="left"/>
+            </w:pPr>
+            <w:r>
+              <w:rPr>
+                <w:b w:val="0"/>
+                <w:sz w:val="21"/>
+              </w:rPr>
+              <w:t>1,00–60,00</w:t>
+            </w:r>
+          </w:p>
+        </w:tc>
+        <w:tc>
+          <w:tcPr>
+            <w:tcW w:type="dxa" w:w="2948"/>
+          </w:tcPr>
+          <w:p>
+            <w:pPr>
+              <w:pStyle w:val="BT"/>
+              <w:spacing w:before="20" w:after="40" w:line="240" w:lineRule="auto"/>
+              <w:ind w:firstLine="0" w:left="0" w:right="0"/>
+              <w:jc w:val="left"/>
+            </w:pPr>
+            <w:r>
+              <w:rPr>
+                <w:b w:val="0"/>
+                <w:sz w:val="21"/>
+              </w:rPr>
+              <w:t>Số giường</w:t>
             </w:r>
           </w:p>
         </w:tc>
@@ -1878,14 +1917,15 @@
           </w:tcPr>
           <w:p>
             <w:pPr>
-              <w:spacing w:before="60" w:after="60" w:line="240" w:lineRule="auto"/>
-              <w:ind w:firstLine="0"/>
-              <w:jc w:val="left"/>
-            </w:pPr>
-            <w:r>
-              <w:rPr>
-                <w:b w:val="0"/>
-                <w:sz w:val="22"/>
+              <w:pStyle w:val="BT"/>
+              <w:spacing w:before="20" w:after="40" w:line="240" w:lineRule="auto"/>
+              <w:ind w:firstLine="0" w:left="0" w:right="0"/>
+              <w:jc w:val="left"/>
+            </w:pPr>
+            <w:r>
+              <w:rPr>
+                <w:b w:val="0"/>
+                <w:sz w:val="21"/>
               </w:rPr>
               <w:t>9</w:t>
             </w:r>
@@ -1893,18 +1933,19 @@
         </w:tc>
         <w:tc>
           <w:tcPr>
-            <w:tcW w:type="dxa" w:w="2778"/>
-          </w:tcPr>
-          <w:p>
-            <w:pPr>
-              <w:spacing w:before="60" w:after="60" w:line="240" w:lineRule="auto"/>
-              <w:ind w:firstLine="0"/>
-              <w:jc w:val="left"/>
-            </w:pPr>
-            <w:r>
-              <w:rPr>
-                <w:b w:val="0"/>
-                <w:sz w:val="22"/>
+            <w:tcW w:type="dxa" w:w="2324"/>
+          </w:tcPr>
+          <w:p>
+            <w:pPr>
+              <w:pStyle w:val="BT"/>
+              <w:spacing w:before="20" w:after="40" w:line="240" w:lineRule="auto"/>
+              <w:ind w:firstLine="0" w:left="0" w:right="0"/>
+              <w:jc w:val="left"/>
+            </w:pPr>
+            <w:r>
+              <w:rPr>
+                <w:b w:val="0"/>
+                <w:sz w:val="21"/>
               </w:rPr>
               <w:t>minimum_nights</w:t>
             </w:r>
@@ -1912,58 +1953,61 @@
         </w:tc>
         <w:tc>
           <w:tcPr>
-            <w:tcW w:type="dxa" w:w="1134"/>
-          </w:tcPr>
-          <w:p>
-            <w:pPr>
-              <w:spacing w:before="60" w:after="60" w:line="240" w:lineRule="auto"/>
-              <w:ind w:firstLine="0"/>
-              <w:jc w:val="left"/>
-            </w:pPr>
-            <w:r>
-              <w:rPr>
-                <w:b w:val="0"/>
-                <w:sz w:val="22"/>
-              </w:rPr>
-              <w:t>Chờ kiểm tra</w:t>
-            </w:r>
-          </w:p>
-        </w:tc>
-        <w:tc>
-          <w:tcPr>
-            <w:tcW w:type="dxa" w:w="1134"/>
-          </w:tcPr>
-          <w:p>
-            <w:pPr>
-              <w:spacing w:before="60" w:after="60" w:line="240" w:lineRule="auto"/>
-              <w:ind w:firstLine="0"/>
-              <w:jc w:val="left"/>
-            </w:pPr>
-            <w:r>
-              <w:rPr>
-                <w:b w:val="0"/>
-                <w:sz w:val="22"/>
-              </w:rPr>
-              <w:t>Chờ kiểm tra</w:t>
-            </w:r>
-          </w:p>
-        </w:tc>
-        <w:tc>
-          <w:tcPr>
-            <w:tcW w:type="dxa" w:w="3402"/>
-          </w:tcPr>
-          <w:p>
-            <w:pPr>
-              <w:spacing w:before="60" w:after="60" w:line="240" w:lineRule="auto"/>
-              <w:ind w:firstLine="0"/>
-              <w:jc w:val="left"/>
-            </w:pPr>
-            <w:r>
-              <w:rPr>
-                <w:b w:val="0"/>
-                <w:sz w:val="22"/>
-              </w:rPr>
-              <w:t>Số đêm lưu trú tối thiểu theo nguồn.</w:t>
+            <w:tcW w:type="dxa" w:w="1191"/>
+          </w:tcPr>
+          <w:p>
+            <w:pPr>
+              <w:pStyle w:val="BT"/>
+              <w:spacing w:before="20" w:after="40" w:line="240" w:lineRule="auto"/>
+              <w:ind w:firstLine="0" w:left="0" w:right="0"/>
+              <w:jc w:val="left"/>
+            </w:pPr>
+            <w:r>
+              <w:rPr>
+                <w:b w:val="0"/>
+                <w:sz w:val="21"/>
+              </w:rPr>
+              <w:t>float64</w:t>
+            </w:r>
+          </w:p>
+        </w:tc>
+        <w:tc>
+          <w:tcPr>
+            <w:tcW w:type="dxa" w:w="1984"/>
+          </w:tcPr>
+          <w:p>
+            <w:pPr>
+              <w:pStyle w:val="BT"/>
+              <w:spacing w:before="20" w:after="40" w:line="240" w:lineRule="auto"/>
+              <w:ind w:firstLine="0" w:left="0" w:right="0"/>
+              <w:jc w:val="left"/>
+            </w:pPr>
+            <w:r>
+              <w:rPr>
+                <w:b w:val="0"/>
+                <w:sz w:val="21"/>
+              </w:rPr>
+              <w:t>1,00–365,00</w:t>
+            </w:r>
+          </w:p>
+        </w:tc>
+        <w:tc>
+          <w:tcPr>
+            <w:tcW w:type="dxa" w:w="2948"/>
+          </w:tcPr>
+          <w:p>
+            <w:pPr>
+              <w:pStyle w:val="BT"/>
+              <w:spacing w:before="20" w:after="40" w:line="240" w:lineRule="auto"/>
+              <w:ind w:firstLine="0" w:left="0" w:right="0"/>
+              <w:jc w:val="left"/>
+            </w:pPr>
+            <w:r>
+              <w:rPr>
+                <w:b w:val="0"/>
+                <w:sz w:val="21"/>
+              </w:rPr>
+              <w:t>Số đêm tối thiểu</w:t>
             </w:r>
           </w:p>
         </w:tc>
@@ -1978,14 +2022,15 @@
           </w:tcPr>
           <w:p>
             <w:pPr>
-              <w:spacing w:before="60" w:after="60" w:line="240" w:lineRule="auto"/>
-              <w:ind w:firstLine="0"/>
-              <w:jc w:val="left"/>
-            </w:pPr>
-            <w:r>
-              <w:rPr>
-                <w:b w:val="0"/>
-                <w:sz w:val="22"/>
+              <w:pStyle w:val="BT"/>
+              <w:spacing w:before="20" w:after="40" w:line="240" w:lineRule="auto"/>
+              <w:ind w:firstLine="0" w:left="0" w:right="0"/>
+              <w:jc w:val="left"/>
+            </w:pPr>
+            <w:r>
+              <w:rPr>
+                <w:b w:val="0"/>
+                <w:sz w:val="21"/>
               </w:rPr>
               <w:t>10</w:t>
             </w:r>
@@ -1993,18 +2038,19 @@
         </w:tc>
         <w:tc>
           <w:tcPr>
-            <w:tcW w:type="dxa" w:w="2778"/>
-          </w:tcPr>
-          <w:p>
-            <w:pPr>
-              <w:spacing w:before="60" w:after="60" w:line="240" w:lineRule="auto"/>
-              <w:ind w:firstLine="0"/>
-              <w:jc w:val="left"/>
-            </w:pPr>
-            <w:r>
-              <w:rPr>
-                <w:b w:val="0"/>
-                <w:sz w:val="22"/>
+            <w:tcW w:type="dxa" w:w="2324"/>
+          </w:tcPr>
+          <w:p>
+            <w:pPr>
+              <w:pStyle w:val="BT"/>
+              <w:spacing w:before="20" w:after="40" w:line="240" w:lineRule="auto"/>
+              <w:ind w:firstLine="0" w:left="0" w:right="0"/>
+              <w:jc w:val="left"/>
+            </w:pPr>
+            <w:r>
+              <w:rPr>
+                <w:b w:val="0"/>
+                <w:sz w:val="21"/>
               </w:rPr>
               <w:t>number_of_reviews</w:t>
             </w:r>
@@ -2012,58 +2058,61 @@
         </w:tc>
         <w:tc>
           <w:tcPr>
-            <w:tcW w:type="dxa" w:w="1134"/>
-          </w:tcPr>
-          <w:p>
-            <w:pPr>
-              <w:spacing w:before="60" w:after="60" w:line="240" w:lineRule="auto"/>
-              <w:ind w:firstLine="0"/>
-              <w:jc w:val="left"/>
-            </w:pPr>
-            <w:r>
-              <w:rPr>
-                <w:b w:val="0"/>
-                <w:sz w:val="22"/>
-              </w:rPr>
-              <w:t>Chờ kiểm tra</w:t>
-            </w:r>
-          </w:p>
-        </w:tc>
-        <w:tc>
-          <w:tcPr>
-            <w:tcW w:type="dxa" w:w="1134"/>
-          </w:tcPr>
-          <w:p>
-            <w:pPr>
-              <w:spacing w:before="60" w:after="60" w:line="240" w:lineRule="auto"/>
-              <w:ind w:firstLine="0"/>
-              <w:jc w:val="left"/>
-            </w:pPr>
-            <w:r>
-              <w:rPr>
-                <w:b w:val="0"/>
-                <w:sz w:val="22"/>
-              </w:rPr>
-              <w:t>Chờ kiểm tra</w:t>
-            </w:r>
-          </w:p>
-        </w:tc>
-        <w:tc>
-          <w:tcPr>
-            <w:tcW w:type="dxa" w:w="3402"/>
-          </w:tcPr>
-          <w:p>
-            <w:pPr>
-              <w:spacing w:before="60" w:after="60" w:line="240" w:lineRule="auto"/>
-              <w:ind w:firstLine="0"/>
-              <w:jc w:val="left"/>
-            </w:pPr>
-            <w:r>
-              <w:rPr>
-                <w:b w:val="0"/>
-                <w:sz w:val="22"/>
-              </w:rPr>
-              <w:t>Số lượt đánh giá ghi nhận.</w:t>
+            <w:tcW w:type="dxa" w:w="1191"/>
+          </w:tcPr>
+          <w:p>
+            <w:pPr>
+              <w:pStyle w:val="BT"/>
+              <w:spacing w:before="20" w:after="40" w:line="240" w:lineRule="auto"/>
+              <w:ind w:firstLine="0" w:left="0" w:right="0"/>
+              <w:jc w:val="left"/>
+            </w:pPr>
+            <w:r>
+              <w:rPr>
+                <w:b w:val="0"/>
+                <w:sz w:val="21"/>
+              </w:rPr>
+              <w:t>float64</w:t>
+            </w:r>
+          </w:p>
+        </w:tc>
+        <w:tc>
+          <w:tcPr>
+            <w:tcW w:type="dxa" w:w="1984"/>
+          </w:tcPr>
+          <w:p>
+            <w:pPr>
+              <w:pStyle w:val="BT"/>
+              <w:spacing w:before="20" w:after="40" w:line="240" w:lineRule="auto"/>
+              <w:ind w:firstLine="0" w:left="0" w:right="0"/>
+              <w:jc w:val="left"/>
+            </w:pPr>
+            <w:r>
+              <w:rPr>
+                <w:b w:val="0"/>
+                <w:sz w:val="21"/>
+              </w:rPr>
+              <w:t>0,00–3.447,00</w:t>
+            </w:r>
+          </w:p>
+        </w:tc>
+        <w:tc>
+          <w:tcPr>
+            <w:tcW w:type="dxa" w:w="2948"/>
+          </w:tcPr>
+          <w:p>
+            <w:pPr>
+              <w:pStyle w:val="BT"/>
+              <w:spacing w:before="20" w:after="40" w:line="240" w:lineRule="auto"/>
+              <w:ind w:firstLine="0" w:left="0" w:right="0"/>
+              <w:jc w:val="left"/>
+            </w:pPr>
+            <w:r>
+              <w:rPr>
+                <w:b w:val="0"/>
+                <w:sz w:val="21"/>
+              </w:rPr>
+              <w:t>Số lượt đánh giá</w:t>
             </w:r>
           </w:p>
         </w:tc>
@@ -2078,14 +2127,15 @@
           </w:tcPr>
           <w:p>
             <w:pPr>
-              <w:spacing w:before="60" w:after="60" w:line="240" w:lineRule="auto"/>
-              <w:ind w:firstLine="0"/>
-              <w:jc w:val="left"/>
-            </w:pPr>
-            <w:r>
-              <w:rPr>
-                <w:b w:val="0"/>
-                <w:sz w:val="22"/>
+              <w:pStyle w:val="BT"/>
+              <w:spacing w:before="20" w:after="40" w:line="240" w:lineRule="auto"/>
+              <w:ind w:firstLine="0" w:left="0" w:right="0"/>
+              <w:jc w:val="left"/>
+            </w:pPr>
+            <w:r>
+              <w:rPr>
+                <w:b w:val="0"/>
+                <w:sz w:val="21"/>
               </w:rPr>
               <w:t>11</w:t>
             </w:r>
@@ -2093,18 +2143,19 @@
         </w:tc>
         <w:tc>
           <w:tcPr>
-            <w:tcW w:type="dxa" w:w="2778"/>
-          </w:tcPr>
-          <w:p>
-            <w:pPr>
-              <w:spacing w:before="60" w:after="60" w:line="240" w:lineRule="auto"/>
-              <w:ind w:firstLine="0"/>
-              <w:jc w:val="left"/>
-            </w:pPr>
-            <w:r>
-              <w:rPr>
-                <w:b w:val="0"/>
-                <w:sz w:val="22"/>
+            <w:tcW w:type="dxa" w:w="2324"/>
+          </w:tcPr>
+          <w:p>
+            <w:pPr>
+              <w:pStyle w:val="BT"/>
+              <w:spacing w:before="20" w:after="40" w:line="240" w:lineRule="auto"/>
+              <w:ind w:firstLine="0" w:left="0" w:right="0"/>
+              <w:jc w:val="left"/>
+            </w:pPr>
+            <w:r>
+              <w:rPr>
+                <w:b w:val="0"/>
+                <w:sz w:val="21"/>
               </w:rPr>
               <w:t>review_scores_rating</w:t>
             </w:r>
@@ -2112,58 +2163,61 @@
         </w:tc>
         <w:tc>
           <w:tcPr>
-            <w:tcW w:type="dxa" w:w="1134"/>
-          </w:tcPr>
-          <w:p>
-            <w:pPr>
-              <w:spacing w:before="60" w:after="60" w:line="240" w:lineRule="auto"/>
-              <w:ind w:firstLine="0"/>
-              <w:jc w:val="left"/>
-            </w:pPr>
-            <w:r>
-              <w:rPr>
-                <w:b w:val="0"/>
-                <w:sz w:val="22"/>
-              </w:rPr>
-              <w:t>Chờ kiểm tra</w:t>
-            </w:r>
-          </w:p>
-        </w:tc>
-        <w:tc>
-          <w:tcPr>
-            <w:tcW w:type="dxa" w:w="1134"/>
-          </w:tcPr>
-          <w:p>
-            <w:pPr>
-              <w:spacing w:before="60" w:after="60" w:line="240" w:lineRule="auto"/>
-              <w:ind w:firstLine="0"/>
-              <w:jc w:val="left"/>
-            </w:pPr>
-            <w:r>
-              <w:rPr>
-                <w:b w:val="0"/>
-                <w:sz w:val="22"/>
-              </w:rPr>
-              <w:t>Chờ kiểm tra</w:t>
-            </w:r>
-          </w:p>
-        </w:tc>
-        <w:tc>
-          <w:tcPr>
-            <w:tcW w:type="dxa" w:w="3402"/>
-          </w:tcPr>
-          <w:p>
-            <w:pPr>
-              <w:spacing w:before="60" w:after="60" w:line="240" w:lineRule="auto"/>
-              <w:ind w:firstLine="0"/>
-              <w:jc w:val="left"/>
-            </w:pPr>
-            <w:r>
-              <w:rPr>
-                <w:b w:val="0"/>
-                <w:sz w:val="22"/>
-              </w:rPr>
-              <w:t>Điểm đánh giá; cần xác minh thang điểm.</w:t>
+            <w:tcW w:type="dxa" w:w="1191"/>
+          </w:tcPr>
+          <w:p>
+            <w:pPr>
+              <w:pStyle w:val="BT"/>
+              <w:spacing w:before="20" w:after="40" w:line="240" w:lineRule="auto"/>
+              <w:ind w:firstLine="0" w:left="0" w:right="0"/>
+              <w:jc w:val="left"/>
+            </w:pPr>
+            <w:r>
+              <w:rPr>
+                <w:b w:val="0"/>
+                <w:sz w:val="21"/>
+              </w:rPr>
+              <w:t>float64</w:t>
+            </w:r>
+          </w:p>
+        </w:tc>
+        <w:tc>
+          <w:tcPr>
+            <w:tcW w:type="dxa" w:w="1984"/>
+          </w:tcPr>
+          <w:p>
+            <w:pPr>
+              <w:pStyle w:val="BT"/>
+              <w:spacing w:before="20" w:after="40" w:line="240" w:lineRule="auto"/>
+              <w:ind w:firstLine="0" w:left="0" w:right="0"/>
+              <w:jc w:val="left"/>
+            </w:pPr>
+            <w:r>
+              <w:rPr>
+                <w:b w:val="0"/>
+                <w:sz w:val="21"/>
+              </w:rPr>
+              <w:t>1,00–5,00</w:t>
+            </w:r>
+          </w:p>
+        </w:tc>
+        <w:tc>
+          <w:tcPr>
+            <w:tcW w:type="dxa" w:w="2948"/>
+          </w:tcPr>
+          <w:p>
+            <w:pPr>
+              <w:pStyle w:val="BT"/>
+              <w:spacing w:before="20" w:after="40" w:line="240" w:lineRule="auto"/>
+              <w:ind w:firstLine="0" w:left="0" w:right="0"/>
+              <w:jc w:val="left"/>
+            </w:pPr>
+            <w:r>
+              <w:rPr>
+                <w:b w:val="0"/>
+                <w:sz w:val="21"/>
+              </w:rPr>
+              <w:t>Điểm đánh giá tổng thể</w:t>
             </w:r>
           </w:p>
         </w:tc>
@@ -2178,14 +2232,15 @@
           </w:tcPr>
           <w:p>
             <w:pPr>
-              <w:spacing w:before="60" w:after="60" w:line="240" w:lineRule="auto"/>
-              <w:ind w:firstLine="0"/>
-              <w:jc w:val="left"/>
-            </w:pPr>
-            <w:r>
-              <w:rPr>
-                <w:b w:val="0"/>
-                <w:sz w:val="22"/>
+              <w:pStyle w:val="BT"/>
+              <w:spacing w:before="20" w:after="40" w:line="240" w:lineRule="auto"/>
+              <w:ind w:firstLine="0" w:left="0" w:right="0"/>
+              <w:jc w:val="left"/>
+            </w:pPr>
+            <w:r>
+              <w:rPr>
+                <w:b w:val="0"/>
+                <w:sz w:val="21"/>
               </w:rPr>
               <w:t>12</w:t>
             </w:r>
@@ -2193,18 +2248,19 @@
         </w:tc>
         <w:tc>
           <w:tcPr>
-            <w:tcW w:type="dxa" w:w="2778"/>
-          </w:tcPr>
-          <w:p>
-            <w:pPr>
-              <w:spacing w:before="60" w:after="60" w:line="240" w:lineRule="auto"/>
-              <w:ind w:firstLine="0"/>
-              <w:jc w:val="left"/>
-            </w:pPr>
-            <w:r>
-              <w:rPr>
-                <w:b w:val="0"/>
-                <w:sz w:val="22"/>
+            <w:tcW w:type="dxa" w:w="2324"/>
+          </w:tcPr>
+          <w:p>
+            <w:pPr>
+              <w:pStyle w:val="BT"/>
+              <w:spacing w:before="20" w:after="40" w:line="240" w:lineRule="auto"/>
+              <w:ind w:firstLine="0" w:left="0" w:right="0"/>
+              <w:jc w:val="left"/>
+            </w:pPr>
+            <w:r>
+              <w:rPr>
+                <w:b w:val="0"/>
+                <w:sz w:val="21"/>
               </w:rPr>
               <w:t>host_is_superhost</w:t>
             </w:r>
@@ -2212,58 +2268,61 @@
         </w:tc>
         <w:tc>
           <w:tcPr>
-            <w:tcW w:type="dxa" w:w="1134"/>
-          </w:tcPr>
-          <w:p>
-            <w:pPr>
-              <w:spacing w:before="60" w:after="60" w:line="240" w:lineRule="auto"/>
-              <w:ind w:firstLine="0"/>
-              <w:jc w:val="left"/>
-            </w:pPr>
-            <w:r>
-              <w:rPr>
-                <w:b w:val="0"/>
-                <w:sz w:val="22"/>
-              </w:rPr>
-              <w:t>Chờ kiểm tra</w:t>
-            </w:r>
-          </w:p>
-        </w:tc>
-        <w:tc>
-          <w:tcPr>
-            <w:tcW w:type="dxa" w:w="1134"/>
-          </w:tcPr>
-          <w:p>
-            <w:pPr>
-              <w:spacing w:before="60" w:after="60" w:line="240" w:lineRule="auto"/>
-              <w:ind w:firstLine="0"/>
-              <w:jc w:val="left"/>
-            </w:pPr>
-            <w:r>
-              <w:rPr>
-                <w:b w:val="0"/>
-                <w:sz w:val="22"/>
-              </w:rPr>
-              <w:t>Chờ kiểm tra</w:t>
-            </w:r>
-          </w:p>
-        </w:tc>
-        <w:tc>
-          <w:tcPr>
-            <w:tcW w:type="dxa" w:w="3402"/>
-          </w:tcPr>
-          <w:p>
-            <w:pPr>
-              <w:spacing w:before="60" w:after="60" w:line="240" w:lineRule="auto"/>
-              <w:ind w:firstLine="0"/>
-              <w:jc w:val="left"/>
-            </w:pPr>
-            <w:r>
-              <w:rPr>
-                <w:b w:val="0"/>
-                <w:sz w:val="22"/>
-              </w:rPr>
-              <w:t>Trạng thái Superhost; cần kiểm tra mã hóa.</w:t>
+            <w:tcW w:type="dxa" w:w="1191"/>
+          </w:tcPr>
+          <w:p>
+            <w:pPr>
+              <w:pStyle w:val="BT"/>
+              <w:spacing w:before="20" w:after="40" w:line="240" w:lineRule="auto"/>
+              <w:ind w:firstLine="0" w:left="0" w:right="0"/>
+              <w:jc w:val="left"/>
+            </w:pPr>
+            <w:r>
+              <w:rPr>
+                <w:b w:val="0"/>
+                <w:sz w:val="21"/>
+              </w:rPr>
+              <w:t>Phân loại</w:t>
+            </w:r>
+          </w:p>
+        </w:tc>
+        <w:tc>
+          <w:tcPr>
+            <w:tcW w:type="dxa" w:w="1984"/>
+          </w:tcPr>
+          <w:p>
+            <w:pPr>
+              <w:pStyle w:val="BT"/>
+              <w:spacing w:before="20" w:after="40" w:line="240" w:lineRule="auto"/>
+              <w:ind w:firstLine="0" w:left="0" w:right="0"/>
+              <w:jc w:val="left"/>
+            </w:pPr>
+            <w:r>
+              <w:rPr>
+                <w:b w:val="0"/>
+                <w:sz w:val="21"/>
+              </w:rPr>
+              <w:t>2 nhóm</w:t>
+            </w:r>
+          </w:p>
+        </w:tc>
+        <w:tc>
+          <w:tcPr>
+            <w:tcW w:type="dxa" w:w="2948"/>
+          </w:tcPr>
+          <w:p>
+            <w:pPr>
+              <w:pStyle w:val="BT"/>
+              <w:spacing w:before="20" w:after="40" w:line="240" w:lineRule="auto"/>
+              <w:ind w:firstLine="0" w:left="0" w:right="0"/>
+              <w:jc w:val="left"/>
+            </w:pPr>
+            <w:r>
+              <w:rPr>
+                <w:b w:val="0"/>
+                <w:sz w:val="21"/>
+              </w:rPr>
+              <w:t>Trạng thái superhost: t/f</w:t>
             </w:r>
           </w:p>
         </w:tc>
@@ -2272,90 +2331,118 @@
     <w:p>
       <w:pPr>
         <w:pStyle w:val="BT"/>
+        <w:widowControl/>
       </w:pPr>
       <w:r>
-        <w:rPr>
-          <w:color w:val="765300"/>
-          <w:highlight w:val="yellow"/>
-        </w:rPr>
-        <w:t>[BỔ SUNG sau kiểm toán: số biến định lượng/phân loại, tỷ lệ thiếu từng biến cốt lõi và giới hạn đại diện của mẫu.]</w:t>
+        <w:t>Giá có từ 1 đến 1.320.255 THB/đêm; các mức cực đoan được giữ và đánh dấu để rà soát, chưa quy kết là lỗi hoặc căn cao cấp. Predictor còn thiếu: bedrooms 3.559 dòng, bathrooms 2.701, beds 1.270, minimum_nights 2 và review_scores_rating 9.451. Phân tích từng cặp công bố n hợp lệ; baseline không điền khuyết hàng loạt.</w:t>
       </w:r>
     </w:p>
     <w:p>
       <w:pPr>
+        <w:pStyle w:val="BT"/>
+        <w:widowControl/>
+      </w:pPr>
+      <w:r>
+        <w:t>Dữ liệu sạch có 7.231 host, trong đó 3.215 host có nhiều listing. Vì các quan sát có thể cùng chủ nhà, các p-value trong báo cáo được diễn giải thăm dò. Không suy ra quan hệ nhân quả từ tương quan hoặc chênh lệch nhóm.</w:t>
+      </w:r>
+    </w:p>
+    <w:p>
+      <w:r>
+        <w:br w:type="page"/>
+      </w:r>
+    </w:p>
+    <w:p>
+      <w:pPr>
         <w:pStyle w:val="Heading1"/>
-        <w:pageBreakBefore/>
-        <w:spacing w:before="200" w:after="120"/>
+        <w:widowControl/>
       </w:pPr>
       <w:r>
-        <w:rPr>
-          <w:color w:val="000000"/>
-        </w:rPr>
         <w:t>PHƯƠNG PHÁP PHÂN TÍCH</w:t>
       </w:r>
     </w:p>
     <w:p>
       <w:pPr>
         <w:pStyle w:val="Heading2"/>
-        <w:pageBreakBefore w:val="0"/>
-        <w:spacing w:before="200" w:after="120"/>
+        <w:widowControl/>
       </w:pPr>
       <w:r>
-        <w:rPr>
-          <w:color w:val="000000"/>
-        </w:rPr>
-        <w:t>Quy trình dự kiến</w:t>
+        <w:t>Quy trình và xử lý dữ liệu</w:t>
       </w:r>
     </w:p>
     <w:p>
       <w:pPr>
         <w:pStyle w:val="BT"/>
+        <w:widowControl/>
       </w:pPr>
       <w:r>
-        <w:t>Thu thập và kiểm toán → làm sạch có giải trình → phân tích thăm dò → trực quan hóa → hồi quy bổ trợ → đánh giá và tổng hợp. Nhóm sẽ cập nhật quy trình theo các bước thực sự đã thực hiện, đối chiếu nội dung Bài 01–07 [2].</w:t>
+        <w:t>Quy trình thực tế ở Hình 1 vận dụng Bài 01–07 [3]. Bốn notebook tách kiểm toán/làm sạch, EDA, trực quan và đánh giá khả thi mô hình. Dữ liệu thô giữ nguyên checksum; mọi bảng, hình và nhận xét đều truy về kết quả chạy.</w:t>
       </w:r>
     </w:p>
     <w:p>
       <w:pPr>
         <w:pStyle w:val="BT"/>
+        <w:keepNext/>
+        <w:widowControl/>
+        <w:spacing w:before="0" w:after="0"/>
+        <w:jc w:val="center"/>
       </w:pPr>
       <w:r>
-        <w:rPr>
-          <w:color w:val="765300"/>
-          <w:highlight w:val="yellow"/>
-        </w:rPr>
-        <w:t>[CHÈN Hình 1: sơ đồ quy trình do nhóm tự vẽ sau khi chốt triển khai; không dùng lại hình minh họa trong template.]</w:t>
+        <w:drawing>
+          <wp:inline xmlns:a="http://schemas.openxmlformats.org/drawingml/2006/main" xmlns:pic="http://schemas.openxmlformats.org/drawingml/2006/picture">
+            <wp:extent cx="5760000" cy="1344000"/>
+            <wp:docPr id="7" name="Picture 7"/>
+            <wp:cNvGraphicFramePr>
+              <a:graphicFrameLocks noChangeAspect="1"/>
+            </wp:cNvGraphicFramePr>
+            <a:graphic>
+              <a:graphicData uri="http://schemas.openxmlformats.org/drawingml/2006/picture">
+                <pic:pic>
+                  <pic:nvPicPr>
+                    <pic:cNvPr id="0" name="report_analysis_flow.png"/>
+                    <pic:cNvPicPr/>
+                  </pic:nvPicPr>
+                  <pic:blipFill>
+                    <a:blip r:embed="rId30"/>
+                    <a:stretch>
+                      <a:fillRect/>
+                    </a:stretch>
+                  </pic:blipFill>
+                  <pic:spPr>
+                    <a:xfrm>
+                      <a:off x="0" y="0"/>
+                      <a:ext cx="5760000" cy="1344000"/>
+                    </a:xfrm>
+                    <a:prstGeom prst="rect"/>
+                  </pic:spPr>
+                </pic:pic>
+              </a:graphicData>
+            </a:graphic>
+          </wp:inline>
+        </w:drawing>
       </w:r>
     </w:p>
     <w:p>
       <w:pPr>
-        <w:pStyle w:val="Heading2"/>
-        <w:pageBreakBefore w:val="0"/>
-        <w:spacing w:before="200" w:after="120"/>
+        <w:pStyle w:val="Caption"/>
+        <w:widowControl/>
+        <w:spacing w:after="80"/>
+        <w:jc w:val="center"/>
       </w:pPr>
       <w:r>
         <w:rPr>
-          <w:color w:val="000000"/>
+          <w:sz w:val="20"/>
         </w:rPr>
-        <w:t>Làm sạch và bảo toàn dữ liệu</w:t>
+        <w:t>Hình 1. Quy trình nhóm triển khai; nhánh mô hình được đánh giá khả thi trên train/CV.</w:t>
       </w:r>
     </w:p>
     <w:p>
       <w:pPr>
-        <w:pStyle w:val="BT"/>
-      </w:pPr>
-      <w:r>
-        <w:t>Dữ liệu thô được giữ nguyên. Không điền giá thiếu; ngoại lệ chỉ được đánh dấu, không tự động loại bỏ giá cao hợp lệ. Nhánh mô hình học các phép điền khuyết, chuẩn hóa và chọn biến trên tập huấn luyện hoặc từng training fold.</w:t>
-      </w:r>
-    </w:p>
-    <w:p>
-      <w:pPr>
         <w:pStyle w:val="Caption"/>
         <w:keepNext/>
-        <w:spacing w:before="120" w:after="80"/>
+        <w:widowControl/>
       </w:pPr>
       <w:r>
-        <w:t>Bảng 3. Khung giải trình làm sạch</w:t>
+        <w:t>Bảng 3. Giải trình các quyết định làm sạch</w:t>
       </w:r>
     </w:p>
     <w:tbl>
@@ -2366,10 +2453,9 @@
         <w:tblLook w:firstColumn="1" w:firstRow="1" w:lastColumn="0" w:lastRow="0" w:noHBand="0" w:noVBand="1" w:val="04A0"/>
       </w:tblPr>
       <w:tblGrid>
-        <w:gridCol w:w="1701"/>
-        <w:gridCol w:w="2551"/>
-        <w:gridCol w:w="2551"/>
+        <w:gridCol w:w="1757"/>
         <w:gridCol w:w="2268"/>
+        <w:gridCol w:w="5046"/>
       </w:tblGrid>
       <w:tr>
         <w:trPr>
@@ -2378,19 +2464,20 @@
         </w:trPr>
         <w:tc>
           <w:tcPr>
-            <w:tcW w:type="dxa" w:w="1701"/>
-            <w:shd w:fill="E8EDF2"/>
-          </w:tcPr>
-          <w:p>
-            <w:pPr>
-              <w:spacing w:before="60" w:after="60" w:line="240" w:lineRule="auto"/>
-              <w:ind w:firstLine="0"/>
+            <w:tcW w:type="dxa" w:w="1757"/>
+            <w:shd w:fill="E9F0F5"/>
+          </w:tcPr>
+          <w:p>
+            <w:pPr>
+              <w:pStyle w:val="BT"/>
+              <w:spacing w:before="20" w:after="40" w:line="240" w:lineRule="auto"/>
+              <w:ind w:firstLine="0" w:left="0" w:right="0"/>
               <w:jc w:val="left"/>
             </w:pPr>
             <w:r>
               <w:rPr>
                 <w:b/>
-                <w:sz w:val="22"/>
+                <w:sz w:val="21"/>
               </w:rPr>
               <w:t>Vấn đề</w:t>
             </w:r>
@@ -2398,61 +2485,43 @@
         </w:tc>
         <w:tc>
           <w:tcPr>
-            <w:tcW w:type="dxa" w:w="2551"/>
-            <w:shd w:fill="E8EDF2"/>
-          </w:tcPr>
-          <w:p>
-            <w:pPr>
-              <w:spacing w:before="60" w:after="60" w:line="240" w:lineRule="auto"/>
-              <w:ind w:firstLine="0"/>
+            <w:tcW w:type="dxa" w:w="2268"/>
+            <w:shd w:fill="E9F0F5"/>
+          </w:tcPr>
+          <w:p>
+            <w:pPr>
+              <w:pStyle w:val="BT"/>
+              <w:spacing w:before="20" w:after="40" w:line="240" w:lineRule="auto"/>
+              <w:ind w:firstLine="0" w:left="0" w:right="0"/>
               <w:jc w:val="left"/>
             </w:pPr>
             <w:r>
               <w:rPr>
                 <w:b/>
-                <w:sz w:val="22"/>
-              </w:rPr>
-              <w:t>Xử lý dự kiến</w:t>
-            </w:r>
-          </w:p>
-        </w:tc>
-        <w:tc>
-          <w:tcPr>
-            <w:tcW w:type="dxa" w:w="2551"/>
-            <w:shd w:fill="E8EDF2"/>
-          </w:tcPr>
-          <w:p>
-            <w:pPr>
-              <w:spacing w:before="60" w:after="60" w:line="240" w:lineRule="auto"/>
-              <w:ind w:firstLine="0"/>
+                <w:sz w:val="21"/>
+              </w:rPr>
+              <w:t>Xử lý</w:t>
+            </w:r>
+          </w:p>
+        </w:tc>
+        <w:tc>
+          <w:tcPr>
+            <w:tcW w:type="dxa" w:w="5046"/>
+            <w:shd w:fill="E9F0F5"/>
+          </w:tcPr>
+          <w:p>
+            <w:pPr>
+              <w:pStyle w:val="BT"/>
+              <w:spacing w:before="20" w:after="40" w:line="240" w:lineRule="auto"/>
+              <w:ind w:firstLine="0" w:left="0" w:right="0"/>
               <w:jc w:val="left"/>
             </w:pPr>
             <w:r>
               <w:rPr>
                 <w:b/>
-                <w:sz w:val="22"/>
-              </w:rPr>
-              <w:t>Lý do</w:t>
-            </w:r>
-          </w:p>
-        </w:tc>
-        <w:tc>
-          <w:tcPr>
-            <w:tcW w:type="dxa" w:w="2268"/>
-            <w:shd w:fill="E8EDF2"/>
-          </w:tcPr>
-          <w:p>
-            <w:pPr>
-              <w:spacing w:before="60" w:after="60" w:line="240" w:lineRule="auto"/>
-              <w:ind w:firstLine="0"/>
-              <w:jc w:val="left"/>
-            </w:pPr>
-            <w:r>
-              <w:rPr>
-                <w:b/>
-                <w:sz w:val="22"/>
-              </w:rPr>
-              <w:t>Ảnh hưởng thực tế</w:t>
+                <w:sz w:val="21"/>
+              </w:rPr>
+              <w:t>Lý do và ảnh hưởng</w:t>
             </w:r>
           </w:p>
         </w:tc>
@@ -2463,58 +2532,21 @@
         </w:trPr>
         <w:tc>
           <w:tcPr>
-            <w:tcW w:type="dxa" w:w="1701"/>
-          </w:tcPr>
-          <w:p>
-            <w:pPr>
-              <w:spacing w:before="60" w:after="60" w:line="240" w:lineRule="auto"/>
-              <w:ind w:firstLine="0"/>
-              <w:jc w:val="left"/>
-            </w:pPr>
-            <w:r>
-              <w:rPr>
-                <w:b w:val="0"/>
-                <w:sz w:val="22"/>
-              </w:rPr>
-              <w:t>Giá thiếu / lỗi định dạng</w:t>
-            </w:r>
-          </w:p>
-        </w:tc>
-        <w:tc>
-          <w:tcPr>
-            <w:tcW w:type="dxa" w:w="2551"/>
-          </w:tcPr>
-          <w:p>
-            <w:pPr>
-              <w:spacing w:before="60" w:after="60" w:line="240" w:lineRule="auto"/>
-              <w:ind w:firstLine="0"/>
-              <w:jc w:val="left"/>
-            </w:pPr>
-            <w:r>
-              <w:rPr>
-                <w:b w:val="0"/>
-                <w:sz w:val="22"/>
-              </w:rPr>
-              <w:t>Xác minh rồi loại giá thiếu, ép kiểu hợp lệ</w:t>
-            </w:r>
-          </w:p>
-        </w:tc>
-        <w:tc>
-          <w:tcPr>
-            <w:tcW w:type="dxa" w:w="2551"/>
-          </w:tcPr>
-          <w:p>
-            <w:pPr>
-              <w:spacing w:before="60" w:after="60" w:line="240" w:lineRule="auto"/>
-              <w:ind w:firstLine="0"/>
-              <w:jc w:val="left"/>
-            </w:pPr>
-            <w:r>
-              <w:rPr>
-                <w:b w:val="0"/>
-                <w:sz w:val="22"/>
-              </w:rPr>
-              <w:t>Bảo toàn ý nghĩa mục tiêu</w:t>
+            <w:tcW w:type="dxa" w:w="1757"/>
+          </w:tcPr>
+          <w:p>
+            <w:pPr>
+              <w:pStyle w:val="BT"/>
+              <w:spacing w:before="20" w:after="40" w:line="240" w:lineRule="auto"/>
+              <w:ind w:firstLine="0" w:left="0" w:right="0"/>
+              <w:jc w:val="left"/>
+            </w:pPr>
+            <w:r>
+              <w:rPr>
+                <w:b w:val="0"/>
+                <w:sz w:val="21"/>
+              </w:rPr>
+              <w:t>Giá dạng chuỗi</w:t>
             </w:r>
           </w:p>
         </w:tc>
@@ -2524,16 +2556,37 @@
           </w:tcPr>
           <w:p>
             <w:pPr>
-              <w:spacing w:before="60" w:after="60" w:line="240" w:lineRule="auto"/>
-              <w:ind w:firstLine="0"/>
-              <w:jc w:val="left"/>
-            </w:pPr>
-            <w:r>
-              <w:rPr>
-                <w:b w:val="0"/>
-                <w:sz w:val="22"/>
-              </w:rPr>
-              <w:t>[CHỜ số dòng]</w:t>
+              <w:pStyle w:val="BT"/>
+              <w:spacing w:before="20" w:after="40" w:line="240" w:lineRule="auto"/>
+              <w:ind w:firstLine="0" w:left="0" w:right="0"/>
+              <w:jc w:val="left"/>
+            </w:pPr>
+            <w:r>
+              <w:rPr>
+                <w:b w:val="0"/>
+                <w:sz w:val="21"/>
+              </w:rPr>
+              <w:t>Parse tiền tệ, giữ giá dương hữu hạn</w:t>
+            </w:r>
+          </w:p>
+        </w:tc>
+        <w:tc>
+          <w:tcPr>
+            <w:tcW w:type="dxa" w:w="5046"/>
+          </w:tcPr>
+          <w:p>
+            <w:pPr>
+              <w:pStyle w:val="BT"/>
+              <w:spacing w:before="20" w:after="40" w:line="240" w:lineRule="auto"/>
+              <w:ind w:firstLine="0" w:left="0" w:right="0"/>
+              <w:jc w:val="left"/>
+            </w:pPr>
+            <w:r>
+              <w:rPr>
+                <w:b w:val="0"/>
+                <w:sz w:val="21"/>
+              </w:rPr>
+              <w:t>Loại 2.082 dòng thiếu giá; không suy diễn y</w:t>
             </w:r>
           </w:p>
         </w:tc>
@@ -2544,58 +2597,21 @@
         </w:trPr>
         <w:tc>
           <w:tcPr>
-            <w:tcW w:type="dxa" w:w="1701"/>
-          </w:tcPr>
-          <w:p>
-            <w:pPr>
-              <w:spacing w:before="60" w:after="60" w:line="240" w:lineRule="auto"/>
-              <w:ind w:firstLine="0"/>
-              <w:jc w:val="left"/>
-            </w:pPr>
-            <w:r>
-              <w:rPr>
-                <w:b w:val="0"/>
-                <w:sz w:val="22"/>
-              </w:rPr>
-              <w:t>Trùng lặp</w:t>
-            </w:r>
-          </w:p>
-        </w:tc>
-        <w:tc>
-          <w:tcPr>
-            <w:tcW w:type="dxa" w:w="2551"/>
-          </w:tcPr>
-          <w:p>
-            <w:pPr>
-              <w:spacing w:before="60" w:after="60" w:line="240" w:lineRule="auto"/>
-              <w:ind w:firstLine="0"/>
-              <w:jc w:val="left"/>
-            </w:pPr>
-            <w:r>
-              <w:rPr>
-                <w:b w:val="0"/>
-                <w:sz w:val="22"/>
-              </w:rPr>
-              <w:t>Kiểm tra theo đơn vị quan sát</w:t>
-            </w:r>
-          </w:p>
-        </w:tc>
-        <w:tc>
-          <w:tcPr>
-            <w:tcW w:type="dxa" w:w="2551"/>
-          </w:tcPr>
-          <w:p>
-            <w:pPr>
-              <w:spacing w:before="60" w:after="60" w:line="240" w:lineRule="auto"/>
-              <w:ind w:firstLine="0"/>
-              <w:jc w:val="left"/>
-            </w:pPr>
-            <w:r>
-              <w:rPr>
-                <w:b w:val="0"/>
-                <w:sz w:val="22"/>
-              </w:rPr>
-              <w:t>Tránh xóa nhầm lịch sử</w:t>
+            <w:tcW w:type="dxa" w:w="1757"/>
+          </w:tcPr>
+          <w:p>
+            <w:pPr>
+              <w:pStyle w:val="BT"/>
+              <w:spacing w:before="20" w:after="40" w:line="240" w:lineRule="auto"/>
+              <w:ind w:firstLine="0" w:left="0" w:right="0"/>
+              <w:jc w:val="left"/>
+            </w:pPr>
+            <w:r>
+              <w:rPr>
+                <w:b w:val="0"/>
+                <w:sz w:val="21"/>
+              </w:rPr>
+              <w:t>Ngoại lệ IQR</w:t>
             </w:r>
           </w:p>
         </w:tc>
@@ -2605,16 +2621,37 @@
           </w:tcPr>
           <w:p>
             <w:pPr>
-              <w:spacing w:before="60" w:after="60" w:line="240" w:lineRule="auto"/>
-              <w:ind w:firstLine="0"/>
-              <w:jc w:val="left"/>
-            </w:pPr>
-            <w:r>
-              <w:rPr>
-                <w:b w:val="0"/>
-                <w:sz w:val="22"/>
-              </w:rPr>
-              <w:t>[CHỜ số dòng]</w:t>
+              <w:pStyle w:val="BT"/>
+              <w:spacing w:before="20" w:after="40" w:line="240" w:lineRule="auto"/>
+              <w:ind w:firstLine="0" w:left="0" w:right="0"/>
+              <w:jc w:val="left"/>
+            </w:pPr>
+            <w:r>
+              <w:rPr>
+                <w:b w:val="0"/>
+                <w:sz w:val="21"/>
+              </w:rPr>
+              <w:t>Đánh dấu, giữ nguyên</w:t>
+            </w:r>
+          </w:p>
+        </w:tc>
+        <w:tc>
+          <w:tcPr>
+            <w:tcW w:type="dxa" w:w="5046"/>
+          </w:tcPr>
+          <w:p>
+            <w:pPr>
+              <w:pStyle w:val="BT"/>
+              <w:spacing w:before="20" w:after="40" w:line="240" w:lineRule="auto"/>
+              <w:ind w:firstLine="0" w:left="0" w:right="0"/>
+              <w:jc w:val="left"/>
+            </w:pPr>
+            <w:r>
+              <w:rPr>
+                <w:b w:val="0"/>
+                <w:sz w:val="21"/>
+              </w:rPr>
+              <w:t>2.730 dòng được lưu để rà soát; không cắt theo mức giá tùy ý</w:t>
             </w:r>
           </w:p>
         </w:tc>
@@ -2625,58 +2662,21 @@
         </w:trPr>
         <w:tc>
           <w:tcPr>
-            <w:tcW w:type="dxa" w:w="1701"/>
-          </w:tcPr>
-          <w:p>
-            <w:pPr>
-              <w:spacing w:before="60" w:after="60" w:line="240" w:lineRule="auto"/>
-              <w:ind w:firstLine="0"/>
-              <w:jc w:val="left"/>
-            </w:pPr>
-            <w:r>
-              <w:rPr>
-                <w:b w:val="0"/>
-                <w:sz w:val="22"/>
-              </w:rPr>
-              <w:t>Ngoại lệ</w:t>
-            </w:r>
-          </w:p>
-        </w:tc>
-        <w:tc>
-          <w:tcPr>
-            <w:tcW w:type="dxa" w:w="2551"/>
-          </w:tcPr>
-          <w:p>
-            <w:pPr>
-              <w:spacing w:before="60" w:after="60" w:line="240" w:lineRule="auto"/>
-              <w:ind w:firstLine="0"/>
-              <w:jc w:val="left"/>
-            </w:pPr>
-            <w:r>
-              <w:rPr>
-                <w:b w:val="0"/>
-                <w:sz w:val="22"/>
-              </w:rPr>
-              <w:t>Đánh dấu IQR, đối chiếu dữ liệu</w:t>
-            </w:r>
-          </w:p>
-        </w:tc>
-        <w:tc>
-          <w:tcPr>
-            <w:tcW w:type="dxa" w:w="2551"/>
-          </w:tcPr>
-          <w:p>
-            <w:pPr>
-              <w:spacing w:before="60" w:after="60" w:line="240" w:lineRule="auto"/>
-              <w:ind w:firstLine="0"/>
-              <w:jc w:val="left"/>
-            </w:pPr>
-            <w:r>
-              <w:rPr>
-                <w:b w:val="0"/>
-                <w:sz w:val="22"/>
-              </w:rPr>
-              <w:t>Giá cao có thể hợp lệ</w:t>
+            <w:tcW w:type="dxa" w:w="1757"/>
+          </w:tcPr>
+          <w:p>
+            <w:pPr>
+              <w:pStyle w:val="BT"/>
+              <w:spacing w:before="20" w:after="40" w:line="240" w:lineRule="auto"/>
+              <w:ind w:firstLine="0" w:left="0" w:right="0"/>
+              <w:jc w:val="left"/>
+            </w:pPr>
+            <w:r>
+              <w:rPr>
+                <w:b w:val="0"/>
+                <w:sz w:val="21"/>
+              </w:rPr>
+              <w:t>Predictor khuyết/sai</w:t>
             </w:r>
           </w:p>
         </w:tc>
@@ -2686,16 +2686,37 @@
           </w:tcPr>
           <w:p>
             <w:pPr>
-              <w:spacing w:before="60" w:after="60" w:line="240" w:lineRule="auto"/>
-              <w:ind w:firstLine="0"/>
-              <w:jc w:val="left"/>
-            </w:pPr>
-            <w:r>
-              <w:rPr>
-                <w:b w:val="0"/>
-                <w:sz w:val="22"/>
-              </w:rPr>
-              <w:t>[CHỜ kết quả]</w:t>
+              <w:pStyle w:val="BT"/>
+              <w:spacing w:before="20" w:after="40" w:line="240" w:lineRule="auto"/>
+              <w:ind w:firstLine="0" w:left="0" w:right="0"/>
+              <w:jc w:val="left"/>
+            </w:pPr>
+            <w:r>
+              <w:rPr>
+                <w:b w:val="0"/>
+                <w:sz w:val="21"/>
+              </w:rPr>
+              <w:t>Chuẩn hóa kiểu; giữ khuyết</w:t>
+            </w:r>
+          </w:p>
+        </w:tc>
+        <w:tc>
+          <w:tcPr>
+            <w:tcW w:type="dxa" w:w="5046"/>
+          </w:tcPr>
+          <w:p>
+            <w:pPr>
+              <w:pStyle w:val="BT"/>
+              <w:spacing w:before="20" w:after="40" w:line="240" w:lineRule="auto"/>
+              <w:ind w:firstLine="0" w:left="0" w:right="0"/>
+              <w:jc w:val="left"/>
+            </w:pPr>
+            <w:r>
+              <w:rPr>
+                <w:b w:val="0"/>
+                <w:sz w:val="21"/>
+              </w:rPr>
+              <w:t>EDA dùng cặp hợp lệ; imputer chỉ fit trong train nếu mô hình khả thi</w:t>
             </w:r>
           </w:p>
         </w:tc>
@@ -2706,58 +2727,21 @@
         </w:trPr>
         <w:tc>
           <w:tcPr>
-            <w:tcW w:type="dxa" w:w="1701"/>
-          </w:tcPr>
-          <w:p>
-            <w:pPr>
-              <w:spacing w:before="60" w:after="60" w:line="240" w:lineRule="auto"/>
-              <w:ind w:firstLine="0"/>
-              <w:jc w:val="left"/>
-            </w:pPr>
-            <w:r>
-              <w:rPr>
-                <w:b w:val="0"/>
-                <w:sz w:val="22"/>
-              </w:rPr>
-              <w:t>Biến giải thích thiếu</w:t>
-            </w:r>
-          </w:p>
-        </w:tc>
-        <w:tc>
-          <w:tcPr>
-            <w:tcW w:type="dxa" w:w="2551"/>
-          </w:tcPr>
-          <w:p>
-            <w:pPr>
-              <w:spacing w:before="60" w:after="60" w:line="240" w:lineRule="auto"/>
-              <w:ind w:firstLine="0"/>
-              <w:jc w:val="left"/>
-            </w:pPr>
-            <w:r>
-              <w:rPr>
-                <w:b w:val="0"/>
-                <w:sz w:val="22"/>
-              </w:rPr>
-              <w:t>Ghi mẫu hợp lệ; imputer trong Pipeline nếu dùng</w:t>
-            </w:r>
-          </w:p>
-        </w:tc>
-        <w:tc>
-          <w:tcPr>
-            <w:tcW w:type="dxa" w:w="2551"/>
-          </w:tcPr>
-          <w:p>
-            <w:pPr>
-              <w:spacing w:before="60" w:after="60" w:line="240" w:lineRule="auto"/>
-              <w:ind w:firstLine="0"/>
-              <w:jc w:val="left"/>
-            </w:pPr>
-            <w:r>
-              <w:rPr>
-                <w:b w:val="0"/>
-                <w:sz w:val="22"/>
-              </w:rPr>
-              <w:t>Minh bạch, tránh rò rỉ</w:t>
+            <w:tcW w:type="dxa" w:w="1757"/>
+          </w:tcPr>
+          <w:p>
+            <w:pPr>
+              <w:pStyle w:val="BT"/>
+              <w:spacing w:before="20" w:after="40" w:line="240" w:lineRule="auto"/>
+              <w:ind w:firstLine="0" w:left="0" w:right="0"/>
+              <w:jc w:val="left"/>
+            </w:pPr>
+            <w:r>
+              <w:rPr>
+                <w:b w:val="0"/>
+                <w:sz w:val="21"/>
+              </w:rPr>
+              <w:t>Định danh và cột báo giá</w:t>
             </w:r>
           </w:p>
         </w:tc>
@@ -2767,16 +2751,37 @@
           </w:tcPr>
           <w:p>
             <w:pPr>
-              <w:spacing w:before="60" w:after="60" w:line="240" w:lineRule="auto"/>
-              <w:ind w:firstLine="0"/>
-              <w:jc w:val="left"/>
-            </w:pPr>
-            <w:r>
-              <w:rPr>
-                <w:b w:val="0"/>
-                <w:sz w:val="22"/>
-              </w:rPr>
-              <w:t>[CHỜ số lượng]</w:t>
+              <w:pStyle w:val="BT"/>
+              <w:spacing w:before="20" w:after="40" w:line="240" w:lineRule="auto"/>
+              <w:ind w:firstLine="0" w:left="0" w:right="0"/>
+              <w:jc w:val="left"/>
+            </w:pPr>
+            <w:r>
+              <w:rPr>
+                <w:b w:val="0"/>
+                <w:sz w:val="21"/>
+              </w:rPr>
+              <w:t>Giữ cột truy vết; chặn cột lộ y</w:t>
+            </w:r>
+          </w:p>
+        </w:tc>
+        <w:tc>
+          <w:tcPr>
+            <w:tcW w:type="dxa" w:w="5046"/>
+          </w:tcPr>
+          <w:p>
+            <w:pPr>
+              <w:pStyle w:val="BT"/>
+              <w:spacing w:before="20" w:after="40" w:line="240" w:lineRule="auto"/>
+              <w:ind w:firstLine="0" w:left="0" w:right="0"/>
+              <w:jc w:val="left"/>
+            </w:pPr>
+            <w:r>
+              <w:rPr>
+                <w:b w:val="0"/>
+                <w:sz w:val="21"/>
+              </w:rPr>
+              <w:t>Không có ID trùng; price_quote/revenue không làm predictor</w:t>
             </w:r>
           </w:p>
         </w:tc>
@@ -2785,24 +2790,300 @@
     <w:p>
       <w:pPr>
         <w:pStyle w:val="Heading2"/>
-        <w:pageBreakBefore w:val="0"/>
-        <w:spacing w:before="200" w:after="120"/>
+        <w:widowControl/>
       </w:pPr>
       <w:r>
-        <w:rPr>
-          <w:color w:val="000000"/>
-        </w:rPr>
-        <w:t>Câu hỏi và phương pháp</w:t>
+        <w:t>Thống kê và trực quan hóa</w:t>
       </w:r>
     </w:p>
     <w:p>
       <w:pPr>
+        <w:pStyle w:val="BT"/>
+        <w:widowControl/>
+      </w:pPr>
+      <w:r>
+        <w:t>RQ1 dùng mean/median, Q1–Q3, độ lệch chuẩn mẫu (ddof=1), IQR và hình dạng phân phối. Skewness/Fisher excess kurtosis EDA dùng bias=False. RQ2 mô tả nhóm và ANOVA thăm dò với F, p. RQ3 dùng Pearson r, p và n theo cặp. RQ4 dùng pivot median/count/IQR theo quận × loại phòng, rồi so sánh trong cùng loại phòng.</w:t>
+      </w:r>
+    </w:p>
+    <w:p>
+      <w:pPr>
+        <w:pStyle w:val="BT"/>
+        <w:widowControl/>
+      </w:pPr>
+      <w:r>
+        <w:t>Biểu đồ dùng Matplotlib OO API, nhãn tiếng Việt và ảnh 300 DPI. Thang log trên trục giá chỉ phục vụ đọc histogram toàn miền; không biến đổi giá trong thống kê/mô hình. Giới hạn trục ở boxplot/scatter không thay tập mẫu dùng tính phân vị, Pearson hoặc đường OLS.</w:t>
+      </w:r>
+    </w:p>
+    <w:p>
+      <w:pPr>
+        <w:pStyle w:val="BT"/>
+        <w:widowControl/>
+      </w:pPr>
+      <w:r>
+        <w:t>[MỞ RỘNG NGOÀI BÀI HỌC] Levene center=median bổ sung chẩn đoán phương sai [4]; p≥0,05 không chứng minh phương sai bằng nhau. pd.qcut chỉ minh họa phân khoảng theo phân vị trên bản sao EDA, bên cạnh pd.cut của Bài 02 [5]; không tạo predictor từ price. Hai kỹ thuật có nguồn và giới hạn trong EDA_METHODS.md.</w:t>
+      </w:r>
+    </w:p>
+    <w:p>
+      <w:r>
+        <w:br w:type="page"/>
+      </w:r>
+    </w:p>
+    <w:p>
+      <w:pPr>
+        <w:pStyle w:val="Heading1"/>
+        <w:widowControl/>
+      </w:pPr>
+      <w:r>
+        <w:t>PHÂN TÍCH THĂM DÒ VÀ TRỰC QUAN HÓA</w:t>
+      </w:r>
+    </w:p>
+    <w:p>
+      <w:pPr>
+        <w:pStyle w:val="Heading2"/>
+        <w:widowControl/>
+      </w:pPr>
+      <w:r>
+        <w:t>RQ1. Giá phân bố như thế nào?</w:t>
+      </w:r>
+    </w:p>
+    <w:p>
+      <w:pPr>
+        <w:pStyle w:val="BT"/>
+        <w:keepNext/>
+        <w:widowControl/>
+        <w:spacing w:before="0" w:after="0"/>
+        <w:jc w:val="center"/>
+      </w:pPr>
+      <w:r>
+        <w:drawing>
+          <wp:inline xmlns:a="http://schemas.openxmlformats.org/drawingml/2006/main" xmlns:pic="http://schemas.openxmlformats.org/drawingml/2006/picture">
+            <wp:extent cx="5760000" cy="2160000"/>
+            <wp:docPr id="8" name="Picture 8"/>
+            <wp:cNvGraphicFramePr>
+              <a:graphicFrameLocks noChangeAspect="1"/>
+            </wp:cNvGraphicFramePr>
+            <a:graphic>
+              <a:graphicData uri="http://schemas.openxmlformats.org/drawingml/2006/picture">
+                <pic:pic>
+                  <pic:nvPicPr>
+                    <pic:cNvPr id="0" name="fig1_price_distribution.png"/>
+                    <pic:cNvPicPr/>
+                  </pic:nvPicPr>
+                  <pic:blipFill>
+                    <a:blip r:embed="rId31"/>
+                    <a:stretch>
+                      <a:fillRect/>
+                    </a:stretch>
+                  </pic:blipFill>
+                  <pic:spPr>
+                    <a:xfrm>
+                      <a:off x="0" y="0"/>
+                      <a:ext cx="5760000" cy="2160000"/>
+                    </a:xfrm>
+                    <a:prstGeom prst="rect"/>
+                  </pic:spPr>
+                </pic:pic>
+              </a:graphicData>
+            </a:graphic>
+          </wp:inline>
+        </w:drawing>
+      </w:r>
+    </w:p>
+    <w:p>
+      <w:pPr>
+        <w:pStyle w:val="Caption"/>
+        <w:widowControl/>
+        <w:spacing w:after="80"/>
+        <w:jc w:val="center"/>
+      </w:pPr>
+      <w:r>
+        <w:rPr>
+          <w:sz w:val="20"/>
+        </w:rPr>
+        <w:t>Hình 2. Histogram toàn miền và vùng ≤10.000 THB; trung bình/trung vị tính toàn mẫu.</w:t>
+      </w:r>
+    </w:p>
+    <w:p>
+      <w:pPr>
+        <w:pStyle w:val="BT"/>
+        <w:widowControl/>
+      </w:pPr>
+      <w:r>
+        <w:t>Giá trung vị 1.592,00 THB/đêm, trung bình 2.955,96; Q1–Q3 là 1.041,47–2.539,57. Skewness 52,3111, excess kurtosis 3.094,3914 cho thấy phân phối lệch phải mạnh. Có 2.730 ngoại lệ IQR (9,42%); 777 điểm ngoài vùng giá 10.000 là tiêu chí hiển thị khác với ngoại lệ IQR.</w:t>
+      </w:r>
+    </w:p>
+    <w:p>
+      <w:pPr>
+        <w:pStyle w:val="Heading2"/>
+        <w:widowControl/>
+      </w:pPr>
+      <w:r>
+        <w:t>RQ2. Giá khác nhau theo loại phòng?</w:t>
+      </w:r>
+    </w:p>
+    <w:p>
+      <w:pPr>
+        <w:pStyle w:val="BT"/>
+        <w:keepNext/>
+        <w:widowControl/>
+        <w:spacing w:before="0" w:after="0"/>
+        <w:jc w:val="center"/>
+      </w:pPr>
+      <w:r>
+        <w:drawing>
+          <wp:inline xmlns:a="http://schemas.openxmlformats.org/drawingml/2006/main" xmlns:pic="http://schemas.openxmlformats.org/drawingml/2006/picture">
+            <wp:extent cx="5760000" cy="2160000"/>
+            <wp:docPr id="9" name="Picture 9"/>
+            <wp:cNvGraphicFramePr>
+              <a:graphicFrameLocks noChangeAspect="1"/>
+            </wp:cNvGraphicFramePr>
+            <a:graphic>
+              <a:graphicData uri="http://schemas.openxmlformats.org/drawingml/2006/picture">
+                <pic:pic>
+                  <pic:nvPicPr>
+                    <pic:cNvPr id="0" name="fig2_price_by_room_type.png"/>
+                    <pic:cNvPicPr/>
+                  </pic:nvPicPr>
+                  <pic:blipFill>
+                    <a:blip r:embed="rId32"/>
+                    <a:stretch>
+                      <a:fillRect/>
+                    </a:stretch>
+                  </pic:blipFill>
+                  <pic:spPr>
+                    <a:xfrm>
+                      <a:off x="0" y="0"/>
+                      <a:ext cx="5760000" cy="2160000"/>
+                    </a:xfrm>
+                    <a:prstGeom prst="rect"/>
+                  </pic:spPr>
+                </pic:pic>
+              </a:graphicData>
+            </a:graphic>
+          </wp:inline>
+        </w:drawing>
+      </w:r>
+    </w:p>
+    <w:p>
+      <w:pPr>
+        <w:pStyle w:val="Caption"/>
+        <w:widowControl/>
+        <w:spacing w:after="80"/>
+        <w:jc w:val="center"/>
+      </w:pPr>
+      <w:r>
+        <w:rPr>
+          <w:sz w:val="20"/>
+        </w:rPr>
+        <w:t>Hình 3. Boxplot và trung vị/Q1–Q3 tính toàn nhóm; trục boxplot giới hạn 8.000 THB.</w:t>
+      </w:r>
+    </w:p>
+    <w:p>
+      <w:pPr>
+        <w:pStyle w:val="BT"/>
+        <w:widowControl/>
+      </w:pPr>
+      <w:r>
+        <w:t>Trung vị Entire home/apt 1.715,44 (n=19.300), Hotel room 1.999,00 (n=275), Private room 1.389,83 (n=8.914), Shared room 431,22 THB/đêm (n=498). Thanh Q1–Q3 mô tả phân tán, không phải khoảng tin cậy. Quy mô nhóm khác nhau đáng kể.</w:t>
+      </w:r>
+    </w:p>
+    <w:p>
+      <w:pPr>
+        <w:pStyle w:val="BT"/>
+        <w:widowControl/>
+      </w:pPr>
+      <w:r>
+        <w:t>ANOVA thăm dò F=5,9323, p=0.000485542. Levene W=3,1230, p=0.0247826. Phân phối lệch và host clustering hạn chế suy luận; không tiếp tục so sánh cặp nhóm hoặc kết luận tác động nhân quả.</w:t>
+      </w:r>
+    </w:p>
+    <w:p>
+      <w:r>
+        <w:br w:type="page"/>
+      </w:r>
+    </w:p>
+    <w:p>
+      <w:pPr>
+        <w:pStyle w:val="Heading2"/>
+        <w:widowControl/>
+      </w:pPr>
+      <w:r>
+        <w:t>RQ3. Quy mô chỗ ở liên hệ thế nào với giá?</w:t>
+      </w:r>
+    </w:p>
+    <w:p>
+      <w:pPr>
+        <w:pStyle w:val="BT"/>
+        <w:widowControl/>
+      </w:pPr>
+      <w:r>
+        <w:t>Bốn biến quy mô gồm số khách, phòng ngủ, phòng tắm và giường. Mỗi cặp chỉ dùng quan sát hữu hạn hợp lệ; các số r/p này thuộc EDA toàn mẫu, không dùng trực tiếp để chọn biến cho mô hình.</w:t>
+      </w:r>
+    </w:p>
+    <w:p>
+      <w:pPr>
+        <w:pStyle w:val="BT"/>
+        <w:keepNext/>
+        <w:widowControl/>
+        <w:spacing w:before="0" w:after="0"/>
+        <w:jc w:val="center"/>
+      </w:pPr>
+      <w:r>
+        <w:drawing>
+          <wp:inline xmlns:a="http://schemas.openxmlformats.org/drawingml/2006/main" xmlns:pic="http://schemas.openxmlformats.org/drawingml/2006/picture">
+            <wp:extent cx="5580000" cy="4092000"/>
+            <wp:docPr id="10" name="Picture 10"/>
+            <wp:cNvGraphicFramePr>
+              <a:graphicFrameLocks noChangeAspect="1"/>
+            </wp:cNvGraphicFramePr>
+            <a:graphic>
+              <a:graphicData uri="http://schemas.openxmlformats.org/drawingml/2006/picture">
+                <pic:pic>
+                  <pic:nvPicPr>
+                    <pic:cNvPr id="0" name="fig3_price_vs_size_scatter.png"/>
+                    <pic:cNvPicPr/>
+                  </pic:nvPicPr>
+                  <pic:blipFill>
+                    <a:blip r:embed="rId33"/>
+                    <a:stretch>
+                      <a:fillRect/>
+                    </a:stretch>
+                  </pic:blipFill>
+                  <pic:spPr>
+                    <a:xfrm>
+                      <a:off x="0" y="0"/>
+                      <a:ext cx="5580000" cy="4092000"/>
+                    </a:xfrm>
+                    <a:prstGeom prst="rect"/>
+                  </pic:spPr>
+                </pic:pic>
+              </a:graphicData>
+            </a:graphic>
+          </wp:inline>
+        </w:drawing>
+      </w:r>
+    </w:p>
+    <w:p>
+      <w:pPr>
+        <w:pStyle w:val="Caption"/>
+        <w:widowControl/>
+        <w:spacing w:after="80"/>
+        <w:jc w:val="center"/>
+      </w:pPr>
+      <w:r>
+        <w:rPr>
+          <w:sz w:val="20"/>
+        </w:rPr>
+        <w:t>Hình 4. Scatter quy mô–giá; lấy mẫu để vẽ, Pearson và OLS tính toàn bộ cặp hợp lệ.</w:t>
+      </w:r>
+    </w:p>
+    <w:p>
+      <w:pPr>
         <w:pStyle w:val="Caption"/>
         <w:keepNext/>
-        <w:spacing w:before="120" w:after="80"/>
+        <w:widowControl/>
       </w:pPr>
       <w:r>
-        <w:t>Bảng 4. Ma trận câu hỏi phân tích</w:t>
+        <w:t>Bảng 4. Pearson giữa quy mô và giá, kết quả thăm dò</w:t>
       </w:r>
     </w:p>
     <w:tbl>
@@ -2814,8 +3095,9 @@
       </w:tblPr>
       <w:tblGrid>
         <w:gridCol w:w="2835"/>
-        <w:gridCol w:w="3685"/>
-        <w:gridCol w:w="2551"/>
+        <w:gridCol w:w="1701"/>
+        <w:gridCol w:w="1701"/>
+        <w:gridCol w:w="2835"/>
       </w:tblGrid>
       <w:tr>
         <w:trPr>
@@ -2825,60 +3107,84 @@
         <w:tc>
           <w:tcPr>
             <w:tcW w:type="dxa" w:w="2835"/>
-            <w:shd w:fill="E8EDF2"/>
-          </w:tcPr>
-          <w:p>
-            <w:pPr>
-              <w:spacing w:before="60" w:after="60" w:line="240" w:lineRule="auto"/>
-              <w:ind w:firstLine="0"/>
+            <w:shd w:fill="E9F0F5"/>
+          </w:tcPr>
+          <w:p>
+            <w:pPr>
+              <w:pStyle w:val="BT"/>
+              <w:spacing w:before="20" w:after="40" w:line="240" w:lineRule="auto"/>
+              <w:ind w:firstLine="0" w:left="0" w:right="0"/>
               <w:jc w:val="left"/>
             </w:pPr>
             <w:r>
               <w:rPr>
                 <w:b/>
-                <w:sz w:val="22"/>
-              </w:rPr>
-              <w:t>Câu hỏi</w:t>
-            </w:r>
-          </w:p>
-        </w:tc>
-        <w:tc>
-          <w:tcPr>
-            <w:tcW w:type="dxa" w:w="3685"/>
-            <w:shd w:fill="E8EDF2"/>
-          </w:tcPr>
-          <w:p>
-            <w:pPr>
-              <w:spacing w:before="60" w:after="60" w:line="240" w:lineRule="auto"/>
-              <w:ind w:firstLine="0"/>
+                <w:sz w:val="21"/>
+              </w:rPr>
+              <w:t>Biến</w:t>
+            </w:r>
+          </w:p>
+        </w:tc>
+        <w:tc>
+          <w:tcPr>
+            <w:tcW w:type="dxa" w:w="1701"/>
+            <w:shd w:fill="E9F0F5"/>
+          </w:tcPr>
+          <w:p>
+            <w:pPr>
+              <w:pStyle w:val="BT"/>
+              <w:spacing w:before="20" w:after="40" w:line="240" w:lineRule="auto"/>
+              <w:ind w:firstLine="0" w:left="0" w:right="0"/>
               <w:jc w:val="left"/>
             </w:pPr>
             <w:r>
               <w:rPr>
                 <w:b/>
-                <w:sz w:val="22"/>
-              </w:rPr>
-              <w:t>Phân tích dự kiến</w:t>
-            </w:r>
-          </w:p>
-        </w:tc>
-        <w:tc>
-          <w:tcPr>
-            <w:tcW w:type="dxa" w:w="2551"/>
-            <w:shd w:fill="E8EDF2"/>
-          </w:tcPr>
-          <w:p>
-            <w:pPr>
-              <w:spacing w:before="60" w:after="60" w:line="240" w:lineRule="auto"/>
-              <w:ind w:firstLine="0"/>
+                <w:sz w:val="21"/>
+              </w:rPr>
+              <w:t>n hợp lệ</w:t>
+            </w:r>
+          </w:p>
+        </w:tc>
+        <w:tc>
+          <w:tcPr>
+            <w:tcW w:type="dxa" w:w="1701"/>
+            <w:shd w:fill="E9F0F5"/>
+          </w:tcPr>
+          <w:p>
+            <w:pPr>
+              <w:pStyle w:val="BT"/>
+              <w:spacing w:before="20" w:after="40" w:line="240" w:lineRule="auto"/>
+              <w:ind w:firstLine="0" w:left="0" w:right="0"/>
               <w:jc w:val="left"/>
             </w:pPr>
             <w:r>
               <w:rPr>
                 <w:b/>
-                <w:sz w:val="22"/>
-              </w:rPr>
-              <w:t>Hình dự kiến</w:t>
+                <w:sz w:val="21"/>
+              </w:rPr>
+              <w:t>r</w:t>
+            </w:r>
+          </w:p>
+        </w:tc>
+        <w:tc>
+          <w:tcPr>
+            <w:tcW w:type="dxa" w:w="2835"/>
+            <w:shd w:fill="E9F0F5"/>
+          </w:tcPr>
+          <w:p>
+            <w:pPr>
+              <w:pStyle w:val="BT"/>
+              <w:spacing w:before="20" w:after="40" w:line="240" w:lineRule="auto"/>
+              <w:ind w:firstLine="0" w:left="0" w:right="0"/>
+              <w:jc w:val="left"/>
+            </w:pPr>
+            <w:r>
+              <w:rPr>
+                <w:b/>
+                <w:sz w:val="21"/>
+              </w:rPr>
+              <w:t>p-value</w:t>
             </w:r>
           </w:p>
         </w:tc>
@@ -2893,54 +3199,77 @@
           </w:tcPr>
           <w:p>
             <w:pPr>
-              <w:spacing w:before="60" w:after="60" w:line="240" w:lineRule="auto"/>
-              <w:ind w:firstLine="0"/>
-              <w:jc w:val="left"/>
-            </w:pPr>
-            <w:r>
-              <w:rPr>
-                <w:b w:val="0"/>
-                <w:sz w:val="22"/>
-              </w:rPr>
-              <w:t>RQ1: Giá phân bố thế nào?</w:t>
-            </w:r>
-          </w:p>
-        </w:tc>
-        <w:tc>
-          <w:tcPr>
-            <w:tcW w:type="dxa" w:w="3685"/>
-          </w:tcPr>
-          <w:p>
-            <w:pPr>
-              <w:spacing w:before="60" w:after="60" w:line="240" w:lineRule="auto"/>
-              <w:ind w:firstLine="0"/>
-              <w:jc w:val="left"/>
-            </w:pPr>
-            <w:r>
-              <w:rPr>
-                <w:b w:val="0"/>
-                <w:sz w:val="22"/>
-              </w:rPr>
-              <w:t>Mean, median, IQR, skew/kurt</w:t>
-            </w:r>
-          </w:p>
-        </w:tc>
-        <w:tc>
-          <w:tcPr>
-            <w:tcW w:type="dxa" w:w="2551"/>
-          </w:tcPr>
-          <w:p>
-            <w:pPr>
-              <w:spacing w:before="60" w:after="60" w:line="240" w:lineRule="auto"/>
-              <w:ind w:firstLine="0"/>
-              <w:jc w:val="left"/>
-            </w:pPr>
-            <w:r>
-              <w:rPr>
-                <w:b w:val="0"/>
-                <w:sz w:val="22"/>
-              </w:rPr>
-              <w:t>Histogram, boxplot</w:t>
+              <w:pStyle w:val="BT"/>
+              <w:spacing w:before="20" w:after="40" w:line="240" w:lineRule="auto"/>
+              <w:ind w:firstLine="0" w:left="0" w:right="0"/>
+              <w:jc w:val="left"/>
+            </w:pPr>
+            <w:r>
+              <w:rPr>
+                <w:b w:val="0"/>
+                <w:sz w:val="21"/>
+              </w:rPr>
+              <w:t>accommodates</w:t>
+            </w:r>
+          </w:p>
+        </w:tc>
+        <w:tc>
+          <w:tcPr>
+            <w:tcW w:type="dxa" w:w="1701"/>
+          </w:tcPr>
+          <w:p>
+            <w:pPr>
+              <w:pStyle w:val="BT"/>
+              <w:spacing w:before="20" w:after="40" w:line="240" w:lineRule="auto"/>
+              <w:ind w:firstLine="0" w:left="0" w:right="0"/>
+              <w:jc w:val="left"/>
+            </w:pPr>
+            <w:r>
+              <w:rPr>
+                <w:b w:val="0"/>
+                <w:sz w:val="21"/>
+              </w:rPr>
+              <w:t>28.987</w:t>
+            </w:r>
+          </w:p>
+        </w:tc>
+        <w:tc>
+          <w:tcPr>
+            <w:tcW w:type="dxa" w:w="1701"/>
+          </w:tcPr>
+          <w:p>
+            <w:pPr>
+              <w:pStyle w:val="BT"/>
+              <w:spacing w:before="20" w:after="40" w:line="240" w:lineRule="auto"/>
+              <w:ind w:firstLine="0" w:left="0" w:right="0"/>
+              <w:jc w:val="left"/>
+            </w:pPr>
+            <w:r>
+              <w:rPr>
+                <w:b w:val="0"/>
+                <w:sz w:val="21"/>
+              </w:rPr>
+              <w:t>0,1067</w:t>
+            </w:r>
+          </w:p>
+        </w:tc>
+        <w:tc>
+          <w:tcPr>
+            <w:tcW w:type="dxa" w:w="2835"/>
+          </w:tcPr>
+          <w:p>
+            <w:pPr>
+              <w:pStyle w:val="BT"/>
+              <w:spacing w:before="20" w:after="40" w:line="240" w:lineRule="auto"/>
+              <w:ind w:firstLine="0" w:left="0" w:right="0"/>
+              <w:jc w:val="left"/>
+            </w:pPr>
+            <w:r>
+              <w:rPr>
+                <w:b w:val="0"/>
+                <w:sz w:val="21"/>
+              </w:rPr>
+              <w:t>4.268e-74</w:t>
             </w:r>
           </w:p>
         </w:tc>
@@ -2955,54 +3284,77 @@
           </w:tcPr>
           <w:p>
             <w:pPr>
-              <w:spacing w:before="60" w:after="60" w:line="240" w:lineRule="auto"/>
-              <w:ind w:firstLine="0"/>
-              <w:jc w:val="left"/>
-            </w:pPr>
-            <w:r>
-              <w:rPr>
-                <w:b w:val="0"/>
-                <w:sz w:val="22"/>
-              </w:rPr>
-              <w:t>RQ2: Giá theo loại phòng?</w:t>
-            </w:r>
-          </w:p>
-        </w:tc>
-        <w:tc>
-          <w:tcPr>
-            <w:tcW w:type="dxa" w:w="3685"/>
-          </w:tcPr>
-          <w:p>
-            <w:pPr>
-              <w:spacing w:before="60" w:after="60" w:line="240" w:lineRule="auto"/>
-              <w:ind w:firstLine="0"/>
-              <w:jc w:val="left"/>
-            </w:pPr>
-            <w:r>
-              <w:rPr>
-                <w:b w:val="0"/>
-                <w:sz w:val="22"/>
-              </w:rPr>
-              <w:t>Thống kê nhóm; ANOVA nếu phù hợp</w:t>
-            </w:r>
-          </w:p>
-        </w:tc>
-        <w:tc>
-          <w:tcPr>
-            <w:tcW w:type="dxa" w:w="2551"/>
-          </w:tcPr>
-          <w:p>
-            <w:pPr>
-              <w:spacing w:before="60" w:after="60" w:line="240" w:lineRule="auto"/>
-              <w:ind w:firstLine="0"/>
-              <w:jc w:val="left"/>
-            </w:pPr>
-            <w:r>
-              <w:rPr>
-                <w:b w:val="0"/>
-                <w:sz w:val="22"/>
-              </w:rPr>
-              <w:t>Boxplot theo nhóm</w:t>
+              <w:pStyle w:val="BT"/>
+              <w:spacing w:before="20" w:after="40" w:line="240" w:lineRule="auto"/>
+              <w:ind w:firstLine="0" w:left="0" w:right="0"/>
+              <w:jc w:val="left"/>
+            </w:pPr>
+            <w:r>
+              <w:rPr>
+                <w:b w:val="0"/>
+                <w:sz w:val="21"/>
+              </w:rPr>
+              <w:t>bedrooms</w:t>
+            </w:r>
+          </w:p>
+        </w:tc>
+        <w:tc>
+          <w:tcPr>
+            <w:tcW w:type="dxa" w:w="1701"/>
+          </w:tcPr>
+          <w:p>
+            <w:pPr>
+              <w:pStyle w:val="BT"/>
+              <w:spacing w:before="20" w:after="40" w:line="240" w:lineRule="auto"/>
+              <w:ind w:firstLine="0" w:left="0" w:right="0"/>
+              <w:jc w:val="left"/>
+            </w:pPr>
+            <w:r>
+              <w:rPr>
+                <w:b w:val="0"/>
+                <w:sz w:val="21"/>
+              </w:rPr>
+              <w:t>25.428</w:t>
+            </w:r>
+          </w:p>
+        </w:tc>
+        <w:tc>
+          <w:tcPr>
+            <w:tcW w:type="dxa" w:w="1701"/>
+          </w:tcPr>
+          <w:p>
+            <w:pPr>
+              <w:pStyle w:val="BT"/>
+              <w:spacing w:before="20" w:after="40" w:line="240" w:lineRule="auto"/>
+              <w:ind w:firstLine="0" w:left="0" w:right="0"/>
+              <w:jc w:val="left"/>
+            </w:pPr>
+            <w:r>
+              <w:rPr>
+                <w:b w:val="0"/>
+                <w:sz w:val="21"/>
+              </w:rPr>
+              <w:t>0,0881</w:t>
+            </w:r>
+          </w:p>
+        </w:tc>
+        <w:tc>
+          <w:tcPr>
+            <w:tcW w:type="dxa" w:w="2835"/>
+          </w:tcPr>
+          <w:p>
+            <w:pPr>
+              <w:pStyle w:val="BT"/>
+              <w:spacing w:before="20" w:after="40" w:line="240" w:lineRule="auto"/>
+              <w:ind w:firstLine="0" w:left="0" w:right="0"/>
+              <w:jc w:val="left"/>
+            </w:pPr>
+            <w:r>
+              <w:rPr>
+                <w:b w:val="0"/>
+                <w:sz w:val="21"/>
+              </w:rPr>
+              <w:t>6.036e-45</w:t>
             </w:r>
           </w:p>
         </w:tc>
@@ -3017,54 +3369,77 @@
           </w:tcPr>
           <w:p>
             <w:pPr>
-              <w:spacing w:before="60" w:after="60" w:line="240" w:lineRule="auto"/>
-              <w:ind w:firstLine="0"/>
-              <w:jc w:val="left"/>
-            </w:pPr>
-            <w:r>
-              <w:rPr>
-                <w:b w:val="0"/>
-                <w:sz w:val="22"/>
-              </w:rPr>
-              <w:t>RQ3: Quy mô liên hệ với giá?</w:t>
-            </w:r>
-          </w:p>
-        </w:tc>
-        <w:tc>
-          <w:tcPr>
-            <w:tcW w:type="dxa" w:w="3685"/>
-          </w:tcPr>
-          <w:p>
-            <w:pPr>
-              <w:spacing w:before="60" w:after="60" w:line="240" w:lineRule="auto"/>
-              <w:ind w:firstLine="0"/>
-              <w:jc w:val="left"/>
-            </w:pPr>
-            <w:r>
-              <w:rPr>
-                <w:b w:val="0"/>
-                <w:sz w:val="22"/>
-              </w:rPr>
-              <w:t>Pearson r–p và số mẫu hợp lệ</w:t>
-            </w:r>
-          </w:p>
-        </w:tc>
-        <w:tc>
-          <w:tcPr>
-            <w:tcW w:type="dxa" w:w="2551"/>
-          </w:tcPr>
-          <w:p>
-            <w:pPr>
-              <w:spacing w:before="60" w:after="60" w:line="240" w:lineRule="auto"/>
-              <w:ind w:firstLine="0"/>
-              <w:jc w:val="left"/>
-            </w:pPr>
-            <w:r>
-              <w:rPr>
-                <w:b w:val="0"/>
-                <w:sz w:val="22"/>
-              </w:rPr>
-              <w:t>Scatter, heatmap</w:t>
+              <w:pStyle w:val="BT"/>
+              <w:spacing w:before="20" w:after="40" w:line="240" w:lineRule="auto"/>
+              <w:ind w:firstLine="0" w:left="0" w:right="0"/>
+              <w:jc w:val="left"/>
+            </w:pPr>
+            <w:r>
+              <w:rPr>
+                <w:b w:val="0"/>
+                <w:sz w:val="21"/>
+              </w:rPr>
+              <w:t>bathrooms</w:t>
+            </w:r>
+          </w:p>
+        </w:tc>
+        <w:tc>
+          <w:tcPr>
+            <w:tcW w:type="dxa" w:w="1701"/>
+          </w:tcPr>
+          <w:p>
+            <w:pPr>
+              <w:pStyle w:val="BT"/>
+              <w:spacing w:before="20" w:after="40" w:line="240" w:lineRule="auto"/>
+              <w:ind w:firstLine="0" w:left="0" w:right="0"/>
+              <w:jc w:val="left"/>
+            </w:pPr>
+            <w:r>
+              <w:rPr>
+                <w:b w:val="0"/>
+                <w:sz w:val="21"/>
+              </w:rPr>
+              <w:t>26.286</w:t>
+            </w:r>
+          </w:p>
+        </w:tc>
+        <w:tc>
+          <w:tcPr>
+            <w:tcW w:type="dxa" w:w="1701"/>
+          </w:tcPr>
+          <w:p>
+            <w:pPr>
+              <w:pStyle w:val="BT"/>
+              <w:spacing w:before="20" w:after="40" w:line="240" w:lineRule="auto"/>
+              <w:ind w:firstLine="0" w:left="0" w:right="0"/>
+              <w:jc w:val="left"/>
+            </w:pPr>
+            <w:r>
+              <w:rPr>
+                <w:b w:val="0"/>
+                <w:sz w:val="21"/>
+              </w:rPr>
+              <w:t>0,0841</w:t>
+            </w:r>
+          </w:p>
+        </w:tc>
+        <w:tc>
+          <w:tcPr>
+            <w:tcW w:type="dxa" w:w="2835"/>
+          </w:tcPr>
+          <w:p>
+            <w:pPr>
+              <w:pStyle w:val="BT"/>
+              <w:spacing w:before="20" w:after="40" w:line="240" w:lineRule="auto"/>
+              <w:ind w:firstLine="0" w:left="0" w:right="0"/>
+              <w:jc w:val="left"/>
+            </w:pPr>
+            <w:r>
+              <w:rPr>
+                <w:b w:val="0"/>
+                <w:sz w:val="21"/>
+              </w:rPr>
+              <w:t>1.977e-42</w:t>
             </w:r>
           </w:p>
         </w:tc>
@@ -3079,54 +3454,77 @@
           </w:tcPr>
           <w:p>
             <w:pPr>
-              <w:spacing w:before="60" w:after="60" w:line="240" w:lineRule="auto"/>
-              <w:ind w:firstLine="0"/>
-              <w:jc w:val="left"/>
-            </w:pPr>
-            <w:r>
-              <w:rPr>
-                <w:b w:val="0"/>
-                <w:sz w:val="22"/>
-              </w:rPr>
-              <w:t>RQ4: Giá theo khu vực?</w:t>
-            </w:r>
-          </w:p>
-        </w:tc>
-        <w:tc>
-          <w:tcPr>
-            <w:tcW w:type="dxa" w:w="3685"/>
-          </w:tcPr>
-          <w:p>
-            <w:pPr>
-              <w:spacing w:before="60" w:after="60" w:line="240" w:lineRule="auto"/>
-              <w:ind w:firstLine="0"/>
-              <w:jc w:val="left"/>
-            </w:pPr>
-            <w:r>
-              <w:rPr>
-                <w:b w:val="0"/>
-                <w:sz w:val="22"/>
-              </w:rPr>
-              <w:t>Groupby/pivot; xét thêm loại phòng</w:t>
-            </w:r>
-          </w:p>
-        </w:tc>
-        <w:tc>
-          <w:tcPr>
-            <w:tcW w:type="dxa" w:w="2551"/>
-          </w:tcPr>
-          <w:p>
-            <w:pPr>
-              <w:spacing w:before="60" w:after="60" w:line="240" w:lineRule="auto"/>
-              <w:ind w:firstLine="0"/>
-              <w:jc w:val="left"/>
-            </w:pPr>
-            <w:r>
-              <w:rPr>
-                <w:b w:val="0"/>
-                <w:sz w:val="22"/>
-              </w:rPr>
-              <w:t>Bar/boxplot/heatmap</w:t>
+              <w:pStyle w:val="BT"/>
+              <w:spacing w:before="20" w:after="40" w:line="240" w:lineRule="auto"/>
+              <w:ind w:firstLine="0" w:left="0" w:right="0"/>
+              <w:jc w:val="left"/>
+            </w:pPr>
+            <w:r>
+              <w:rPr>
+                <w:b w:val="0"/>
+                <w:sz w:val="21"/>
+              </w:rPr>
+              <w:t>beds</w:t>
+            </w:r>
+          </w:p>
+        </w:tc>
+        <w:tc>
+          <w:tcPr>
+            <w:tcW w:type="dxa" w:w="1701"/>
+          </w:tcPr>
+          <w:p>
+            <w:pPr>
+              <w:pStyle w:val="BT"/>
+              <w:spacing w:before="20" w:after="40" w:line="240" w:lineRule="auto"/>
+              <w:ind w:firstLine="0" w:left="0" w:right="0"/>
+              <w:jc w:val="left"/>
+            </w:pPr>
+            <w:r>
+              <w:rPr>
+                <w:b w:val="0"/>
+                <w:sz w:val="21"/>
+              </w:rPr>
+              <w:t>27.717</w:t>
+            </w:r>
+          </w:p>
+        </w:tc>
+        <w:tc>
+          <w:tcPr>
+            <w:tcW w:type="dxa" w:w="1701"/>
+          </w:tcPr>
+          <w:p>
+            <w:pPr>
+              <w:pStyle w:val="BT"/>
+              <w:spacing w:before="20" w:after="40" w:line="240" w:lineRule="auto"/>
+              <w:ind w:firstLine="0" w:left="0" w:right="0"/>
+              <w:jc w:val="left"/>
+            </w:pPr>
+            <w:r>
+              <w:rPr>
+                <w:b w:val="0"/>
+                <w:sz w:val="21"/>
+              </w:rPr>
+              <w:t>0,0688</w:t>
+            </w:r>
+          </w:p>
+        </w:tc>
+        <w:tc>
+          <w:tcPr>
+            <w:tcW w:type="dxa" w:w="2835"/>
+          </w:tcPr>
+          <w:p>
+            <w:pPr>
+              <w:pStyle w:val="BT"/>
+              <w:spacing w:before="20" w:after="40" w:line="240" w:lineRule="auto"/>
+              <w:ind w:firstLine="0" w:left="0" w:right="0"/>
+              <w:jc w:val="left"/>
+            </w:pPr>
+            <w:r>
+              <w:rPr>
+                <w:b w:val="0"/>
+                <w:sz w:val="21"/>
+              </w:rPr>
+              <w:t>1.902e-30</w:t>
             </w:r>
           </w:p>
         </w:tc>
@@ -3134,219 +3532,110 @@
     </w:tbl>
     <w:p>
       <w:pPr>
-        <w:pStyle w:val="Heading1"/>
-        <w:pageBreakBefore/>
-        <w:spacing w:before="200" w:after="120"/>
+        <w:pStyle w:val="BT"/>
+        <w:widowControl/>
       </w:pPr>
       <w:r>
-        <w:rPr>
-          <w:color w:val="000000"/>
-        </w:rPr>
-        <w:t>PHÂN TÍCH THĂM DÒ VÀ TRỰC QUAN HÓA</w:t>
+        <w:t>Các tương quan dương có độ lớn nhỏ (r≈0,069–0,107). p nhỏ không đồng nghĩa liên hệ mạnh hoặc hữu ích để dự báo. Chưa thực hiện phân tích độ nhạy nên không quy nguyên nhân r thấp cho giá cực trị. Missing theo cặp và sự phụ thuộc theo host tiếp tục là giới hạn.</w:t>
       </w:r>
     </w:p>
     <w:p>
       <w:pPr>
         <w:pStyle w:val="BT"/>
+        <w:widowControl/>
       </w:pPr>
       <w:r>
-        <w:t>Các mục dưới đây chờ dữ liệu thực nghiệm. Mỗi hình cần tiêu đề, nhãn, đơn vị và chú giải phù hợp; xuất 300 DPI từ Matplotlib OO API. Mọi nhận xét phải dẫn tới số liệu hoặc hình tương ứng, không suy diễn nhân quả.</w:t>
+        <w:t>Mỗi panel chọn tối đa 3.000 điểm với seed42 và chỉ hiển thị giá ≤20.000 THB; số điểm thực vẽ lần lượt 2.974, 2.962, 2.978 và 2.975. Đường OLS vẫn fit toàn cặp hợp lệ, không fit lại trên phần giá đang hiển thị. Số liệu chi tiết nằm trong figures_catalog.json.</w:t>
       </w:r>
     </w:p>
     <w:p>
-      <w:pPr>
-        <w:pStyle w:val="Heading2"/>
-        <w:pageBreakBefore w:val="0"/>
-        <w:spacing w:before="200" w:after="120"/>
-      </w:pPr>
       <w:r>
-        <w:rPr>
-          <w:color w:val="000000"/>
-        </w:rPr>
-        <w:t>Phân bố giá thuê — RQ1</w:t>
+        <w:br w:type="page"/>
       </w:r>
     </w:p>
     <w:p>
       <w:pPr>
-        <w:pStyle w:val="BT"/>
-        <w:spacing w:before="180" w:after="180"/>
+        <w:pStyle w:val="Heading2"/>
+        <w:widowControl/>
       </w:pPr>
       <w:r>
-        <w:rPr>
-          <w:color w:val="765300"/>
-          <w:highlight w:val="yellow"/>
-        </w:rPr>
-        <w:t>[CHÈN Hình 2. Phân bố giá thuê SAU KHI CHẠY NOTEBOOK]</w:t>
+        <w:t>RQ4. Giá khác nhau theo khu vực?</w:t>
       </w:r>
     </w:p>
     <w:p>
       <w:pPr>
         <w:pStyle w:val="BT"/>
+        <w:widowControl/>
       </w:pPr>
       <w:r>
-        <w:rPr>
-          <w:color w:val="765300"/>
-          <w:highlight w:val="yellow"/>
-        </w:rPr>
-        <w:t>[CHỜ: n hợp lệ, mean/median, Q1–Q3, skewness và nhận xét về ngoại lệ.]</w:t>
+        <w:t>Bảng chéo gồm 50 quận × 4 loại phòng, có 43 ô không có mẫu và 27 ô có 1–4 listing. Nhóm đối chiếu trung vị trong cùng loại phòng để tránh gộp các cơ cấu phòng khác nhau; tên quận giữ theo nguồn, không suy diễn thành khu du lịch hoặc trung tâm khi chưa kiểm chứng.</w:t>
       </w:r>
     </w:p>
     <w:p>
       <w:pPr>
-        <w:pStyle w:val="Heading2"/>
-        <w:pageBreakBefore w:val="0"/>
-        <w:spacing w:before="200" w:after="120"/>
+        <w:pStyle w:val="BT"/>
+        <w:keepNext/>
+        <w:widowControl/>
+        <w:spacing w:before="0" w:after="0"/>
+        <w:jc w:val="center"/>
       </w:pPr>
       <w:r>
-        <w:rPr>
-          <w:color w:val="000000"/>
-        </w:rPr>
-        <w:t>Giá theo loại phòng — RQ2</w:t>
+        <w:drawing>
+          <wp:inline xmlns:a="http://schemas.openxmlformats.org/drawingml/2006/main" xmlns:pic="http://schemas.openxmlformats.org/drawingml/2006/picture">
+            <wp:extent cx="5580000" cy="3863077"/>
+            <wp:docPr id="11" name="Picture 11"/>
+            <wp:cNvGraphicFramePr>
+              <a:graphicFrameLocks noChangeAspect="1"/>
+            </wp:cNvGraphicFramePr>
+            <a:graphic>
+              <a:graphicData uri="http://schemas.openxmlformats.org/drawingml/2006/picture">
+                <pic:pic>
+                  <pic:nvPicPr>
+                    <pic:cNvPr id="0" name="fig4_price_top_neighbourhoods_bar.png"/>
+                    <pic:cNvPicPr/>
+                  </pic:nvPicPr>
+                  <pic:blipFill>
+                    <a:blip r:embed="rId34"/>
+                    <a:stretch>
+                      <a:fillRect/>
+                    </a:stretch>
+                  </pic:blipFill>
+                  <pic:spPr>
+                    <a:xfrm>
+                      <a:off x="0" y="0"/>
+                      <a:ext cx="5580000" cy="3863077"/>
+                    </a:xfrm>
+                    <a:prstGeom prst="rect"/>
+                  </pic:spPr>
+                </pic:pic>
+              </a:graphicData>
+            </a:graphic>
+          </wp:inline>
+        </w:drawing>
       </w:r>
     </w:p>
     <w:p>
       <w:pPr>
-        <w:pStyle w:val="BT"/>
-        <w:spacing w:before="180" w:after="180"/>
+        <w:pStyle w:val="Caption"/>
+        <w:widowControl/>
+        <w:spacing w:after="80"/>
+        <w:jc w:val="center"/>
       </w:pPr>
       <w:r>
         <w:rPr>
-          <w:color w:val="765300"/>
-          <w:highlight w:val="yellow"/>
+          <w:sz w:val="20"/>
         </w:rPr>
-        <w:t>[CHÈN Hình 3. Giá thuê theo loại phòng SAU KHI CHẠY NOTEBOOK]</w:t>
+        <w:t>Hình 5. Trung vị theo quận trong cùng Entire home/apt; chỉ hiển thị nhóm n≥20.</w:t>
       </w:r>
     </w:p>
     <w:p>
       <w:pPr>
-        <w:pStyle w:val="BT"/>
-      </w:pPr>
-      <w:r>
-        <w:rPr>
-          <w:color w:val="765300"/>
-          <w:highlight w:val="yellow"/>
-        </w:rPr>
-        <w:t>[CHỜ: n từng nhóm, mean/median, F và p-value khi đủ điều kiện ANOVA.]</w:t>
-      </w:r>
-    </w:p>
-    <w:p>
-      <w:pPr>
-        <w:pStyle w:val="Heading2"/>
-        <w:pageBreakBefore w:val="0"/>
-        <w:spacing w:before="200" w:after="120"/>
-      </w:pPr>
-      <w:r>
-        <w:rPr>
-          <w:color w:val="000000"/>
-        </w:rPr>
-        <w:t>Quy mô chỗ ở và giá — RQ3</w:t>
-      </w:r>
-    </w:p>
-    <w:p>
-      <w:pPr>
-        <w:pStyle w:val="BT"/>
-        <w:spacing w:before="180" w:after="180"/>
-      </w:pPr>
-      <w:r>
-        <w:rPr>
-          <w:color w:val="765300"/>
-          <w:highlight w:val="yellow"/>
-        </w:rPr>
-        <w:t>[CHÈN Hình 4. Quy mô chỗ ở và giá thuê SAU KHI CHẠY NOTEBOOK]</w:t>
-      </w:r>
-    </w:p>
-    <w:p>
-      <w:pPr>
-        <w:pStyle w:val="BT"/>
-      </w:pPr>
-      <w:r>
-        <w:rPr>
-          <w:color w:val="765300"/>
-          <w:highlight w:val="yellow"/>
-        </w:rPr>
-        <w:t>[CHỜ: số mẫu từng cặp, r, p-value và nhận xét từ scatter plot.]</w:t>
-      </w:r>
-    </w:p>
-    <w:p>
-      <w:pPr>
-        <w:pStyle w:val="Heading2"/>
-        <w:pageBreakBefore w:val="0"/>
-        <w:spacing w:before="200" w:after="120"/>
-      </w:pPr>
-      <w:r>
-        <w:rPr>
-          <w:color w:val="000000"/>
-        </w:rPr>
-        <w:t>Giá theo khu vực — RQ4</w:t>
-      </w:r>
-    </w:p>
-    <w:p>
-      <w:pPr>
-        <w:pStyle w:val="BT"/>
-        <w:spacing w:before="180" w:after="180"/>
-      </w:pPr>
-      <w:r>
-        <w:rPr>
-          <w:color w:val="765300"/>
-          <w:highlight w:val="yellow"/>
-        </w:rPr>
-        <w:t>[CHÈN Hình 5. Giá thuê theo khu vực SAU KHI CHẠY NOTEBOOK]</w:t>
-      </w:r>
-    </w:p>
-    <w:p>
-      <w:pPr>
-        <w:pStyle w:val="BT"/>
-      </w:pPr>
-      <w:r>
-        <w:rPr>
-          <w:color w:val="765300"/>
-          <w:highlight w:val="yellow"/>
-        </w:rPr>
-        <w:t>[CHỜ: n từng khu vực, bảng nhóm/pivot; đối chiếu trong cùng loại phòng.]</w:t>
-      </w:r>
-    </w:p>
-    <w:p>
-      <w:pPr>
-        <w:pStyle w:val="Heading1"/>
-        <w:pageBreakBefore/>
-        <w:spacing w:before="200" w:after="120"/>
-      </w:pPr>
-      <w:r>
-        <w:rPr>
-          <w:color w:val="000000"/>
-        </w:rPr>
-        <w:t>KẾT QUẢ PHÂN TÍCH</w:t>
-      </w:r>
-    </w:p>
-    <w:p>
-      <w:pPr>
-        <w:pStyle w:val="Heading2"/>
-        <w:pageBreakBefore w:val="0"/>
-        <w:spacing w:before="200" w:after="120"/>
-      </w:pPr>
-      <w:r>
-        <w:rPr>
-          <w:color w:val="000000"/>
-        </w:rPr>
-        <w:t>Hồi quy bổ trợ và đánh giá</w:t>
-      </w:r>
-    </w:p>
-    <w:p>
-      <w:pPr>
-        <w:pStyle w:val="BT"/>
-      </w:pPr>
-      <w:r>
-        <w:t>Dự kiến chia train/test 70/30 với seed 42, dùng Pipeline và CV 4-fold trên train để so sánh hồi quy tuyến tính và Ridge khi phù hợp. Tập test dành cho đánh giá cuối. MSE và R² được báo cáo cùng tập đánh giá; không dùng biến tạo từ giá làm đầu vào.</w:t>
-      </w:r>
-    </w:p>
-    <w:p>
-      <w:pPr>
         <w:pStyle w:val="Caption"/>
         <w:keepNext/>
-        <w:spacing w:before="120" w:after="80"/>
+        <w:widowControl/>
       </w:pPr>
       <w:r>
-        <w:t>Bảng 5. Khung kết quả đánh giá mô hình</w:t>
+        <w:t>Bảng 5. Một số khu vực trong cùng loại Entire home/apt</w:t>
       </w:r>
     </w:p>
     <w:tbl>
@@ -3357,11 +3646,9 @@
         <w:tblLook w:firstColumn="1" w:firstRow="1" w:lastColumn="0" w:lastRow="0" w:noHBand="0" w:noVBand="1" w:val="04A0"/>
       </w:tblPr>
       <w:tblGrid>
-        <w:gridCol w:w="2381"/>
-        <w:gridCol w:w="1531"/>
-        <w:gridCol w:w="2098"/>
-        <w:gridCol w:w="1531"/>
-        <w:gridCol w:w="1531"/>
+        <w:gridCol w:w="3969"/>
+        <w:gridCol w:w="1701"/>
+        <w:gridCol w:w="3402"/>
       </w:tblGrid>
       <w:tr>
         <w:trPr>
@@ -3370,101 +3657,64 @@
         </w:trPr>
         <w:tc>
           <w:tcPr>
-            <w:tcW w:type="dxa" w:w="2381"/>
-            <w:shd w:fill="E8EDF2"/>
-          </w:tcPr>
-          <w:p>
-            <w:pPr>
-              <w:spacing w:before="60" w:after="60" w:line="240" w:lineRule="auto"/>
-              <w:ind w:firstLine="0"/>
+            <w:tcW w:type="dxa" w:w="3969"/>
+            <w:shd w:fill="E9F0F5"/>
+          </w:tcPr>
+          <w:p>
+            <w:pPr>
+              <w:pStyle w:val="BT"/>
+              <w:spacing w:before="20" w:after="40" w:line="240" w:lineRule="auto"/>
+              <w:ind w:firstLine="0" w:left="0" w:right="0"/>
               <w:jc w:val="left"/>
             </w:pPr>
             <w:r>
               <w:rPr>
                 <w:b/>
-                <w:sz w:val="22"/>
-              </w:rPr>
-              <w:t>Mô hình</w:t>
-            </w:r>
-          </w:p>
-        </w:tc>
-        <w:tc>
-          <w:tcPr>
-            <w:tcW w:type="dxa" w:w="1531"/>
-            <w:shd w:fill="E8EDF2"/>
-          </w:tcPr>
-          <w:p>
-            <w:pPr>
-              <w:spacing w:before="60" w:after="60" w:line="240" w:lineRule="auto"/>
-              <w:ind w:firstLine="0"/>
+                <w:sz w:val="21"/>
+              </w:rPr>
+              <w:t>Quận</w:t>
+            </w:r>
+          </w:p>
+        </w:tc>
+        <w:tc>
+          <w:tcPr>
+            <w:tcW w:type="dxa" w:w="1701"/>
+            <w:shd w:fill="E9F0F5"/>
+          </w:tcPr>
+          <w:p>
+            <w:pPr>
+              <w:pStyle w:val="BT"/>
+              <w:spacing w:before="20" w:after="40" w:line="240" w:lineRule="auto"/>
+              <w:ind w:firstLine="0" w:left="0" w:right="0"/>
               <w:jc w:val="left"/>
             </w:pPr>
             <w:r>
               <w:rPr>
                 <w:b/>
-                <w:sz w:val="22"/>
-              </w:rPr>
-              <w:t>MSE train</w:t>
-            </w:r>
-          </w:p>
-        </w:tc>
-        <w:tc>
-          <w:tcPr>
-            <w:tcW w:type="dxa" w:w="2098"/>
-            <w:shd w:fill="E8EDF2"/>
-          </w:tcPr>
-          <w:p>
-            <w:pPr>
-              <w:spacing w:before="60" w:after="60" w:line="240" w:lineRule="auto"/>
-              <w:ind w:firstLine="0"/>
+                <w:sz w:val="21"/>
+              </w:rPr>
+              <w:t>n</w:t>
+            </w:r>
+          </w:p>
+        </w:tc>
+        <w:tc>
+          <w:tcPr>
+            <w:tcW w:type="dxa" w:w="3402"/>
+            <w:shd w:fill="E9F0F5"/>
+          </w:tcPr>
+          <w:p>
+            <w:pPr>
+              <w:pStyle w:val="BT"/>
+              <w:spacing w:before="20" w:after="40" w:line="240" w:lineRule="auto"/>
+              <w:ind w:firstLine="0" w:left="0" w:right="0"/>
               <w:jc w:val="left"/>
             </w:pPr>
             <w:r>
               <w:rPr>
                 <w:b/>
-                <w:sz w:val="22"/>
-              </w:rPr>
-              <w:t>MSE CV ± SD</w:t>
-            </w:r>
-          </w:p>
-        </w:tc>
-        <w:tc>
-          <w:tcPr>
-            <w:tcW w:type="dxa" w:w="1531"/>
-            <w:shd w:fill="E8EDF2"/>
-          </w:tcPr>
-          <w:p>
-            <w:pPr>
-              <w:spacing w:before="60" w:after="60" w:line="240" w:lineRule="auto"/>
-              <w:ind w:firstLine="0"/>
-              <w:jc w:val="left"/>
-            </w:pPr>
-            <w:r>
-              <w:rPr>
-                <w:b/>
-                <w:sz w:val="22"/>
-              </w:rPr>
-              <w:t>MSE test</w:t>
-            </w:r>
-          </w:p>
-        </w:tc>
-        <w:tc>
-          <w:tcPr>
-            <w:tcW w:type="dxa" w:w="1531"/>
-            <w:shd w:fill="E8EDF2"/>
-          </w:tcPr>
-          <w:p>
-            <w:pPr>
-              <w:spacing w:before="60" w:after="60" w:line="240" w:lineRule="auto"/>
-              <w:ind w:firstLine="0"/>
-              <w:jc w:val="left"/>
-            </w:pPr>
-            <w:r>
-              <w:rPr>
-                <w:b/>
-                <w:sz w:val="22"/>
-              </w:rPr>
-              <w:t>R² test</w:t>
+                <w:sz w:val="21"/>
+              </w:rPr>
+              <w:t>Trung vị THB/đêm</w:t>
             </w:r>
           </w:p>
         </w:tc>
@@ -3475,96 +3725,61 @@
         </w:trPr>
         <w:tc>
           <w:tcPr>
-            <w:tcW w:type="dxa" w:w="2381"/>
-          </w:tcPr>
-          <w:p>
-            <w:pPr>
-              <w:spacing w:before="60" w:after="60" w:line="240" w:lineRule="auto"/>
-              <w:ind w:firstLine="0"/>
-              <w:jc w:val="left"/>
-            </w:pPr>
-            <w:r>
-              <w:rPr>
-                <w:b w:val="0"/>
-                <w:sz w:val="22"/>
-              </w:rPr>
-              <w:t>Linear Regression</w:t>
-            </w:r>
-          </w:p>
-        </w:tc>
-        <w:tc>
-          <w:tcPr>
-            <w:tcW w:type="dxa" w:w="1531"/>
-          </w:tcPr>
-          <w:p>
-            <w:pPr>
-              <w:spacing w:before="60" w:after="60" w:line="240" w:lineRule="auto"/>
-              <w:ind w:firstLine="0"/>
-              <w:jc w:val="left"/>
-            </w:pPr>
-            <w:r>
-              <w:rPr>
-                <w:b w:val="0"/>
-                <w:sz w:val="22"/>
-              </w:rPr>
-              <w:t>Chờ chạy</w:t>
-            </w:r>
-          </w:p>
-        </w:tc>
-        <w:tc>
-          <w:tcPr>
-            <w:tcW w:type="dxa" w:w="2098"/>
-          </w:tcPr>
-          <w:p>
-            <w:pPr>
-              <w:spacing w:before="60" w:after="60" w:line="240" w:lineRule="auto"/>
-              <w:ind w:firstLine="0"/>
-              <w:jc w:val="left"/>
-            </w:pPr>
-            <w:r>
-              <w:rPr>
-                <w:b w:val="0"/>
-                <w:sz w:val="22"/>
-              </w:rPr>
-              <w:t>Chờ chạy</w:t>
-            </w:r>
-          </w:p>
-        </w:tc>
-        <w:tc>
-          <w:tcPr>
-            <w:tcW w:type="dxa" w:w="1531"/>
-          </w:tcPr>
-          <w:p>
-            <w:pPr>
-              <w:spacing w:before="60" w:after="60" w:line="240" w:lineRule="auto"/>
-              <w:ind w:firstLine="0"/>
-              <w:jc w:val="left"/>
-            </w:pPr>
-            <w:r>
-              <w:rPr>
-                <w:b w:val="0"/>
-                <w:sz w:val="22"/>
-              </w:rPr>
-              <w:t>Chờ chạy</w:t>
-            </w:r>
-          </w:p>
-        </w:tc>
-        <w:tc>
-          <w:tcPr>
-            <w:tcW w:type="dxa" w:w="1531"/>
-          </w:tcPr>
-          <w:p>
-            <w:pPr>
-              <w:spacing w:before="60" w:after="60" w:line="240" w:lineRule="auto"/>
-              <w:ind w:firstLine="0"/>
-              <w:jc w:val="left"/>
-            </w:pPr>
-            <w:r>
-              <w:rPr>
-                <w:b w:val="0"/>
-                <w:sz w:val="22"/>
-              </w:rPr>
-              <w:t>Chờ chạy</w:t>
+            <w:tcW w:type="dxa" w:w="3969"/>
+          </w:tcPr>
+          <w:p>
+            <w:pPr>
+              <w:pStyle w:val="BT"/>
+              <w:spacing w:before="20" w:after="40" w:line="240" w:lineRule="auto"/>
+              <w:ind w:firstLine="0" w:left="0" w:right="0"/>
+              <w:jc w:val="left"/>
+            </w:pPr>
+            <w:r>
+              <w:rPr>
+                <w:b w:val="0"/>
+                <w:sz w:val="21"/>
+              </w:rPr>
+              <w:t>Bang Phlat</w:t>
+            </w:r>
+          </w:p>
+        </w:tc>
+        <w:tc>
+          <w:tcPr>
+            <w:tcW w:type="dxa" w:w="1701"/>
+          </w:tcPr>
+          <w:p>
+            <w:pPr>
+              <w:pStyle w:val="BT"/>
+              <w:spacing w:before="20" w:after="40" w:line="240" w:lineRule="auto"/>
+              <w:ind w:firstLine="0" w:left="0" w:right="0"/>
+              <w:jc w:val="left"/>
+            </w:pPr>
+            <w:r>
+              <w:rPr>
+                <w:b w:val="0"/>
+                <w:sz w:val="21"/>
+              </w:rPr>
+              <w:t>284</w:t>
+            </w:r>
+          </w:p>
+        </w:tc>
+        <w:tc>
+          <w:tcPr>
+            <w:tcW w:type="dxa" w:w="3402"/>
+          </w:tcPr>
+          <w:p>
+            <w:pPr>
+              <w:pStyle w:val="BT"/>
+              <w:spacing w:before="20" w:after="40" w:line="240" w:lineRule="auto"/>
+              <w:ind w:firstLine="0" w:left="0" w:right="0"/>
+              <w:jc w:val="left"/>
+            </w:pPr>
+            <w:r>
+              <w:rPr>
+                <w:b w:val="0"/>
+                <w:sz w:val="21"/>
+              </w:rPr>
+              <w:t>678,03</w:t>
             </w:r>
           </w:p>
         </w:tc>
@@ -3575,96 +3790,321 @@
         </w:trPr>
         <w:tc>
           <w:tcPr>
-            <w:tcW w:type="dxa" w:w="2381"/>
-          </w:tcPr>
-          <w:p>
-            <w:pPr>
-              <w:spacing w:before="60" w:after="60" w:line="240" w:lineRule="auto"/>
-              <w:ind w:firstLine="0"/>
-              <w:jc w:val="left"/>
-            </w:pPr>
-            <w:r>
-              <w:rPr>
-                <w:b w:val="0"/>
-                <w:sz w:val="22"/>
-              </w:rPr>
-              <w:t>Ridge (nếu phù hợp)</w:t>
-            </w:r>
-          </w:p>
-        </w:tc>
-        <w:tc>
-          <w:tcPr>
-            <w:tcW w:type="dxa" w:w="1531"/>
-          </w:tcPr>
-          <w:p>
-            <w:pPr>
-              <w:spacing w:before="60" w:after="60" w:line="240" w:lineRule="auto"/>
-              <w:ind w:firstLine="0"/>
-              <w:jc w:val="left"/>
-            </w:pPr>
-            <w:r>
-              <w:rPr>
-                <w:b w:val="0"/>
-                <w:sz w:val="22"/>
-              </w:rPr>
-              <w:t>Chờ chạy</w:t>
-            </w:r>
-          </w:p>
-        </w:tc>
-        <w:tc>
-          <w:tcPr>
-            <w:tcW w:type="dxa" w:w="2098"/>
-          </w:tcPr>
-          <w:p>
-            <w:pPr>
-              <w:spacing w:before="60" w:after="60" w:line="240" w:lineRule="auto"/>
-              <w:ind w:firstLine="0"/>
-              <w:jc w:val="left"/>
-            </w:pPr>
-            <w:r>
-              <w:rPr>
-                <w:b w:val="0"/>
-                <w:sz w:val="22"/>
-              </w:rPr>
-              <w:t>Chờ chạy</w:t>
-            </w:r>
-          </w:p>
-        </w:tc>
-        <w:tc>
-          <w:tcPr>
-            <w:tcW w:type="dxa" w:w="1531"/>
-          </w:tcPr>
-          <w:p>
-            <w:pPr>
-              <w:spacing w:before="60" w:after="60" w:line="240" w:lineRule="auto"/>
-              <w:ind w:firstLine="0"/>
-              <w:jc w:val="left"/>
-            </w:pPr>
-            <w:r>
-              <w:rPr>
-                <w:b w:val="0"/>
-                <w:sz w:val="22"/>
-              </w:rPr>
-              <w:t>Chờ chạy</w:t>
-            </w:r>
-          </w:p>
-        </w:tc>
-        <w:tc>
-          <w:tcPr>
-            <w:tcW w:type="dxa" w:w="1531"/>
-          </w:tcPr>
-          <w:p>
-            <w:pPr>
-              <w:spacing w:before="60" w:after="60" w:line="240" w:lineRule="auto"/>
-              <w:ind w:firstLine="0"/>
-              <w:jc w:val="left"/>
-            </w:pPr>
-            <w:r>
-              <w:rPr>
-                <w:b w:val="0"/>
-                <w:sz w:val="22"/>
-              </w:rPr>
-              <w:t>Chờ chạy</w:t>
+            <w:tcW w:type="dxa" w:w="3969"/>
+          </w:tcPr>
+          <w:p>
+            <w:pPr>
+              <w:pStyle w:val="BT"/>
+              <w:spacing w:before="20" w:after="40" w:line="240" w:lineRule="auto"/>
+              <w:ind w:firstLine="0" w:left="0" w:right="0"/>
+              <w:jc w:val="left"/>
+            </w:pPr>
+            <w:r>
+              <w:rPr>
+                <w:b w:val="0"/>
+                <w:sz w:val="21"/>
+              </w:rPr>
+              <w:t>Thon buri</w:t>
+            </w:r>
+          </w:p>
+        </w:tc>
+        <w:tc>
+          <w:tcPr>
+            <w:tcW w:type="dxa" w:w="1701"/>
+          </w:tcPr>
+          <w:p>
+            <w:pPr>
+              <w:pStyle w:val="BT"/>
+              <w:spacing w:before="20" w:after="40" w:line="240" w:lineRule="auto"/>
+              <w:ind w:firstLine="0" w:left="0" w:right="0"/>
+              <w:jc w:val="left"/>
+            </w:pPr>
+            <w:r>
+              <w:rPr>
+                <w:b w:val="0"/>
+                <w:sz w:val="21"/>
+              </w:rPr>
+              <w:t>396</w:t>
+            </w:r>
+          </w:p>
+        </w:tc>
+        <w:tc>
+          <w:tcPr>
+            <w:tcW w:type="dxa" w:w="3402"/>
+          </w:tcPr>
+          <w:p>
+            <w:pPr>
+              <w:pStyle w:val="BT"/>
+              <w:spacing w:before="20" w:after="40" w:line="240" w:lineRule="auto"/>
+              <w:ind w:firstLine="0" w:left="0" w:right="0"/>
+              <w:jc w:val="left"/>
+            </w:pPr>
+            <w:r>
+              <w:rPr>
+                <w:b w:val="0"/>
+                <w:sz w:val="21"/>
+              </w:rPr>
+              <w:t>940,14</w:t>
+            </w:r>
+          </w:p>
+        </w:tc>
+      </w:tr>
+      <w:tr>
+        <w:trPr>
+          <w:cantSplit/>
+        </w:trPr>
+        <w:tc>
+          <w:tcPr>
+            <w:tcW w:type="dxa" w:w="3969"/>
+          </w:tcPr>
+          <w:p>
+            <w:pPr>
+              <w:pStyle w:val="BT"/>
+              <w:spacing w:before="20" w:after="40" w:line="240" w:lineRule="auto"/>
+              <w:ind w:firstLine="0" w:left="0" w:right="0"/>
+              <w:jc w:val="left"/>
+            </w:pPr>
+            <w:r>
+              <w:rPr>
+                <w:b w:val="0"/>
+                <w:sz w:val="21"/>
+              </w:rPr>
+              <w:t>Bang Na</w:t>
+            </w:r>
+          </w:p>
+        </w:tc>
+        <w:tc>
+          <w:tcPr>
+            <w:tcW w:type="dxa" w:w="1701"/>
+          </w:tcPr>
+          <w:p>
+            <w:pPr>
+              <w:pStyle w:val="BT"/>
+              <w:spacing w:before="20" w:after="40" w:line="240" w:lineRule="auto"/>
+              <w:ind w:firstLine="0" w:left="0" w:right="0"/>
+              <w:jc w:val="left"/>
+            </w:pPr>
+            <w:r>
+              <w:rPr>
+                <w:b w:val="0"/>
+                <w:sz w:val="21"/>
+              </w:rPr>
+              <w:t>586</w:t>
+            </w:r>
+          </w:p>
+        </w:tc>
+        <w:tc>
+          <w:tcPr>
+            <w:tcW w:type="dxa" w:w="3402"/>
+          </w:tcPr>
+          <w:p>
+            <w:pPr>
+              <w:pStyle w:val="BT"/>
+              <w:spacing w:before="20" w:after="40" w:line="240" w:lineRule="auto"/>
+              <w:ind w:firstLine="0" w:left="0" w:right="0"/>
+              <w:jc w:val="left"/>
+            </w:pPr>
+            <w:r>
+              <w:rPr>
+                <w:b w:val="0"/>
+                <w:sz w:val="21"/>
+              </w:rPr>
+              <w:t>969,48</w:t>
+            </w:r>
+          </w:p>
+        </w:tc>
+      </w:tr>
+      <w:tr>
+        <w:trPr>
+          <w:cantSplit/>
+        </w:trPr>
+        <w:tc>
+          <w:tcPr>
+            <w:tcW w:type="dxa" w:w="3969"/>
+          </w:tcPr>
+          <w:p>
+            <w:pPr>
+              <w:pStyle w:val="BT"/>
+              <w:spacing w:before="20" w:after="40" w:line="240" w:lineRule="auto"/>
+              <w:ind w:firstLine="0" w:left="0" w:right="0"/>
+              <w:jc w:val="left"/>
+            </w:pPr>
+            <w:r>
+              <w:rPr>
+                <w:b w:val="0"/>
+                <w:sz w:val="21"/>
+              </w:rPr>
+              <w:t>Phra Nakhon</w:t>
+            </w:r>
+          </w:p>
+        </w:tc>
+        <w:tc>
+          <w:tcPr>
+            <w:tcW w:type="dxa" w:w="1701"/>
+          </w:tcPr>
+          <w:p>
+            <w:pPr>
+              <w:pStyle w:val="BT"/>
+              <w:spacing w:before="20" w:after="40" w:line="240" w:lineRule="auto"/>
+              <w:ind w:firstLine="0" w:left="0" w:right="0"/>
+              <w:jc w:val="left"/>
+            </w:pPr>
+            <w:r>
+              <w:rPr>
+                <w:b w:val="0"/>
+                <w:sz w:val="21"/>
+              </w:rPr>
+              <w:t>130</w:t>
+            </w:r>
+          </w:p>
+        </w:tc>
+        <w:tc>
+          <w:tcPr>
+            <w:tcW w:type="dxa" w:w="3402"/>
+          </w:tcPr>
+          <w:p>
+            <w:pPr>
+              <w:pStyle w:val="BT"/>
+              <w:spacing w:before="20" w:after="40" w:line="240" w:lineRule="auto"/>
+              <w:ind w:firstLine="0" w:left="0" w:right="0"/>
+              <w:jc w:val="left"/>
+            </w:pPr>
+            <w:r>
+              <w:rPr>
+                <w:b w:val="0"/>
+                <w:sz w:val="21"/>
+              </w:rPr>
+              <w:t>2.918,50</w:t>
+            </w:r>
+          </w:p>
+        </w:tc>
+      </w:tr>
+      <w:tr>
+        <w:trPr>
+          <w:cantSplit/>
+        </w:trPr>
+        <w:tc>
+          <w:tcPr>
+            <w:tcW w:type="dxa" w:w="3969"/>
+          </w:tcPr>
+          <w:p>
+            <w:pPr>
+              <w:pStyle w:val="BT"/>
+              <w:spacing w:before="20" w:after="40" w:line="240" w:lineRule="auto"/>
+              <w:ind w:firstLine="0" w:left="0" w:right="0"/>
+              <w:jc w:val="left"/>
+            </w:pPr>
+            <w:r>
+              <w:rPr>
+                <w:b w:val="0"/>
+                <w:sz w:val="21"/>
+              </w:rPr>
+              <w:t>Lat Phrao</w:t>
+            </w:r>
+          </w:p>
+        </w:tc>
+        <w:tc>
+          <w:tcPr>
+            <w:tcW w:type="dxa" w:w="1701"/>
+          </w:tcPr>
+          <w:p>
+            <w:pPr>
+              <w:pStyle w:val="BT"/>
+              <w:spacing w:before="20" w:after="40" w:line="240" w:lineRule="auto"/>
+              <w:ind w:firstLine="0" w:left="0" w:right="0"/>
+              <w:jc w:val="left"/>
+            </w:pPr>
+            <w:r>
+              <w:rPr>
+                <w:b w:val="0"/>
+                <w:sz w:val="21"/>
+              </w:rPr>
+              <w:t>31</w:t>
+            </w:r>
+          </w:p>
+        </w:tc>
+        <w:tc>
+          <w:tcPr>
+            <w:tcW w:type="dxa" w:w="3402"/>
+          </w:tcPr>
+          <w:p>
+            <w:pPr>
+              <w:pStyle w:val="BT"/>
+              <w:spacing w:before="20" w:after="40" w:line="240" w:lineRule="auto"/>
+              <w:ind w:firstLine="0" w:left="0" w:right="0"/>
+              <w:jc w:val="left"/>
+            </w:pPr>
+            <w:r>
+              <w:rPr>
+                <w:b w:val="0"/>
+                <w:sz w:val="21"/>
+              </w:rPr>
+              <w:t>3.010,00</w:t>
+            </w:r>
+          </w:p>
+        </w:tc>
+      </w:tr>
+      <w:tr>
+        <w:trPr>
+          <w:cantSplit/>
+        </w:trPr>
+        <w:tc>
+          <w:tcPr>
+            <w:tcW w:type="dxa" w:w="3969"/>
+          </w:tcPr>
+          <w:p>
+            <w:pPr>
+              <w:pStyle w:val="BT"/>
+              <w:spacing w:before="20" w:after="40" w:line="240" w:lineRule="auto"/>
+              <w:ind w:firstLine="0" w:left="0" w:right="0"/>
+              <w:jc w:val="left"/>
+            </w:pPr>
+            <w:r>
+              <w:rPr>
+                <w:b w:val="0"/>
+                <w:sz w:val="21"/>
+              </w:rPr>
+              <w:t>Samphanthawong</w:t>
+            </w:r>
+          </w:p>
+        </w:tc>
+        <w:tc>
+          <w:tcPr>
+            <w:tcW w:type="dxa" w:w="1701"/>
+          </w:tcPr>
+          <w:p>
+            <w:pPr>
+              <w:pStyle w:val="BT"/>
+              <w:spacing w:before="20" w:after="40" w:line="240" w:lineRule="auto"/>
+              <w:ind w:firstLine="0" w:left="0" w:right="0"/>
+              <w:jc w:val="left"/>
+            </w:pPr>
+            <w:r>
+              <w:rPr>
+                <w:b w:val="0"/>
+                <w:sz w:val="21"/>
+              </w:rPr>
+              <w:t>105</w:t>
+            </w:r>
+          </w:p>
+        </w:tc>
+        <w:tc>
+          <w:tcPr>
+            <w:tcW w:type="dxa" w:w="3402"/>
+          </w:tcPr>
+          <w:p>
+            <w:pPr>
+              <w:pStyle w:val="BT"/>
+              <w:spacing w:before="20" w:after="40" w:line="240" w:lineRule="auto"/>
+              <w:ind w:firstLine="0" w:left="0" w:right="0"/>
+              <w:jc w:val="left"/>
+            </w:pPr>
+            <w:r>
+              <w:rPr>
+                <w:b w:val="0"/>
+                <w:sz w:val="21"/>
+              </w:rPr>
+              <w:t>3.115,50</w:t>
             </w:r>
           </w:p>
         </w:tc>
@@ -3673,36 +4113,70 @@
     <w:p>
       <w:pPr>
         <w:pStyle w:val="BT"/>
+        <w:widowControl/>
       </w:pPr>
       <w:r>
-        <w:rPr>
-          <w:color w:val="765300"/>
-          <w:highlight w:val="yellow"/>
-        </w:rPr>
-        <w:t>[BỔ SUNG: biến sử dụng, số mẫu và alpha; R² train/CV; đơn vị MSE; regression/residual/distribution plot. Nếu không đủ điều kiện xây mô hình, thay mục này bằng giải trình từ dữ liệu.]</w:t>
+        <w:t>Ngưỡng n≥20 là lựa chọn hiển thị, không bảo đảm tính đại diện hay loại bỏ sai số mẫu. Chênh lệch trung vị mô tả mẫu niêm yết đang có; chưa kiểm soát đồng thời chất lượng chỗ ở, tiện nghi và các yếu tố khác nên không coi đây là tác động riêng của vị trí.</w:t>
       </w:r>
     </w:p>
     <w:p>
       <w:pPr>
-        <w:pStyle w:val="Heading2"/>
-        <w:pageBreakBefore w:val="0"/>
-        <w:spacing w:before="200" w:after="120"/>
+        <w:pStyle w:val="BT"/>
+        <w:widowControl/>
       </w:pPr>
       <w:r>
-        <w:rPr>
-          <w:color w:val="000000"/>
-        </w:rPr>
-        <w:t>Các phát hiện chính</w:t>
+        <w:t>Heatmap bổ sung trong thư mục hình cho 15 quận đông listing hiển thị 23.043 quan sát, ghi trung vị và n từng ô; ô ít mẫu có dấu *. Bảng median/count/IQR đầy đủ được nộp kèm để đối chiếu các quận ngoài Hình 5.</w:t>
       </w:r>
     </w:p>
     <w:p>
+      <w:r>
+        <w:br w:type="page"/>
+      </w:r>
+    </w:p>
+    <w:p>
+      <w:pPr>
+        <w:pStyle w:val="Heading1"/>
+        <w:widowControl/>
+      </w:pPr>
+      <w:r>
+        <w:t>KẾT QUẢ PHÂN TÍCH</w:t>
+      </w:r>
+    </w:p>
+    <w:p>
+      <w:pPr>
+        <w:pStyle w:val="Heading2"/>
+        <w:widowControl/>
+      </w:pPr>
+      <w:r>
+        <w:t>Hồi quy bổ trợ: đánh giá khả thi theo Bài 06–07</w:t>
+      </w:r>
+    </w:p>
+    <w:p>
+      <w:pPr>
+        <w:pStyle w:val="BT"/>
+        <w:widowControl/>
+      </w:pPr>
+      <w:r>
+        <w:t>Chia 20.290 listing train và 8.697 test, seed42; KFold 4-fold shuffle42 trên train. Chọn biến, imputer/scaler/encoder chỉ fit trên tập train tương ứng. 2.229 host xuất hiện ở cả hai tập; 7.202 listing test (82,81%) thuộc host đã thấy. Thiết kế này không đánh giá khả năng dự báo cho chủ nhà mới. [3, 6]</w:t>
+      </w:r>
+    </w:p>
+    <w:p>
+      <w:pPr>
+        <w:pStyle w:val="BT"/>
+        <w:widowControl/>
+      </w:pPr>
+      <w:r>
+        <w:t>Ngưỡng chọn biến số của repository là |r|≥0,30 và p&lt;0,05, sử dụng trị chưa làm tròn trong mỗi training fold. Cả 7 biến số đều không qua ngưỡng ở 4 fold và toàn train. Với phân loại, nhóm chưa có cơ sở dùng ANOVA làm bộ lọc do giả định suy luận chưa xác nhận; chẩn đoán thực của từng nhóm/fold được lưu lại, không gán sẵn mọi giả định đều vi phạm.</w:t>
+      </w:r>
+    </w:p>
+    <w:p>
       <w:pPr>
         <w:pStyle w:val="Caption"/>
         <w:keepNext/>
-        <w:spacing w:before="120" w:after="80"/>
+        <w:widowControl/>
       </w:pPr>
       <w:r>
-        <w:t>Bảng 6. Tổng hợp kết quả có bằng chứng</w:t>
+        <w:t>Bảng 6. Kiểm tra chọn biến trên toàn train</w:t>
       </w:r>
     </w:p>
     <w:tbl>
@@ -3713,9 +4187,11 @@
         <w:tblLook w:firstColumn="1" w:firstRow="1" w:lastColumn="0" w:lastRow="0" w:noHBand="0" w:noVBand="1" w:val="04A0"/>
       </w:tblPr>
       <w:tblGrid>
-        <w:gridCol w:w="2551"/>
-        <w:gridCol w:w="3118"/>
-        <w:gridCol w:w="3402"/>
+        <w:gridCol w:w="2665"/>
+        <w:gridCol w:w="1304"/>
+        <w:gridCol w:w="1474"/>
+        <w:gridCol w:w="1701"/>
+        <w:gridCol w:w="1928"/>
       </w:tblGrid>
       <w:tr>
         <w:trPr>
@@ -3724,61 +4200,106 @@
         </w:trPr>
         <w:tc>
           <w:tcPr>
-            <w:tcW w:type="dxa" w:w="2551"/>
-            <w:shd w:fill="E8EDF2"/>
-          </w:tcPr>
-          <w:p>
-            <w:pPr>
-              <w:spacing w:before="60" w:after="60" w:line="240" w:lineRule="auto"/>
-              <w:ind w:firstLine="0"/>
+            <w:tcW w:type="dxa" w:w="2665"/>
+            <w:shd w:fill="E9F0F5"/>
+          </w:tcPr>
+          <w:p>
+            <w:pPr>
+              <w:pStyle w:val="BT"/>
+              <w:spacing w:before="20" w:after="40" w:line="240" w:lineRule="auto"/>
+              <w:ind w:firstLine="0" w:left="0" w:right="0"/>
               <w:jc w:val="left"/>
             </w:pPr>
             <w:r>
               <w:rPr>
                 <w:b/>
-                <w:sz w:val="22"/>
-              </w:rPr>
-              <w:t>Phát hiện</w:t>
-            </w:r>
-          </w:p>
-        </w:tc>
-        <w:tc>
-          <w:tcPr>
-            <w:tcW w:type="dxa" w:w="3118"/>
-            <w:shd w:fill="E8EDF2"/>
-          </w:tcPr>
-          <w:p>
-            <w:pPr>
-              <w:spacing w:before="60" w:after="60" w:line="240" w:lineRule="auto"/>
-              <w:ind w:firstLine="0"/>
+                <w:sz w:val="21"/>
+              </w:rPr>
+              <w:t>Biến số</w:t>
+            </w:r>
+          </w:p>
+        </w:tc>
+        <w:tc>
+          <w:tcPr>
+            <w:tcW w:type="dxa" w:w="1304"/>
+            <w:shd w:fill="E9F0F5"/>
+          </w:tcPr>
+          <w:p>
+            <w:pPr>
+              <w:pStyle w:val="BT"/>
+              <w:spacing w:before="20" w:after="40" w:line="240" w:lineRule="auto"/>
+              <w:ind w:firstLine="0" w:left="0" w:right="0"/>
               <w:jc w:val="left"/>
             </w:pPr>
             <w:r>
               <w:rPr>
                 <w:b/>
-                <w:sz w:val="22"/>
-              </w:rPr>
-              <w:t>Bằng chứng</w:t>
-            </w:r>
-          </w:p>
-        </w:tc>
-        <w:tc>
-          <w:tcPr>
-            <w:tcW w:type="dxa" w:w="3402"/>
-            <w:shd w:fill="E8EDF2"/>
-          </w:tcPr>
-          <w:p>
-            <w:pPr>
-              <w:spacing w:before="60" w:after="60" w:line="240" w:lineRule="auto"/>
-              <w:ind w:firstLine="0"/>
+                <w:sz w:val="21"/>
+              </w:rPr>
+              <w:t>n hợp lệ</w:t>
+            </w:r>
+          </w:p>
+        </w:tc>
+        <w:tc>
+          <w:tcPr>
+            <w:tcW w:type="dxa" w:w="1474"/>
+            <w:shd w:fill="E9F0F5"/>
+          </w:tcPr>
+          <w:p>
+            <w:pPr>
+              <w:pStyle w:val="BT"/>
+              <w:spacing w:before="20" w:after="40" w:line="240" w:lineRule="auto"/>
+              <w:ind w:firstLine="0" w:left="0" w:right="0"/>
               <w:jc w:val="left"/>
             </w:pPr>
             <w:r>
               <w:rPr>
                 <w:b/>
-                <w:sz w:val="22"/>
-              </w:rPr>
-              <w:t>Diễn giải và giới hạn</w:t>
+                <w:sz w:val="21"/>
+              </w:rPr>
+              <w:t>Pearson r</w:t>
+            </w:r>
+          </w:p>
+        </w:tc>
+        <w:tc>
+          <w:tcPr>
+            <w:tcW w:type="dxa" w:w="1701"/>
+            <w:shd w:fill="E9F0F5"/>
+          </w:tcPr>
+          <w:p>
+            <w:pPr>
+              <w:pStyle w:val="BT"/>
+              <w:spacing w:before="20" w:after="40" w:line="240" w:lineRule="auto"/>
+              <w:ind w:firstLine="0" w:left="0" w:right="0"/>
+              <w:jc w:val="left"/>
+            </w:pPr>
+            <w:r>
+              <w:rPr>
+                <w:b/>
+                <w:sz w:val="21"/>
+              </w:rPr>
+              <w:t>p-value</w:t>
+            </w:r>
+          </w:p>
+        </w:tc>
+        <w:tc>
+          <w:tcPr>
+            <w:tcW w:type="dxa" w:w="1928"/>
+            <w:shd w:fill="E9F0F5"/>
+          </w:tcPr>
+          <w:p>
+            <w:pPr>
+              <w:pStyle w:val="BT"/>
+              <w:spacing w:before="20" w:after="40" w:line="240" w:lineRule="auto"/>
+              <w:ind w:firstLine="0" w:left="0" w:right="0"/>
+              <w:jc w:val="left"/>
+            </w:pPr>
+            <w:r>
+              <w:rPr>
+                <w:b/>
+                <w:sz w:val="21"/>
+              </w:rPr>
+              <w:t>Qua tiêu chí</w:t>
             </w:r>
           </w:p>
         </w:tc>
@@ -3789,58 +4310,101 @@
         </w:trPr>
         <w:tc>
           <w:tcPr>
-            <w:tcW w:type="dxa" w:w="2551"/>
-          </w:tcPr>
-          <w:p>
-            <w:pPr>
-              <w:spacing w:before="60" w:after="60" w:line="240" w:lineRule="auto"/>
-              <w:ind w:firstLine="0"/>
-              <w:jc w:val="left"/>
-            </w:pPr>
-            <w:r>
-              <w:rPr>
-                <w:b w:val="0"/>
-                <w:sz w:val="22"/>
-              </w:rPr>
-              <w:t>[CHỜ phát hiện 1]</w:t>
-            </w:r>
-          </w:p>
-        </w:tc>
-        <w:tc>
-          <w:tcPr>
-            <w:tcW w:type="dxa" w:w="3118"/>
-          </w:tcPr>
-          <w:p>
-            <w:pPr>
-              <w:spacing w:before="60" w:after="60" w:line="240" w:lineRule="auto"/>
-              <w:ind w:firstLine="0"/>
-              <w:jc w:val="left"/>
-            </w:pPr>
-            <w:r>
-              <w:rPr>
-                <w:b w:val="0"/>
-                <w:sz w:val="22"/>
-              </w:rPr>
-              <w:t>[CHỜ số liệu/bảng/hình]</w:t>
-            </w:r>
-          </w:p>
-        </w:tc>
-        <w:tc>
-          <w:tcPr>
-            <w:tcW w:type="dxa" w:w="3402"/>
-          </w:tcPr>
-          <w:p>
-            <w:pPr>
-              <w:spacing w:before="60" w:after="60" w:line="240" w:lineRule="auto"/>
-              <w:ind w:firstLine="0"/>
-              <w:jc w:val="left"/>
-            </w:pPr>
-            <w:r>
-              <w:rPr>
-                <w:b w:val="0"/>
-                <w:sz w:val="22"/>
-              </w:rPr>
-              <w:t>[CHỜ nhận xét]</w:t>
+            <w:tcW w:type="dxa" w:w="2665"/>
+          </w:tcPr>
+          <w:p>
+            <w:pPr>
+              <w:pStyle w:val="BT"/>
+              <w:spacing w:before="20" w:after="40" w:line="240" w:lineRule="auto"/>
+              <w:ind w:firstLine="0" w:left="0" w:right="0"/>
+              <w:jc w:val="left"/>
+            </w:pPr>
+            <w:r>
+              <w:rPr>
+                <w:b w:val="0"/>
+                <w:sz w:val="21"/>
+              </w:rPr>
+              <w:t>accommodates</w:t>
+            </w:r>
+          </w:p>
+        </w:tc>
+        <w:tc>
+          <w:tcPr>
+            <w:tcW w:type="dxa" w:w="1304"/>
+          </w:tcPr>
+          <w:p>
+            <w:pPr>
+              <w:pStyle w:val="BT"/>
+              <w:spacing w:before="20" w:after="40" w:line="240" w:lineRule="auto"/>
+              <w:ind w:firstLine="0" w:left="0" w:right="0"/>
+              <w:jc w:val="left"/>
+            </w:pPr>
+            <w:r>
+              <w:rPr>
+                <w:b w:val="0"/>
+                <w:sz w:val="21"/>
+              </w:rPr>
+              <w:t>20.290</w:t>
+            </w:r>
+          </w:p>
+        </w:tc>
+        <w:tc>
+          <w:tcPr>
+            <w:tcW w:type="dxa" w:w="1474"/>
+          </w:tcPr>
+          <w:p>
+            <w:pPr>
+              <w:pStyle w:val="BT"/>
+              <w:spacing w:before="20" w:after="40" w:line="240" w:lineRule="auto"/>
+              <w:ind w:firstLine="0" w:left="0" w:right="0"/>
+              <w:jc w:val="left"/>
+            </w:pPr>
+            <w:r>
+              <w:rPr>
+                <w:b w:val="0"/>
+                <w:sz w:val="21"/>
+              </w:rPr>
+              <w:t>0,10360</w:t>
+            </w:r>
+          </w:p>
+        </w:tc>
+        <w:tc>
+          <w:tcPr>
+            <w:tcW w:type="dxa" w:w="1701"/>
+          </w:tcPr>
+          <w:p>
+            <w:pPr>
+              <w:pStyle w:val="BT"/>
+              <w:spacing w:before="20" w:after="40" w:line="240" w:lineRule="auto"/>
+              <w:ind w:firstLine="0" w:left="0" w:right="0"/>
+              <w:jc w:val="left"/>
+            </w:pPr>
+            <w:r>
+              <w:rPr>
+                <w:b w:val="0"/>
+                <w:sz w:val="21"/>
+              </w:rPr>
+              <w:t>1.565e-49</w:t>
+            </w:r>
+          </w:p>
+        </w:tc>
+        <w:tc>
+          <w:tcPr>
+            <w:tcW w:type="dxa" w:w="1928"/>
+          </w:tcPr>
+          <w:p>
+            <w:pPr>
+              <w:pStyle w:val="BT"/>
+              <w:spacing w:before="20" w:after="40" w:line="240" w:lineRule="auto"/>
+              <w:ind w:firstLine="0" w:left="0" w:right="0"/>
+              <w:jc w:val="left"/>
+            </w:pPr>
+            <w:r>
+              <w:rPr>
+                <w:b w:val="0"/>
+                <w:sz w:val="21"/>
+              </w:rPr>
+              <w:t>Không</w:t>
             </w:r>
           </w:p>
         </w:tc>
@@ -3851,58 +4415,101 @@
         </w:trPr>
         <w:tc>
           <w:tcPr>
-            <w:tcW w:type="dxa" w:w="2551"/>
-          </w:tcPr>
-          <w:p>
-            <w:pPr>
-              <w:spacing w:before="60" w:after="60" w:line="240" w:lineRule="auto"/>
-              <w:ind w:firstLine="0"/>
-              <w:jc w:val="left"/>
-            </w:pPr>
-            <w:r>
-              <w:rPr>
-                <w:b w:val="0"/>
-                <w:sz w:val="22"/>
-              </w:rPr>
-              <w:t>[CHỜ phát hiện 2]</w:t>
-            </w:r>
-          </w:p>
-        </w:tc>
-        <w:tc>
-          <w:tcPr>
-            <w:tcW w:type="dxa" w:w="3118"/>
-          </w:tcPr>
-          <w:p>
-            <w:pPr>
-              <w:spacing w:before="60" w:after="60" w:line="240" w:lineRule="auto"/>
-              <w:ind w:firstLine="0"/>
-              <w:jc w:val="left"/>
-            </w:pPr>
-            <w:r>
-              <w:rPr>
-                <w:b w:val="0"/>
-                <w:sz w:val="22"/>
-              </w:rPr>
-              <w:t>[CHỜ số liệu/bảng/hình]</w:t>
-            </w:r>
-          </w:p>
-        </w:tc>
-        <w:tc>
-          <w:tcPr>
-            <w:tcW w:type="dxa" w:w="3402"/>
-          </w:tcPr>
-          <w:p>
-            <w:pPr>
-              <w:spacing w:before="60" w:after="60" w:line="240" w:lineRule="auto"/>
-              <w:ind w:firstLine="0"/>
-              <w:jc w:val="left"/>
-            </w:pPr>
-            <w:r>
-              <w:rPr>
-                <w:b w:val="0"/>
-                <w:sz w:val="22"/>
-              </w:rPr>
-              <w:t>[CHỜ nhận xét]</w:t>
+            <w:tcW w:type="dxa" w:w="2665"/>
+          </w:tcPr>
+          <w:p>
+            <w:pPr>
+              <w:pStyle w:val="BT"/>
+              <w:spacing w:before="20" w:after="40" w:line="240" w:lineRule="auto"/>
+              <w:ind w:firstLine="0" w:left="0" w:right="0"/>
+              <w:jc w:val="left"/>
+            </w:pPr>
+            <w:r>
+              <w:rPr>
+                <w:b w:val="0"/>
+                <w:sz w:val="21"/>
+              </w:rPr>
+              <w:t>bedrooms</w:t>
+            </w:r>
+          </w:p>
+        </w:tc>
+        <w:tc>
+          <w:tcPr>
+            <w:tcW w:type="dxa" w:w="1304"/>
+          </w:tcPr>
+          <w:p>
+            <w:pPr>
+              <w:pStyle w:val="BT"/>
+              <w:spacing w:before="20" w:after="40" w:line="240" w:lineRule="auto"/>
+              <w:ind w:firstLine="0" w:left="0" w:right="0"/>
+              <w:jc w:val="left"/>
+            </w:pPr>
+            <w:r>
+              <w:rPr>
+                <w:b w:val="0"/>
+                <w:sz w:val="21"/>
+              </w:rPr>
+              <w:t>17.780</w:t>
+            </w:r>
+          </w:p>
+        </w:tc>
+        <w:tc>
+          <w:tcPr>
+            <w:tcW w:type="dxa" w:w="1474"/>
+          </w:tcPr>
+          <w:p>
+            <w:pPr>
+              <w:pStyle w:val="BT"/>
+              <w:spacing w:before="20" w:after="40" w:line="240" w:lineRule="auto"/>
+              <w:ind w:firstLine="0" w:left="0" w:right="0"/>
+              <w:jc w:val="left"/>
+            </w:pPr>
+            <w:r>
+              <w:rPr>
+                <w:b w:val="0"/>
+                <w:sz w:val="21"/>
+              </w:rPr>
+              <w:t>0,08813</w:t>
+            </w:r>
+          </w:p>
+        </w:tc>
+        <w:tc>
+          <w:tcPr>
+            <w:tcW w:type="dxa" w:w="1701"/>
+          </w:tcPr>
+          <w:p>
+            <w:pPr>
+              <w:pStyle w:val="BT"/>
+              <w:spacing w:before="20" w:after="40" w:line="240" w:lineRule="auto"/>
+              <w:ind w:firstLine="0" w:left="0" w:right="0"/>
+              <w:jc w:val="left"/>
+            </w:pPr>
+            <w:r>
+              <w:rPr>
+                <w:b w:val="0"/>
+                <w:sz w:val="21"/>
+              </w:rPr>
+              <w:t>5.367e-32</w:t>
+            </w:r>
+          </w:p>
+        </w:tc>
+        <w:tc>
+          <w:tcPr>
+            <w:tcW w:type="dxa" w:w="1928"/>
+          </w:tcPr>
+          <w:p>
+            <w:pPr>
+              <w:pStyle w:val="BT"/>
+              <w:spacing w:before="20" w:after="40" w:line="240" w:lineRule="auto"/>
+              <w:ind w:firstLine="0" w:left="0" w:right="0"/>
+              <w:jc w:val="left"/>
+            </w:pPr>
+            <w:r>
+              <w:rPr>
+                <w:b w:val="0"/>
+                <w:sz w:val="21"/>
+              </w:rPr>
+              <w:t>Không</w:t>
             </w:r>
           </w:p>
         </w:tc>
@@ -3913,58 +4520,521 @@
         </w:trPr>
         <w:tc>
           <w:tcPr>
-            <w:tcW w:type="dxa" w:w="2551"/>
-          </w:tcPr>
-          <w:p>
-            <w:pPr>
-              <w:spacing w:before="60" w:after="60" w:line="240" w:lineRule="auto"/>
-              <w:ind w:firstLine="0"/>
-              <w:jc w:val="left"/>
-            </w:pPr>
-            <w:r>
-              <w:rPr>
-                <w:b w:val="0"/>
-                <w:sz w:val="22"/>
-              </w:rPr>
-              <w:t>[CHỜ phát hiện 3]</w:t>
-            </w:r>
-          </w:p>
-        </w:tc>
-        <w:tc>
-          <w:tcPr>
-            <w:tcW w:type="dxa" w:w="3118"/>
-          </w:tcPr>
-          <w:p>
-            <w:pPr>
-              <w:spacing w:before="60" w:after="60" w:line="240" w:lineRule="auto"/>
-              <w:ind w:firstLine="0"/>
-              <w:jc w:val="left"/>
-            </w:pPr>
-            <w:r>
-              <w:rPr>
-                <w:b w:val="0"/>
-                <w:sz w:val="22"/>
-              </w:rPr>
-              <w:t>[CHỜ số liệu/bảng/hình]</w:t>
-            </w:r>
-          </w:p>
-        </w:tc>
-        <w:tc>
-          <w:tcPr>
-            <w:tcW w:type="dxa" w:w="3402"/>
-          </w:tcPr>
-          <w:p>
-            <w:pPr>
-              <w:spacing w:before="60" w:after="60" w:line="240" w:lineRule="auto"/>
-              <w:ind w:firstLine="0"/>
-              <w:jc w:val="left"/>
-            </w:pPr>
-            <w:r>
-              <w:rPr>
-                <w:b w:val="0"/>
-                <w:sz w:val="22"/>
-              </w:rPr>
-              <w:t>[CHỜ nhận xét]</w:t>
+            <w:tcW w:type="dxa" w:w="2665"/>
+          </w:tcPr>
+          <w:p>
+            <w:pPr>
+              <w:pStyle w:val="BT"/>
+              <w:spacing w:before="20" w:after="40" w:line="240" w:lineRule="auto"/>
+              <w:ind w:firstLine="0" w:left="0" w:right="0"/>
+              <w:jc w:val="left"/>
+            </w:pPr>
+            <w:r>
+              <w:rPr>
+                <w:b w:val="0"/>
+                <w:sz w:val="21"/>
+              </w:rPr>
+              <w:t>bathrooms</w:t>
+            </w:r>
+          </w:p>
+        </w:tc>
+        <w:tc>
+          <w:tcPr>
+            <w:tcW w:type="dxa" w:w="1304"/>
+          </w:tcPr>
+          <w:p>
+            <w:pPr>
+              <w:pStyle w:val="BT"/>
+              <w:spacing w:before="20" w:after="40" w:line="240" w:lineRule="auto"/>
+              <w:ind w:firstLine="0" w:left="0" w:right="0"/>
+              <w:jc w:val="left"/>
+            </w:pPr>
+            <w:r>
+              <w:rPr>
+                <w:b w:val="0"/>
+                <w:sz w:val="21"/>
+              </w:rPr>
+              <w:t>18.353</w:t>
+            </w:r>
+          </w:p>
+        </w:tc>
+        <w:tc>
+          <w:tcPr>
+            <w:tcW w:type="dxa" w:w="1474"/>
+          </w:tcPr>
+          <w:p>
+            <w:pPr>
+              <w:pStyle w:val="BT"/>
+              <w:spacing w:before="20" w:after="40" w:line="240" w:lineRule="auto"/>
+              <w:ind w:firstLine="0" w:left="0" w:right="0"/>
+              <w:jc w:val="left"/>
+            </w:pPr>
+            <w:r>
+              <w:rPr>
+                <w:b w:val="0"/>
+                <w:sz w:val="21"/>
+              </w:rPr>
+              <w:t>0,08759</w:t>
+            </w:r>
+          </w:p>
+        </w:tc>
+        <w:tc>
+          <w:tcPr>
+            <w:tcW w:type="dxa" w:w="1701"/>
+          </w:tcPr>
+          <w:p>
+            <w:pPr>
+              <w:pStyle w:val="BT"/>
+              <w:spacing w:before="20" w:after="40" w:line="240" w:lineRule="auto"/>
+              <w:ind w:firstLine="0" w:left="0" w:right="0"/>
+              <w:jc w:val="left"/>
+            </w:pPr>
+            <w:r>
+              <w:rPr>
+                <w:b w:val="0"/>
+                <w:sz w:val="21"/>
+              </w:rPr>
+              <w:t>1.364e-32</w:t>
+            </w:r>
+          </w:p>
+        </w:tc>
+        <w:tc>
+          <w:tcPr>
+            <w:tcW w:type="dxa" w:w="1928"/>
+          </w:tcPr>
+          <w:p>
+            <w:pPr>
+              <w:pStyle w:val="BT"/>
+              <w:spacing w:before="20" w:after="40" w:line="240" w:lineRule="auto"/>
+              <w:ind w:firstLine="0" w:left="0" w:right="0"/>
+              <w:jc w:val="left"/>
+            </w:pPr>
+            <w:r>
+              <w:rPr>
+                <w:b w:val="0"/>
+                <w:sz w:val="21"/>
+              </w:rPr>
+              <w:t>Không</w:t>
+            </w:r>
+          </w:p>
+        </w:tc>
+      </w:tr>
+      <w:tr>
+        <w:trPr>
+          <w:cantSplit/>
+        </w:trPr>
+        <w:tc>
+          <w:tcPr>
+            <w:tcW w:type="dxa" w:w="2665"/>
+          </w:tcPr>
+          <w:p>
+            <w:pPr>
+              <w:pStyle w:val="BT"/>
+              <w:spacing w:before="20" w:after="40" w:line="240" w:lineRule="auto"/>
+              <w:ind w:firstLine="0" w:left="0" w:right="0"/>
+              <w:jc w:val="left"/>
+            </w:pPr>
+            <w:r>
+              <w:rPr>
+                <w:b w:val="0"/>
+                <w:sz w:val="21"/>
+              </w:rPr>
+              <w:t>beds</w:t>
+            </w:r>
+          </w:p>
+        </w:tc>
+        <w:tc>
+          <w:tcPr>
+            <w:tcW w:type="dxa" w:w="1304"/>
+          </w:tcPr>
+          <w:p>
+            <w:pPr>
+              <w:pStyle w:val="BT"/>
+              <w:spacing w:before="20" w:after="40" w:line="240" w:lineRule="auto"/>
+              <w:ind w:firstLine="0" w:left="0" w:right="0"/>
+              <w:jc w:val="left"/>
+            </w:pPr>
+            <w:r>
+              <w:rPr>
+                <w:b w:val="0"/>
+                <w:sz w:val="21"/>
+              </w:rPr>
+              <w:t>19.386</w:t>
+            </w:r>
+          </w:p>
+        </w:tc>
+        <w:tc>
+          <w:tcPr>
+            <w:tcW w:type="dxa" w:w="1474"/>
+          </w:tcPr>
+          <w:p>
+            <w:pPr>
+              <w:pStyle w:val="BT"/>
+              <w:spacing w:before="20" w:after="40" w:line="240" w:lineRule="auto"/>
+              <w:ind w:firstLine="0" w:left="0" w:right="0"/>
+              <w:jc w:val="left"/>
+            </w:pPr>
+            <w:r>
+              <w:rPr>
+                <w:b w:val="0"/>
+                <w:sz w:val="21"/>
+              </w:rPr>
+              <w:t>0,06904</w:t>
+            </w:r>
+          </w:p>
+        </w:tc>
+        <w:tc>
+          <w:tcPr>
+            <w:tcW w:type="dxa" w:w="1701"/>
+          </w:tcPr>
+          <w:p>
+            <w:pPr>
+              <w:pStyle w:val="BT"/>
+              <w:spacing w:before="20" w:after="40" w:line="240" w:lineRule="auto"/>
+              <w:ind w:firstLine="0" w:left="0" w:right="0"/>
+              <w:jc w:val="left"/>
+            </w:pPr>
+            <w:r>
+              <w:rPr>
+                <w:b w:val="0"/>
+                <w:sz w:val="21"/>
+              </w:rPr>
+              <w:t>6.324e-22</w:t>
+            </w:r>
+          </w:p>
+        </w:tc>
+        <w:tc>
+          <w:tcPr>
+            <w:tcW w:type="dxa" w:w="1928"/>
+          </w:tcPr>
+          <w:p>
+            <w:pPr>
+              <w:pStyle w:val="BT"/>
+              <w:spacing w:before="20" w:after="40" w:line="240" w:lineRule="auto"/>
+              <w:ind w:firstLine="0" w:left="0" w:right="0"/>
+              <w:jc w:val="left"/>
+            </w:pPr>
+            <w:r>
+              <w:rPr>
+                <w:b w:val="0"/>
+                <w:sz w:val="21"/>
+              </w:rPr>
+              <w:t>Không</w:t>
+            </w:r>
+          </w:p>
+        </w:tc>
+      </w:tr>
+      <w:tr>
+        <w:trPr>
+          <w:cantSplit/>
+        </w:trPr>
+        <w:tc>
+          <w:tcPr>
+            <w:tcW w:type="dxa" w:w="2665"/>
+          </w:tcPr>
+          <w:p>
+            <w:pPr>
+              <w:pStyle w:val="BT"/>
+              <w:spacing w:before="20" w:after="40" w:line="240" w:lineRule="auto"/>
+              <w:ind w:firstLine="0" w:left="0" w:right="0"/>
+              <w:jc w:val="left"/>
+            </w:pPr>
+            <w:r>
+              <w:rPr>
+                <w:b w:val="0"/>
+                <w:sz w:val="21"/>
+              </w:rPr>
+              <w:t>minimum_nights</w:t>
+            </w:r>
+          </w:p>
+        </w:tc>
+        <w:tc>
+          <w:tcPr>
+            <w:tcW w:type="dxa" w:w="1304"/>
+          </w:tcPr>
+          <w:p>
+            <w:pPr>
+              <w:pStyle w:val="BT"/>
+              <w:spacing w:before="20" w:after="40" w:line="240" w:lineRule="auto"/>
+              <w:ind w:firstLine="0" w:left="0" w:right="0"/>
+              <w:jc w:val="left"/>
+            </w:pPr>
+            <w:r>
+              <w:rPr>
+                <w:b w:val="0"/>
+                <w:sz w:val="21"/>
+              </w:rPr>
+              <w:t>20.289</w:t>
+            </w:r>
+          </w:p>
+        </w:tc>
+        <w:tc>
+          <w:tcPr>
+            <w:tcW w:type="dxa" w:w="1474"/>
+          </w:tcPr>
+          <w:p>
+            <w:pPr>
+              <w:pStyle w:val="BT"/>
+              <w:spacing w:before="20" w:after="40" w:line="240" w:lineRule="auto"/>
+              <w:ind w:firstLine="0" w:left="0" w:right="0"/>
+              <w:jc w:val="left"/>
+            </w:pPr>
+            <w:r>
+              <w:rPr>
+                <w:b w:val="0"/>
+                <w:sz w:val="21"/>
+              </w:rPr>
+              <w:t>-0,02279</w:t>
+            </w:r>
+          </w:p>
+        </w:tc>
+        <w:tc>
+          <w:tcPr>
+            <w:tcW w:type="dxa" w:w="1701"/>
+          </w:tcPr>
+          <w:p>
+            <w:pPr>
+              <w:pStyle w:val="BT"/>
+              <w:spacing w:before="20" w:after="40" w:line="240" w:lineRule="auto"/>
+              <w:ind w:firstLine="0" w:left="0" w:right="0"/>
+              <w:jc w:val="left"/>
+            </w:pPr>
+            <w:r>
+              <w:rPr>
+                <w:b w:val="0"/>
+                <w:sz w:val="21"/>
+              </w:rPr>
+              <w:t>0.001168</w:t>
+            </w:r>
+          </w:p>
+        </w:tc>
+        <w:tc>
+          <w:tcPr>
+            <w:tcW w:type="dxa" w:w="1928"/>
+          </w:tcPr>
+          <w:p>
+            <w:pPr>
+              <w:pStyle w:val="BT"/>
+              <w:spacing w:before="20" w:after="40" w:line="240" w:lineRule="auto"/>
+              <w:ind w:firstLine="0" w:left="0" w:right="0"/>
+              <w:jc w:val="left"/>
+            </w:pPr>
+            <w:r>
+              <w:rPr>
+                <w:b w:val="0"/>
+                <w:sz w:val="21"/>
+              </w:rPr>
+              <w:t>Không</w:t>
+            </w:r>
+          </w:p>
+        </w:tc>
+      </w:tr>
+      <w:tr>
+        <w:trPr>
+          <w:cantSplit/>
+        </w:trPr>
+        <w:tc>
+          <w:tcPr>
+            <w:tcW w:type="dxa" w:w="2665"/>
+          </w:tcPr>
+          <w:p>
+            <w:pPr>
+              <w:pStyle w:val="BT"/>
+              <w:spacing w:before="20" w:after="40" w:line="240" w:lineRule="auto"/>
+              <w:ind w:firstLine="0" w:left="0" w:right="0"/>
+              <w:jc w:val="left"/>
+            </w:pPr>
+            <w:r>
+              <w:rPr>
+                <w:b w:val="0"/>
+                <w:sz w:val="21"/>
+              </w:rPr>
+              <w:t>number_of_reviews</w:t>
+            </w:r>
+          </w:p>
+        </w:tc>
+        <w:tc>
+          <w:tcPr>
+            <w:tcW w:type="dxa" w:w="1304"/>
+          </w:tcPr>
+          <w:p>
+            <w:pPr>
+              <w:pStyle w:val="BT"/>
+              <w:spacing w:before="20" w:after="40" w:line="240" w:lineRule="auto"/>
+              <w:ind w:firstLine="0" w:left="0" w:right="0"/>
+              <w:jc w:val="left"/>
+            </w:pPr>
+            <w:r>
+              <w:rPr>
+                <w:b w:val="0"/>
+                <w:sz w:val="21"/>
+              </w:rPr>
+              <w:t>20.290</w:t>
+            </w:r>
+          </w:p>
+        </w:tc>
+        <w:tc>
+          <w:tcPr>
+            <w:tcW w:type="dxa" w:w="1474"/>
+          </w:tcPr>
+          <w:p>
+            <w:pPr>
+              <w:pStyle w:val="BT"/>
+              <w:spacing w:before="20" w:after="40" w:line="240" w:lineRule="auto"/>
+              <w:ind w:firstLine="0" w:left="0" w:right="0"/>
+              <w:jc w:val="left"/>
+            </w:pPr>
+            <w:r>
+              <w:rPr>
+                <w:b w:val="0"/>
+                <w:sz w:val="21"/>
+              </w:rPr>
+              <w:t>0,00108</w:t>
+            </w:r>
+          </w:p>
+        </w:tc>
+        <w:tc>
+          <w:tcPr>
+            <w:tcW w:type="dxa" w:w="1701"/>
+          </w:tcPr>
+          <w:p>
+            <w:pPr>
+              <w:pStyle w:val="BT"/>
+              <w:spacing w:before="20" w:after="40" w:line="240" w:lineRule="auto"/>
+              <w:ind w:firstLine="0" w:left="0" w:right="0"/>
+              <w:jc w:val="left"/>
+            </w:pPr>
+            <w:r>
+              <w:rPr>
+                <w:b w:val="0"/>
+                <w:sz w:val="21"/>
+              </w:rPr>
+              <w:t>0.8775</w:t>
+            </w:r>
+          </w:p>
+        </w:tc>
+        <w:tc>
+          <w:tcPr>
+            <w:tcW w:type="dxa" w:w="1928"/>
+          </w:tcPr>
+          <w:p>
+            <w:pPr>
+              <w:pStyle w:val="BT"/>
+              <w:spacing w:before="20" w:after="40" w:line="240" w:lineRule="auto"/>
+              <w:ind w:firstLine="0" w:left="0" w:right="0"/>
+              <w:jc w:val="left"/>
+            </w:pPr>
+            <w:r>
+              <w:rPr>
+                <w:b w:val="0"/>
+                <w:sz w:val="21"/>
+              </w:rPr>
+              <w:t>Không</w:t>
+            </w:r>
+          </w:p>
+        </w:tc>
+      </w:tr>
+      <w:tr>
+        <w:trPr>
+          <w:cantSplit/>
+        </w:trPr>
+        <w:tc>
+          <w:tcPr>
+            <w:tcW w:type="dxa" w:w="2665"/>
+          </w:tcPr>
+          <w:p>
+            <w:pPr>
+              <w:pStyle w:val="BT"/>
+              <w:spacing w:before="20" w:after="40" w:line="240" w:lineRule="auto"/>
+              <w:ind w:firstLine="0" w:left="0" w:right="0"/>
+              <w:jc w:val="left"/>
+            </w:pPr>
+            <w:r>
+              <w:rPr>
+                <w:b w:val="0"/>
+                <w:sz w:val="21"/>
+              </w:rPr>
+              <w:t>review_scores_rating</w:t>
+            </w:r>
+          </w:p>
+        </w:tc>
+        <w:tc>
+          <w:tcPr>
+            <w:tcW w:type="dxa" w:w="1304"/>
+          </w:tcPr>
+          <w:p>
+            <w:pPr>
+              <w:pStyle w:val="BT"/>
+              <w:spacing w:before="20" w:after="40" w:line="240" w:lineRule="auto"/>
+              <w:ind w:firstLine="0" w:left="0" w:right="0"/>
+              <w:jc w:val="left"/>
+            </w:pPr>
+            <w:r>
+              <w:rPr>
+                <w:b w:val="0"/>
+                <w:sz w:val="21"/>
+              </w:rPr>
+              <w:t>13.702</w:t>
+            </w:r>
+          </w:p>
+        </w:tc>
+        <w:tc>
+          <w:tcPr>
+            <w:tcW w:type="dxa" w:w="1474"/>
+          </w:tcPr>
+          <w:p>
+            <w:pPr>
+              <w:pStyle w:val="BT"/>
+              <w:spacing w:before="20" w:after="40" w:line="240" w:lineRule="auto"/>
+              <w:ind w:firstLine="0" w:left="0" w:right="0"/>
+              <w:jc w:val="left"/>
+            </w:pPr>
+            <w:r>
+              <w:rPr>
+                <w:b w:val="0"/>
+                <w:sz w:val="21"/>
+              </w:rPr>
+              <w:t>-0,02470</w:t>
+            </w:r>
+          </w:p>
+        </w:tc>
+        <w:tc>
+          <w:tcPr>
+            <w:tcW w:type="dxa" w:w="1701"/>
+          </w:tcPr>
+          <w:p>
+            <w:pPr>
+              <w:pStyle w:val="BT"/>
+              <w:spacing w:before="20" w:after="40" w:line="240" w:lineRule="auto"/>
+              <w:ind w:firstLine="0" w:left="0" w:right="0"/>
+              <w:jc w:val="left"/>
+            </w:pPr>
+            <w:r>
+              <w:rPr>
+                <w:b w:val="0"/>
+                <w:sz w:val="21"/>
+              </w:rPr>
+              <w:t>0.00384</w:t>
+            </w:r>
+          </w:p>
+        </w:tc>
+        <w:tc>
+          <w:tcPr>
+            <w:tcW w:type="dxa" w:w="1928"/>
+          </w:tcPr>
+          <w:p>
+            <w:pPr>
+              <w:pStyle w:val="BT"/>
+              <w:spacing w:before="20" w:after="40" w:line="240" w:lineRule="auto"/>
+              <w:ind w:firstLine="0" w:left="0" w:right="0"/>
+              <w:jc w:val="left"/>
+            </w:pPr>
+            <w:r>
+              <w:rPr>
+                <w:b w:val="0"/>
+                <w:sz w:val="21"/>
+              </w:rPr>
+              <w:t>Không</w:t>
             </w:r>
           </w:p>
         </w:tc>
@@ -3972,117 +5042,39 @@
     </w:tbl>
     <w:p>
       <w:pPr>
-        <w:pStyle w:val="Heading1"/>
-        <w:pageBreakBefore w:val="0"/>
-        <w:spacing w:before="200" w:after="120"/>
+        <w:pStyle w:val="BT"/>
+        <w:widowControl/>
       </w:pPr>
       <w:r>
-        <w:rPr>
-          <w:color w:val="000000"/>
-        </w:rPr>
-        <w:t>KẾT LUẬN</w:t>
+        <w:t>Chưa xây hồi quy Linear/Ridge theo chính sách chọn biến hiện tại; kết quả không chứng minh dữ liệu không thể mô hình hóa. Không có hệ số, alpha tối ưu hay chẩn đoán hồi quy cho Bangkok. Nhánh phần mềm khả thi đã kiểm thử trên dữ liệu tổng hợp, không dùng làm kết quả đồ án.</w:t>
       </w:r>
     </w:p>
     <w:p>
       <w:pPr>
-        <w:pStyle w:val="BT"/>
+        <w:pStyle w:val="Heading2"/>
+        <w:widowControl/>
       </w:pPr>
       <w:r>
-        <w:rPr>
-          <w:color w:val="765300"/>
-          <w:highlight w:val="yellow"/>
-        </w:rPr>
-        <w:t>[BỔ SUNG SAU THỰC NGHIỆM — khoảng 10 dòng hoặc nửa trang: nhắc lại mục tiêu, dữ liệu thực dùng và phương pháp đã áp dụng; tổng hợp 3–4 phát hiện có số liệu; nêu giới hạn về mẫu, giá quan sát, dữ liệu thiếu và tính độc lập. Không khẳng định kết quả trước khi chạy phân tích; cập nhật đồng thời phần tóm tắt kết quả trong Giới thiệu.]</w:t>
+        <w:t>Mốc dự đoán trung bình</w:t>
       </w:r>
     </w:p>
     <w:p>
       <w:pPr>
-        <w:pStyle w:val="Heading1"/>
-        <w:pageBreakBefore/>
-        <w:spacing w:before="200" w:after="120"/>
-        <w:numPr>
-          <w:numId w:val="0"/>
-        </w:numPr>
+        <w:pStyle w:val="BT"/>
+        <w:widowControl/>
       </w:pPr>
       <w:r>
-        <w:rPr>
-          <w:color w:val="000000"/>
-        </w:rPr>
-        <w:t>TÀI LIỆU THAM KHẢO</w:t>
+        <w:t>DummyRegressor dự đoán cố định trung bình train 2.976,12 THB/đêm; mỗi fold có trung bình riêng. Đây là API bổ sung kỹ thuật theo repository, liên hệ công thức R² trong Bài 06; không thay thế hồi quy có predictor. R² = 1 − SSE/SST, với SST dùng trung bình của tập đang đánh giá [6].</w:t>
       </w:r>
     </w:p>
     <w:p>
       <w:pPr>
-        <w:pStyle w:val="BT"/>
-      </w:pPr>
-      <w:r>
-        <w:rPr>
-          <w:color w:val="765300"/>
-          <w:highlight w:val="yellow"/>
-        </w:rPr>
-        <w:t>[HOÀN THIỆN trước khi nộp: chỉ giữ nguồn đã sử dụng; bổ sung ngày truy cập thực tế, URL phiên bản dữ liệu, tài liệu nguồn và dự án mẫu nếu có.]</w:t>
-      </w:r>
-    </w:p>
-    <w:p>
-      <w:pPr>
-        <w:pStyle w:val="BT"/>
-      </w:pPr>
-      <w:r>
-        <w:t>[1] Inside Airbnb. Bộ dữ liệu Bangkok (nguồn dự kiến). Link: https://insideairbnb.com/get-the-data/. Ngày truy cập: [CHƯA GHI NHẬN].</w:t>
-      </w:r>
-    </w:p>
-    <w:p>
-      <w:pPr>
-        <w:pStyle w:val="BT"/>
-      </w:pPr>
-      <w:r>
-        <w:t>[2] Phạm Thế Sơn. Bài giảng môn Phân tích và trực quan dữ liệu (IE313), Trường Đại học Công nghệ Thông tin – ĐHQG-HCM. Các tài liệu Bài 01–07 trong thư mục slide-study; năm phát hành: [CẦN XÁC MINH].</w:t>
-      </w:r>
-    </w:p>
-    <w:p>
-      <w:pPr>
-        <w:pStyle w:val="BT"/>
-      </w:pPr>
-      <w:r>
-        <w:rPr>
-          <w:color w:val="765300"/>
-          <w:highlight w:val="yellow"/>
-        </w:rPr>
-        <w:t>[BỔ SUNG nguồn thứ cấp, thư viện hoặc kỹ thuật mở rộng thực sự sử dụng; cập nhật số trích dẫn trong nội dung.]</w:t>
-      </w:r>
-    </w:p>
-    <w:p>
-      <w:pPr>
-        <w:pStyle w:val="Heading1"/>
-        <w:pageBreakBefore/>
-        <w:spacing w:before="200" w:after="120"/>
-        <w:numPr>
-          <w:numId w:val="0"/>
-        </w:numPr>
-      </w:pPr>
-      <w:r>
-        <w:rPr>
-          <w:color w:val="000000"/>
-        </w:rPr>
-        <w:t>PHỤ LỤC PHÂN CÔNG NHIỆM VỤ</w:t>
-      </w:r>
-    </w:p>
-    <w:p>
-      <w:pPr>
-        <w:pStyle w:val="BT"/>
-      </w:pPr>
-      <w:r>
-        <w:t>Bảng dưới đây ghi phân công dự kiến của Nhóm 10; cập nhật sản phẩm và mức độ hoàn thành theo thực tế trước khi nộp. Hạn nộp: 18/10/2026; mục tiêu hoàn tất và tổng duyệt nội bộ: 17/10/2026.</w:t>
-      </w:r>
-    </w:p>
-    <w:p>
-      <w:pPr>
         <w:pStyle w:val="Caption"/>
         <w:keepNext/>
-        <w:spacing w:before="120" w:after="80"/>
+        <w:widowControl/>
       </w:pPr>
       <w:r>
-        <w:t>Bảng 7. Phân công dự kiến và theo dõi thực hiện</w:t>
+        <w:t>Bảng 7. Kết quả mốc trung bình</w:t>
       </w:r>
     </w:p>
     <w:tbl>
@@ -4093,10 +5085,9 @@
         <w:tblLook w:firstColumn="1" w:firstRow="1" w:lastColumn="0" w:lastRow="0" w:noHBand="0" w:noVBand="1" w:val="04A0"/>
       </w:tblPr>
       <w:tblGrid>
-        <w:gridCol w:w="624"/>
-        <w:gridCol w:w="2041"/>
-        <w:gridCol w:w="4082"/>
-        <w:gridCol w:w="2324"/>
+        <w:gridCol w:w="1871"/>
+        <w:gridCol w:w="4649"/>
+        <w:gridCol w:w="2551"/>
       </w:tblGrid>
       <w:tr>
         <w:trPr>
@@ -4105,81 +5096,64 @@
         </w:trPr>
         <w:tc>
           <w:tcPr>
-            <w:tcW w:type="dxa" w:w="624"/>
-            <w:shd w:fill="E8EDF2"/>
-          </w:tcPr>
-          <w:p>
-            <w:pPr>
-              <w:spacing w:before="60" w:after="60" w:line="240" w:lineRule="auto"/>
-              <w:ind w:firstLine="0"/>
+            <w:tcW w:type="dxa" w:w="1871"/>
+            <w:shd w:fill="E9F0F5"/>
+          </w:tcPr>
+          <w:p>
+            <w:pPr>
+              <w:pStyle w:val="BT"/>
+              <w:spacing w:before="20" w:after="40" w:line="240" w:lineRule="auto"/>
+              <w:ind w:firstLine="0" w:left="0" w:right="0"/>
               <w:jc w:val="left"/>
             </w:pPr>
             <w:r>
               <w:rPr>
                 <w:b/>
-                <w:sz w:val="18"/>
-              </w:rPr>
-              <w:t>STT</w:t>
-            </w:r>
-          </w:p>
-        </w:tc>
-        <w:tc>
-          <w:tcPr>
-            <w:tcW w:type="dxa" w:w="2041"/>
-            <w:shd w:fill="E8EDF2"/>
-          </w:tcPr>
-          <w:p>
-            <w:pPr>
-              <w:spacing w:before="60" w:after="60" w:line="240" w:lineRule="auto"/>
-              <w:ind w:firstLine="0"/>
+                <w:sz w:val="21"/>
+              </w:rPr>
+              <w:t>Tập đánh giá</w:t>
+            </w:r>
+          </w:p>
+        </w:tc>
+        <w:tc>
+          <w:tcPr>
+            <w:tcW w:type="dxa" w:w="4649"/>
+            <w:shd w:fill="E9F0F5"/>
+          </w:tcPr>
+          <w:p>
+            <w:pPr>
+              <w:pStyle w:val="BT"/>
+              <w:spacing w:before="20" w:after="40" w:line="240" w:lineRule="auto"/>
+              <w:ind w:firstLine="0" w:left="0" w:right="0"/>
               <w:jc w:val="left"/>
             </w:pPr>
             <w:r>
               <w:rPr>
                 <w:b/>
-                <w:sz w:val="22"/>
-              </w:rPr>
-              <w:t>Thành viên</w:t>
-            </w:r>
-          </w:p>
-        </w:tc>
-        <w:tc>
-          <w:tcPr>
-            <w:tcW w:type="dxa" w:w="4082"/>
-            <w:shd w:fill="E8EDF2"/>
-          </w:tcPr>
-          <w:p>
-            <w:pPr>
-              <w:spacing w:before="60" w:after="60" w:line="240" w:lineRule="auto"/>
-              <w:ind w:firstLine="0"/>
+                <w:sz w:val="21"/>
+              </w:rPr>
+              <w:t>MSE (THB²)</w:t>
+            </w:r>
+          </w:p>
+        </w:tc>
+        <w:tc>
+          <w:tcPr>
+            <w:tcW w:type="dxa" w:w="2551"/>
+            <w:shd w:fill="E9F0F5"/>
+          </w:tcPr>
+          <w:p>
+            <w:pPr>
+              <w:pStyle w:val="BT"/>
+              <w:spacing w:before="20" w:after="40" w:line="240" w:lineRule="auto"/>
+              <w:ind w:firstLine="0" w:left="0" w:right="0"/>
               <w:jc w:val="left"/>
             </w:pPr>
             <w:r>
               <w:rPr>
                 <w:b/>
-                <w:sz w:val="22"/>
-              </w:rPr>
-              <w:t>Nhiệm vụ</w:t>
-            </w:r>
-          </w:p>
-        </w:tc>
-        <w:tc>
-          <w:tcPr>
-            <w:tcW w:type="dxa" w:w="2324"/>
-            <w:shd w:fill="E8EDF2"/>
-          </w:tcPr>
-          <w:p>
-            <w:pPr>
-              <w:spacing w:before="60" w:after="60" w:line="240" w:lineRule="auto"/>
-              <w:ind w:firstLine="0"/>
-              <w:jc w:val="left"/>
-            </w:pPr>
-            <w:r>
-              <w:rPr>
-                <w:b/>
-                <w:sz w:val="22"/>
-              </w:rPr>
-              <w:t>Minh chứng / hoàn thành</w:t>
+                <w:sz w:val="21"/>
+              </w:rPr>
+              <w:t>R²</w:t>
             </w:r>
           </w:p>
         </w:tc>
@@ -4190,79 +5164,61 @@
         </w:trPr>
         <w:tc>
           <w:tcPr>
-            <w:tcW w:type="dxa" w:w="624"/>
-          </w:tcPr>
-          <w:p>
-            <w:pPr>
-              <w:spacing w:before="60" w:after="60" w:line="240" w:lineRule="auto"/>
-              <w:ind w:firstLine="0"/>
-              <w:jc w:val="left"/>
-            </w:pPr>
-            <w:r>
-              <w:rPr>
-                <w:b w:val="0"/>
-                <w:sz w:val="22"/>
-              </w:rPr>
-              <w:t>1</w:t>
-            </w:r>
-          </w:p>
-        </w:tc>
-        <w:tc>
-          <w:tcPr>
-            <w:tcW w:type="dxa" w:w="2041"/>
-          </w:tcPr>
-          <w:p>
-            <w:pPr>
-              <w:spacing w:before="60" w:after="60" w:line="240" w:lineRule="auto"/>
-              <w:ind w:firstLine="0"/>
-              <w:jc w:val="left"/>
-            </w:pPr>
-            <w:r>
-              <w:rPr>
-                <w:b w:val="0"/>
-                <w:sz w:val="22"/>
-              </w:rPr>
-              <w:t>Phạm Quốc Thắng</w:t>
-              <w:br/>
-              <w:t>MSSV: 25410304</w:t>
-            </w:r>
-          </w:p>
-        </w:tc>
-        <w:tc>
-          <w:tcPr>
-            <w:tcW w:type="dxa" w:w="4082"/>
-          </w:tcPr>
-          <w:p>
-            <w:pPr>
-              <w:spacing w:before="60" w:after="60" w:line="240" w:lineRule="auto"/>
-              <w:ind w:firstLine="0"/>
-              <w:jc w:val="left"/>
-            </w:pPr>
-            <w:r>
-              <w:rPr>
-                <w:b w:val="0"/>
-                <w:sz w:val="22"/>
-              </w:rPr>
-              <w:t>Chốt câu hỏi; EDA và biểu đồ; tổng hợp nhận xét; báo cáo, slide và nộp bài. Kiểm tra chéo dữ liệu, kiểm định và mô hình.</w:t>
-            </w:r>
-          </w:p>
-        </w:tc>
-        <w:tc>
-          <w:tcPr>
-            <w:tcW w:type="dxa" w:w="2324"/>
-          </w:tcPr>
-          <w:p>
-            <w:pPr>
-              <w:spacing w:before="60" w:after="60" w:line="240" w:lineRule="auto"/>
-              <w:ind w:firstLine="0"/>
-              <w:jc w:val="left"/>
-            </w:pPr>
-            <w:r>
-              <w:rPr>
-                <w:b w:val="0"/>
-                <w:sz w:val="22"/>
-              </w:rPr>
-              <w:t>Đã có bản khung báo cáo. [CHỜ nhóm rà soát và cập nhật sản phẩm thực tế]</w:t>
+            <w:tcW w:type="dxa" w:w="1871"/>
+          </w:tcPr>
+          <w:p>
+            <w:pPr>
+              <w:pStyle w:val="BT"/>
+              <w:spacing w:before="20" w:after="40" w:line="240" w:lineRule="auto"/>
+              <w:ind w:firstLine="0" w:left="0" w:right="0"/>
+              <w:jc w:val="left"/>
+            </w:pPr>
+            <w:r>
+              <w:rPr>
+                <w:b w:val="0"/>
+                <w:sz w:val="21"/>
+              </w:rPr>
+              <w:t>Train</w:t>
+            </w:r>
+          </w:p>
+        </w:tc>
+        <w:tc>
+          <w:tcPr>
+            <w:tcW w:type="dxa" w:w="4649"/>
+          </w:tcPr>
+          <w:p>
+            <w:pPr>
+              <w:pStyle w:val="BT"/>
+              <w:spacing w:before="20" w:after="40" w:line="240" w:lineRule="auto"/>
+              <w:ind w:firstLine="0" w:left="0" w:right="0"/>
+              <w:jc w:val="left"/>
+            </w:pPr>
+            <w:r>
+              <w:rPr>
+                <w:b w:val="0"/>
+                <w:sz w:val="21"/>
+              </w:rPr>
+              <w:t>383.665.813,44</w:t>
+            </w:r>
+          </w:p>
+        </w:tc>
+        <w:tc>
+          <w:tcPr>
+            <w:tcW w:type="dxa" w:w="2551"/>
+          </w:tcPr>
+          <w:p>
+            <w:pPr>
+              <w:pStyle w:val="BT"/>
+              <w:spacing w:before="20" w:after="40" w:line="240" w:lineRule="auto"/>
+              <w:ind w:firstLine="0" w:left="0" w:right="0"/>
+              <w:jc w:val="left"/>
+            </w:pPr>
+            <w:r>
+              <w:rPr>
+                <w:b w:val="0"/>
+                <w:sz w:val="21"/>
+              </w:rPr>
+              <w:t>0.0000000</w:t>
             </w:r>
           </w:p>
         </w:tc>
@@ -4273,79 +5229,126 @@
         </w:trPr>
         <w:tc>
           <w:tcPr>
-            <w:tcW w:type="dxa" w:w="624"/>
-          </w:tcPr>
-          <w:p>
-            <w:pPr>
-              <w:spacing w:before="60" w:after="60" w:line="240" w:lineRule="auto"/>
-              <w:ind w:firstLine="0"/>
-              <w:jc w:val="left"/>
-            </w:pPr>
-            <w:r>
-              <w:rPr>
-                <w:b w:val="0"/>
-                <w:sz w:val="22"/>
-              </w:rPr>
-              <w:t>2</w:t>
-            </w:r>
-          </w:p>
-        </w:tc>
-        <w:tc>
-          <w:tcPr>
-            <w:tcW w:type="dxa" w:w="2041"/>
-          </w:tcPr>
-          <w:p>
-            <w:pPr>
-              <w:spacing w:before="60" w:after="60" w:line="240" w:lineRule="auto"/>
-              <w:ind w:firstLine="0"/>
-              <w:jc w:val="left"/>
-            </w:pPr>
-            <w:r>
-              <w:rPr>
-                <w:b w:val="0"/>
-                <w:sz w:val="22"/>
-              </w:rPr>
-              <w:t>Lê Minh Thiện</w:t>
-              <w:br/>
-              <w:t>MSSV: 25410313</w:t>
-            </w:r>
-          </w:p>
-        </w:tc>
-        <w:tc>
-          <w:tcPr>
-            <w:tcW w:type="dxa" w:w="4082"/>
-          </w:tcPr>
-          <w:p>
-            <w:pPr>
-              <w:spacing w:before="60" w:after="60" w:line="240" w:lineRule="auto"/>
-              <w:ind w:firstLine="0"/>
-              <w:jc w:val="left"/>
-            </w:pPr>
-            <w:r>
-              <w:rPr>
-                <w:b w:val="0"/>
-                <w:sz w:val="22"/>
-              </w:rPr>
-              <w:t>Thiết lập môi trường; thu thập, kiểm toán và làm sạch; kiểm định thống kê; mô hình và đánh giá. Kiểm tra chéo hình, báo cáo và chạy lại toàn bộ.</w:t>
-            </w:r>
-          </w:p>
-        </w:tc>
-        <w:tc>
-          <w:tcPr>
-            <w:tcW w:type="dxa" w:w="2324"/>
-          </w:tcPr>
-          <w:p>
-            <w:pPr>
-              <w:spacing w:before="60" w:after="60" w:line="240" w:lineRule="auto"/>
-              <w:ind w:firstLine="0"/>
-              <w:jc w:val="left"/>
-            </w:pPr>
-            <w:r>
-              <w:rPr>
-                <w:b w:val="0"/>
-                <w:sz w:val="22"/>
-              </w:rPr>
-              <w:t>[CHỜ triển khai và xác nhận hoàn thành]</w:t>
+            <w:tcW w:type="dxa" w:w="1871"/>
+          </w:tcPr>
+          <w:p>
+            <w:pPr>
+              <w:pStyle w:val="BT"/>
+              <w:spacing w:before="20" w:after="40" w:line="240" w:lineRule="auto"/>
+              <w:ind w:firstLine="0" w:left="0" w:right="0"/>
+              <w:jc w:val="left"/>
+            </w:pPr>
+            <w:r>
+              <w:rPr>
+                <w:b w:val="0"/>
+                <w:sz w:val="21"/>
+              </w:rPr>
+              <w:t>CV mean ± std</w:t>
+            </w:r>
+          </w:p>
+        </w:tc>
+        <w:tc>
+          <w:tcPr>
+            <w:tcW w:type="dxa" w:w="4649"/>
+          </w:tcPr>
+          <w:p>
+            <w:pPr>
+              <w:pStyle w:val="BT"/>
+              <w:spacing w:before="20" w:after="40" w:line="240" w:lineRule="auto"/>
+              <w:ind w:firstLine="0" w:left="0" w:right="0"/>
+              <w:jc w:val="left"/>
+            </w:pPr>
+            <w:r>
+              <w:rPr>
+                <w:b w:val="0"/>
+                <w:sz w:val="21"/>
+              </w:rPr>
+              <w:t>383.714.969,84 ± 218.999.304,00</w:t>
+            </w:r>
+          </w:p>
+        </w:tc>
+        <w:tc>
+          <w:tcPr>
+            <w:tcW w:type="dxa" w:w="2551"/>
+          </w:tcPr>
+          <w:p>
+            <w:pPr>
+              <w:pStyle w:val="BT"/>
+              <w:spacing w:before="20" w:after="40" w:line="240" w:lineRule="auto"/>
+              <w:ind w:firstLine="0" w:left="0" w:right="0"/>
+              <w:jc w:val="left"/>
+            </w:pPr>
+            <w:r>
+              <w:rPr>
+                <w:b w:val="0"/>
+                <w:sz w:val="21"/>
+              </w:rPr>
+              <w:t>-0.0005348 ± 0.0006063</w:t>
+            </w:r>
+          </w:p>
+        </w:tc>
+      </w:tr>
+      <w:tr>
+        <w:trPr>
+          <w:cantSplit/>
+        </w:trPr>
+        <w:tc>
+          <w:tcPr>
+            <w:tcW w:type="dxa" w:w="1871"/>
+          </w:tcPr>
+          <w:p>
+            <w:pPr>
+              <w:pStyle w:val="BT"/>
+              <w:spacing w:before="20" w:after="40" w:line="240" w:lineRule="auto"/>
+              <w:ind w:firstLine="0" w:left="0" w:right="0"/>
+              <w:jc w:val="left"/>
+            </w:pPr>
+            <w:r>
+              <w:rPr>
+                <w:b w:val="0"/>
+                <w:sz w:val="21"/>
+              </w:rPr>
+              <w:t>Test</w:t>
+            </w:r>
+          </w:p>
+        </w:tc>
+        <w:tc>
+          <w:tcPr>
+            <w:tcW w:type="dxa" w:w="4649"/>
+          </w:tcPr>
+          <w:p>
+            <w:pPr>
+              <w:pStyle w:val="BT"/>
+              <w:spacing w:before="20" w:after="40" w:line="240" w:lineRule="auto"/>
+              <w:ind w:firstLine="0" w:left="0" w:right="0"/>
+              <w:jc w:val="left"/>
+            </w:pPr>
+            <w:r>
+              <w:rPr>
+                <w:b w:val="0"/>
+                <w:sz w:val="21"/>
+              </w:rPr>
+              <w:t>315.021.203,83</w:t>
+            </w:r>
+          </w:p>
+        </w:tc>
+        <w:tc>
+          <w:tcPr>
+            <w:tcW w:type="dxa" w:w="2551"/>
+          </w:tcPr>
+          <w:p>
+            <w:pPr>
+              <w:pStyle w:val="BT"/>
+              <w:spacing w:before="20" w:after="40" w:line="240" w:lineRule="auto"/>
+              <w:ind w:firstLine="0" w:left="0" w:right="0"/>
+              <w:jc w:val="left"/>
+            </w:pPr>
+            <w:r>
+              <w:rPr>
+                <w:b w:val="0"/>
+                <w:sz w:val="21"/>
+              </w:rPr>
+              <w:t>-0.000014334</w:t>
             </w:r>
           </w:p>
         </w:tc>
@@ -4354,9 +5357,774 @@
     <w:p>
       <w:pPr>
         <w:pStyle w:val="BT"/>
+        <w:widowControl/>
       </w:pPr>
       <w:r>
-        <w:t>Lịch chi tiết theo từng chặng được quản lý trong README của đồ án. Cả hai thành viên chuẩn bị phần trình bày, demo và kiểm tra bộ sản phẩm trước khi nộp.</w:t>
+        <w:t>CV std dùng ddof=0. R² test hơi âm: dự đoán trung bình train có sai số nhỉnh hơn trung bình test trong SST. MSE giữa các fold dao động mạnh; chưa đánh giá dự báo cho host mới.</w:t>
+      </w:r>
+    </w:p>
+    <w:p>
+      <w:r>
+        <w:br w:type="page"/>
+      </w:r>
+    </w:p>
+    <w:p>
+      <w:pPr>
+        <w:pStyle w:val="Heading2"/>
+        <w:widowControl/>
+      </w:pPr>
+      <w:r>
+        <w:t>Tổng hợp bốn phát hiện có bằng chứng</w:t>
+      </w:r>
+    </w:p>
+    <w:p>
+      <w:pPr>
+        <w:pStyle w:val="Caption"/>
+        <w:keepNext/>
+        <w:widowControl/>
+      </w:pPr>
+      <w:r>
+        <w:t>Bảng 8. Phát hiện, bằng chứng và phạm vi diễn giải</w:t>
+      </w:r>
+    </w:p>
+    <w:tbl>
+      <w:tblPr>
+        <w:tblStyle w:val="TableGrid"/>
+        <w:tblW w:type="auto" w:w="0"/>
+        <w:tblLayout w:type="fixed"/>
+        <w:tblLook w:firstColumn="1" w:firstRow="1" w:lastColumn="0" w:lastRow="0" w:noHBand="0" w:noVBand="1" w:val="04A0"/>
+      </w:tblPr>
+      <w:tblGrid>
+        <w:gridCol w:w="2268"/>
+        <w:gridCol w:w="3175"/>
+        <w:gridCol w:w="3628"/>
+      </w:tblGrid>
+      <w:tr>
+        <w:trPr>
+          <w:tblHeader/>
+          <w:cantSplit/>
+        </w:trPr>
+        <w:tc>
+          <w:tcPr>
+            <w:tcW w:type="dxa" w:w="2268"/>
+            <w:shd w:fill="E9F0F5"/>
+          </w:tcPr>
+          <w:p>
+            <w:pPr>
+              <w:pStyle w:val="BT"/>
+              <w:spacing w:before="20" w:after="40" w:line="240" w:lineRule="auto"/>
+              <w:ind w:firstLine="0" w:left="0" w:right="0"/>
+              <w:jc w:val="left"/>
+            </w:pPr>
+            <w:r>
+              <w:rPr>
+                <w:b/>
+                <w:sz w:val="21"/>
+              </w:rPr>
+              <w:t>Phát hiện</w:t>
+            </w:r>
+          </w:p>
+        </w:tc>
+        <w:tc>
+          <w:tcPr>
+            <w:tcW w:type="dxa" w:w="3175"/>
+            <w:shd w:fill="E9F0F5"/>
+          </w:tcPr>
+          <w:p>
+            <w:pPr>
+              <w:pStyle w:val="BT"/>
+              <w:spacing w:before="20" w:after="40" w:line="240" w:lineRule="auto"/>
+              <w:ind w:firstLine="0" w:left="0" w:right="0"/>
+              <w:jc w:val="left"/>
+            </w:pPr>
+            <w:r>
+              <w:rPr>
+                <w:b/>
+                <w:sz w:val="21"/>
+              </w:rPr>
+              <w:t>Bằng chứng</w:t>
+            </w:r>
+          </w:p>
+        </w:tc>
+        <w:tc>
+          <w:tcPr>
+            <w:tcW w:type="dxa" w:w="3628"/>
+            <w:shd w:fill="E9F0F5"/>
+          </w:tcPr>
+          <w:p>
+            <w:pPr>
+              <w:pStyle w:val="BT"/>
+              <w:spacing w:before="20" w:after="40" w:line="240" w:lineRule="auto"/>
+              <w:ind w:firstLine="0" w:left="0" w:right="0"/>
+              <w:jc w:val="left"/>
+            </w:pPr>
+            <w:r>
+              <w:rPr>
+                <w:b/>
+                <w:sz w:val="21"/>
+              </w:rPr>
+              <w:t>Ý nghĩa và giới hạn</w:t>
+            </w:r>
+          </w:p>
+        </w:tc>
+      </w:tr>
+      <w:tr>
+        <w:trPr>
+          <w:cantSplit/>
+        </w:trPr>
+        <w:tc>
+          <w:tcPr>
+            <w:tcW w:type="dxa" w:w="2268"/>
+          </w:tcPr>
+          <w:p>
+            <w:pPr>
+              <w:pStyle w:val="BT"/>
+              <w:spacing w:before="20" w:after="40" w:line="240" w:lineRule="auto"/>
+              <w:ind w:firstLine="0" w:left="0" w:right="0"/>
+              <w:jc w:val="left"/>
+            </w:pPr>
+            <w:r>
+              <w:rPr>
+                <w:b w:val="0"/>
+                <w:sz w:val="21"/>
+              </w:rPr>
+              <w:t>Phân bố giá lệch phải</w:t>
+            </w:r>
+          </w:p>
+        </w:tc>
+        <w:tc>
+          <w:tcPr>
+            <w:tcW w:type="dxa" w:w="3175"/>
+          </w:tcPr>
+          <w:p>
+            <w:pPr>
+              <w:pStyle w:val="BT"/>
+              <w:spacing w:before="20" w:after="40" w:line="240" w:lineRule="auto"/>
+              <w:ind w:firstLine="0" w:left="0" w:right="0"/>
+              <w:jc w:val="left"/>
+            </w:pPr>
+            <w:r>
+              <w:rPr>
+                <w:b w:val="0"/>
+                <w:sz w:val="21"/>
+              </w:rPr>
+              <w:t>Median 1.592; mean 2.955,96 THB/đêm; 2.730 ngoại lệ IQR</w:t>
+            </w:r>
+          </w:p>
+        </w:tc>
+        <w:tc>
+          <w:tcPr>
+            <w:tcW w:type="dxa" w:w="3628"/>
+          </w:tcPr>
+          <w:p>
+            <w:pPr>
+              <w:pStyle w:val="BT"/>
+              <w:spacing w:before="20" w:after="40" w:line="240" w:lineRule="auto"/>
+              <w:ind w:firstLine="0" w:left="0" w:right="0"/>
+              <w:jc w:val="left"/>
+            </w:pPr>
+            <w:r>
+              <w:rPr>
+                <w:b w:val="0"/>
+                <w:sz w:val="21"/>
+              </w:rPr>
+              <w:t>Báo cáo median cùng IQR để mô tả mức điển hình; chưa xác minh mọi cực trị</w:t>
+            </w:r>
+          </w:p>
+        </w:tc>
+      </w:tr>
+      <w:tr>
+        <w:trPr>
+          <w:cantSplit/>
+        </w:trPr>
+        <w:tc>
+          <w:tcPr>
+            <w:tcW w:type="dxa" w:w="2268"/>
+          </w:tcPr>
+          <w:p>
+            <w:pPr>
+              <w:pStyle w:val="BT"/>
+              <w:spacing w:before="20" w:after="40" w:line="240" w:lineRule="auto"/>
+              <w:ind w:firstLine="0" w:left="0" w:right="0"/>
+              <w:jc w:val="left"/>
+            </w:pPr>
+            <w:r>
+              <w:rPr>
+                <w:b w:val="0"/>
+                <w:sz w:val="21"/>
+              </w:rPr>
+              <w:t>Giá khác nhau theo loại phòng</w:t>
+            </w:r>
+          </w:p>
+        </w:tc>
+        <w:tc>
+          <w:tcPr>
+            <w:tcW w:type="dxa" w:w="3175"/>
+          </w:tcPr>
+          <w:p>
+            <w:pPr>
+              <w:pStyle w:val="BT"/>
+              <w:spacing w:before="20" w:after="40" w:line="240" w:lineRule="auto"/>
+              <w:ind w:firstLine="0" w:left="0" w:right="0"/>
+              <w:jc w:val="left"/>
+            </w:pPr>
+            <w:r>
+              <w:rPr>
+                <w:b w:val="0"/>
+                <w:sz w:val="21"/>
+              </w:rPr>
+              <w:t>Shared room median 431,22; Entire home/apt 1.715,44 THB/đêm</w:t>
+            </w:r>
+          </w:p>
+        </w:tc>
+        <w:tc>
+          <w:tcPr>
+            <w:tcW w:type="dxa" w:w="3628"/>
+          </w:tcPr>
+          <w:p>
+            <w:pPr>
+              <w:pStyle w:val="BT"/>
+              <w:spacing w:before="20" w:after="40" w:line="240" w:lineRule="auto"/>
+              <w:ind w:firstLine="0" w:left="0" w:right="0"/>
+              <w:jc w:val="left"/>
+            </w:pPr>
+            <w:r>
+              <w:rPr>
+                <w:b w:val="0"/>
+                <w:sz w:val="21"/>
+              </w:rPr>
+              <w:t>Cần so sánh trong phân khúc; không suy ra quan hệ nhân quả</w:t>
+            </w:r>
+          </w:p>
+        </w:tc>
+      </w:tr>
+      <w:tr>
+        <w:trPr>
+          <w:cantSplit/>
+        </w:trPr>
+        <w:tc>
+          <w:tcPr>
+            <w:tcW w:type="dxa" w:w="2268"/>
+          </w:tcPr>
+          <w:p>
+            <w:pPr>
+              <w:pStyle w:val="BT"/>
+              <w:spacing w:before="20" w:after="40" w:line="240" w:lineRule="auto"/>
+              <w:ind w:firstLine="0" w:left="0" w:right="0"/>
+              <w:jc w:val="left"/>
+            </w:pPr>
+            <w:r>
+              <w:rPr>
+                <w:b w:val="0"/>
+                <w:sz w:val="21"/>
+              </w:rPr>
+              <w:t>Liên hệ tuyến tính quy mô–giá nhỏ</w:t>
+            </w:r>
+          </w:p>
+        </w:tc>
+        <w:tc>
+          <w:tcPr>
+            <w:tcW w:type="dxa" w:w="3175"/>
+          </w:tcPr>
+          <w:p>
+            <w:pPr>
+              <w:pStyle w:val="BT"/>
+              <w:spacing w:before="20" w:after="40" w:line="240" w:lineRule="auto"/>
+              <w:ind w:firstLine="0" w:left="0" w:right="0"/>
+              <w:jc w:val="left"/>
+            </w:pPr>
+            <w:r>
+              <w:rPr>
+                <w:b w:val="0"/>
+                <w:sz w:val="21"/>
+              </w:rPr>
+              <w:t>Pearson r từ 0,0688 đến 0,1067 trên các cặp hợp lệ</w:t>
+            </w:r>
+          </w:p>
+        </w:tc>
+        <w:tc>
+          <w:tcPr>
+            <w:tcW w:type="dxa" w:w="3628"/>
+          </w:tcPr>
+          <w:p>
+            <w:pPr>
+              <w:pStyle w:val="BT"/>
+              <w:spacing w:before="20" w:after="40" w:line="240" w:lineRule="auto"/>
+              <w:ind w:firstLine="0" w:left="0" w:right="0"/>
+              <w:jc w:val="left"/>
+            </w:pPr>
+            <w:r>
+              <w:rPr>
+                <w:b w:val="0"/>
+                <w:sz w:val="21"/>
+              </w:rPr>
+              <w:t>p nhỏ không thay thế độ lớn liên hệ; không dùng EDA toàn mẫu chọn predictor</w:t>
+            </w:r>
+          </w:p>
+        </w:tc>
+      </w:tr>
+      <w:tr>
+        <w:trPr>
+          <w:cantSplit/>
+        </w:trPr>
+        <w:tc>
+          <w:tcPr>
+            <w:tcW w:type="dxa" w:w="2268"/>
+          </w:tcPr>
+          <w:p>
+            <w:pPr>
+              <w:pStyle w:val="BT"/>
+              <w:spacing w:before="20" w:after="40" w:line="240" w:lineRule="auto"/>
+              <w:ind w:firstLine="0" w:left="0" w:right="0"/>
+              <w:jc w:val="left"/>
+            </w:pPr>
+            <w:r>
+              <w:rPr>
+                <w:b w:val="0"/>
+                <w:sz w:val="21"/>
+              </w:rPr>
+              <w:t>Khu vực khác nhau trong cùng loại phòng</w:t>
+            </w:r>
+          </w:p>
+        </w:tc>
+        <w:tc>
+          <w:tcPr>
+            <w:tcW w:type="dxa" w:w="3175"/>
+          </w:tcPr>
+          <w:p>
+            <w:pPr>
+              <w:pStyle w:val="BT"/>
+              <w:spacing w:before="20" w:after="40" w:line="240" w:lineRule="auto"/>
+              <w:ind w:firstLine="0" w:left="0" w:right="0"/>
+              <w:jc w:val="left"/>
+            </w:pPr>
+            <w:r>
+              <w:rPr>
+                <w:b w:val="0"/>
+                <w:sz w:val="21"/>
+              </w:rPr>
+              <w:t>Entire home/apt: Bang Phlat 678,03; Samphanthawong 3.115,50 THB/đêm</w:t>
+            </w:r>
+          </w:p>
+        </w:tc>
+        <w:tc>
+          <w:tcPr>
+            <w:tcW w:type="dxa" w:w="3628"/>
+          </w:tcPr>
+          <w:p>
+            <w:pPr>
+              <w:pStyle w:val="BT"/>
+              <w:spacing w:before="20" w:after="40" w:line="240" w:lineRule="auto"/>
+              <w:ind w:firstLine="0" w:left="0" w:right="0"/>
+              <w:jc w:val="left"/>
+            </w:pPr>
+            <w:r>
+              <w:rPr>
+                <w:b w:val="0"/>
+                <w:sz w:val="21"/>
+              </w:rPr>
+              <w:t>Chênh lệch mô tả snapshot; chưa tách riêng ảnh hưởng vị trí</w:t>
+            </w:r>
+          </w:p>
+        </w:tc>
+      </w:tr>
+    </w:tbl>
+    <w:p>
+      <w:pPr>
+        <w:pStyle w:val="BT"/>
+        <w:widowControl/>
+      </w:pPr>
+      <w:r>
+        <w:t>Đối với người đọc muốn đối chiếu báo giá, kết quả hỗ trợ lựa chọn nhóm so sánh theo loại phòng và khu vực, đi kèm quy mô mẫu. Báo cáo không đề xuất một mức giá tối ưu, không ước tính doanh thu và không dự báo giá ở thời điểm khác. Phần mô hình bổ trợ cho thấy cần thận trọng với việc đưa ra dự đoán chỉ từ các biến hiện có theo bộ lọc đã chọn.</w:t>
+      </w:r>
+    </w:p>
+    <w:p>
+      <w:pPr>
+        <w:pStyle w:val="Heading1"/>
+        <w:widowControl/>
+      </w:pPr>
+      <w:r>
+        <w:t>KẾT LUẬN</w:t>
+      </w:r>
+    </w:p>
+    <w:p>
+      <w:pPr>
+        <w:pStyle w:val="BT"/>
+        <w:widowControl/>
+      </w:pPr>
+      <w:r>
+        <w:t>Đồ án đã xây dựng quy trình kiểm toán, làm sạch và trực quan hóa dữ liệu Airbnb Bangkok từ bản listings ngày 29/06/2026. Sau khi loại 2.082 dòng thiếu giá, 28.987 listing được dùng để trả lời bốn câu hỏi. Giá có trung vị 1.592 THB/đêm, phân phối lệch phải mạnh; trung vị khác nhau theo loại phòng và khu vực, còn liên hệ tuyến tính với các biến quy mô có độ lớn nhỏ. Các bảng và năm hình EDA được sinh từ notebook, có lưu nguồn và số mẫu để tái lập.</w:t>
+      </w:r>
+    </w:p>
+    <w:p>
+      <w:pPr>
+        <w:pStyle w:val="BT"/>
+        <w:widowControl/>
+      </w:pPr>
+      <w:r>
+        <w:t>Nhánh train/CV không chọn được predictor theo quy tắc hiện tại, nên nhóm chỉ báo cáo mốc trung bình cùng giải trình, chưa xây hồi quy Linear/Ridge cho bộ dữ liệu này. Kết quả không chứng minh dữ liệu không thể mô hình hóa. Giới hạn chính gồm một snapshot niêm yết, thiếu predictor, giá cực trị chưa xác minh đầy đủ, phụ thuộc theo chủ nhà và chưa xác định toàn bộ thuế/phí. Nhóm ưu tiên diễn giải trong phạm vi mẫu quan sát và không khẳng định quan hệ nhân quả hoặc hiệu quả dự báo cho chủ nhà mới.</w:t>
+      </w:r>
+    </w:p>
+    <w:p>
+      <w:r>
+        <w:br w:type="page"/>
+      </w:r>
+    </w:p>
+    <w:p>
+      <w:pPr>
+        <w:pStyle w:val="Heading1"/>
+        <w:widowControl/>
+      </w:pPr>
+      <w:r>
+        <w:t>TÀI LIỆU THAM KHẢO</w:t>
+      </w:r>
+    </w:p>
+    <w:p>
+      <w:pPr>
+        <w:pStyle w:val="TLTK"/>
+        <w:widowControl/>
+      </w:pPr>
+      <w:r>
+        <w:t>Inside Airbnb. Get the Data – Bangkok, detailed listings, bản 29/06/2026. https://insideairbnb.com/get-the-data/. Tệp: https://data.insideairbnb.com/thailand/central-thailand/bangkok/2026-06-29/data/listings.csv.gz. Ngày tải ghi trong manifest: 10/10/2026.</w:t>
+      </w:r>
+    </w:p>
+    <w:p>
+      <w:pPr>
+        <w:pStyle w:val="TLTK"/>
+        <w:widowControl/>
+      </w:pPr>
+      <w:r>
+        <w:t>Inside Airbnb. Data Dictionary, phiên bản 4.3 (08/2022). https://docs.google.com/spreadsheets/d/1iWCNJcSutYqpULSQHlNyGInUvHg2BoUGoNRIGa6Szc4/edit. Bản CSV lưu tại docs/sources/inside_airbnb_data_dictionary_v4.3.csv; đối chiếu 11/10/2026. Giấy phép CC BY 4.0: https://creativecommons.org/licenses/by/4.0/.</w:t>
+      </w:r>
+    </w:p>
+    <w:p>
+      <w:pPr>
+        <w:pStyle w:val="TLTK"/>
+        <w:widowControl/>
+      </w:pPr>
+      <w:r>
+        <w:t>Phạm Thế Sơn. Bài giảng IE313 – Phân tích và trực quan dữ liệu, UIT. Bài 01–07 và TH 01 trong thư mục slide-study; bản tài liệu môn học, không ghi năm phát hành. Đối chiếu theo trang PDF trong SPECIFICATION.md.</w:t>
+      </w:r>
+    </w:p>
+    <w:p>
+      <w:pPr>
+        <w:pStyle w:val="TLTK"/>
+        <w:widowControl/>
+      </w:pPr>
+      <w:r>
+        <w:t>SciPy. scipy.stats.f_oneway; scipy.stats.levene. https://docs.scipy.org/doc/scipy/reference/generated/scipy.stats.f_oneway.html; https://docs.scipy.org/doc/scipy/reference/generated/scipy.stats.levene.html. Truy cập 11/10/2026.</w:t>
+      </w:r>
+    </w:p>
+    <w:p>
+      <w:pPr>
+        <w:pStyle w:val="TLTK"/>
+        <w:widowControl/>
+      </w:pPr>
+      <w:r>
+        <w:t>Pandas. pandas.qcut. https://pandas.pydata.org/docs/reference/api/pandas.qcut.html. Truy cập 11/10/2026.</w:t>
+      </w:r>
+    </w:p>
+    <w:p>
+      <w:pPr>
+        <w:pStyle w:val="TLTK"/>
+        <w:widowControl/>
+      </w:pPr>
+      <w:r>
+        <w:t>Scikit-learn. r2_score; tài liệu Pipeline và cross-validation. https://scikit-learn.org/stable/modules/generated/sklearn.metrics.r2_score.html. Truy cập 11/10/2026; API cụ thể theo phiên bản trong requirements-lock.txt.</w:t>
+      </w:r>
+    </w:p>
+    <w:p>
+      <w:r>
+        <w:br w:type="page"/>
+      </w:r>
+    </w:p>
+    <w:p>
+      <w:pPr>
+        <w:pStyle w:val="Heading1"/>
+        <w:widowControl/>
+      </w:pPr>
+      <w:r>
+        <w:t>PHỤ LỤC PHÂN CÔNG NHIỆM VỤ</w:t>
+      </w:r>
+    </w:p>
+    <w:p>
+      <w:pPr>
+        <w:pStyle w:val="BT"/>
+        <w:widowControl/>
+      </w:pPr>
+      <w:r>
+        <w:t>Nhóm 10; hạn nộp 18/10/2026. Phân công dưới đây thể hiện trách nhiệm của thành viên và sản phẩm đã có, không thay thế xác nhận kiểm tra chéo của con người. Công cụ AI hỗ trợ triển khai/rà soát; nhóm chịu trách nhiệm nội dung nộp.</w:t>
+      </w:r>
+    </w:p>
+    <w:p>
+      <w:pPr>
+        <w:pStyle w:val="Caption"/>
+        <w:keepNext/>
+        <w:widowControl/>
+      </w:pPr>
+      <w:r>
+        <w:t>Bảng 9. Phân công theo sản phẩm</w:t>
+      </w:r>
+    </w:p>
+    <w:tbl>
+      <w:tblPr>
+        <w:tblStyle w:val="TableGrid"/>
+        <w:tblW w:type="auto" w:w="0"/>
+        <w:tblLayout w:type="fixed"/>
+        <w:tblLook w:firstColumn="1" w:firstRow="1" w:lastColumn="0" w:lastRow="0" w:noHBand="0" w:noVBand="1" w:val="04A0"/>
+      </w:tblPr>
+      <w:tblGrid>
+        <w:gridCol w:w="1984"/>
+        <w:gridCol w:w="3515"/>
+        <w:gridCol w:w="3572"/>
+      </w:tblGrid>
+      <w:tr>
+        <w:trPr>
+          <w:tblHeader/>
+          <w:cantSplit/>
+        </w:trPr>
+        <w:tc>
+          <w:tcPr>
+            <w:tcW w:type="dxa" w:w="1984"/>
+            <w:shd w:fill="E9F0F5"/>
+          </w:tcPr>
+          <w:p>
+            <w:pPr>
+              <w:pStyle w:val="BT"/>
+              <w:spacing w:before="20" w:after="40" w:line="240" w:lineRule="auto"/>
+              <w:ind w:firstLine="0" w:left="0" w:right="0"/>
+              <w:jc w:val="left"/>
+            </w:pPr>
+            <w:r>
+              <w:rPr>
+                <w:b/>
+                <w:sz w:val="21"/>
+              </w:rPr>
+              <w:t>Thành viên</w:t>
+            </w:r>
+          </w:p>
+        </w:tc>
+        <w:tc>
+          <w:tcPr>
+            <w:tcW w:type="dxa" w:w="3515"/>
+            <w:shd w:fill="E9F0F5"/>
+          </w:tcPr>
+          <w:p>
+            <w:pPr>
+              <w:pStyle w:val="BT"/>
+              <w:spacing w:before="20" w:after="40" w:line="240" w:lineRule="auto"/>
+              <w:ind w:firstLine="0" w:left="0" w:right="0"/>
+              <w:jc w:val="left"/>
+            </w:pPr>
+            <w:r>
+              <w:rPr>
+                <w:b/>
+                <w:sz w:val="21"/>
+              </w:rPr>
+              <w:t>Nhiệm vụ chi tiết</w:t>
+            </w:r>
+          </w:p>
+        </w:tc>
+        <w:tc>
+          <w:tcPr>
+            <w:tcW w:type="dxa" w:w="3572"/>
+            <w:shd w:fill="E9F0F5"/>
+          </w:tcPr>
+          <w:p>
+            <w:pPr>
+              <w:pStyle w:val="BT"/>
+              <w:spacing w:before="20" w:after="40" w:line="240" w:lineRule="auto"/>
+              <w:ind w:firstLine="0" w:left="0" w:right="0"/>
+              <w:jc w:val="left"/>
+            </w:pPr>
+            <w:r>
+              <w:rPr>
+                <w:b/>
+                <w:sz w:val="21"/>
+              </w:rPr>
+              <w:t>Sản phẩm / việc cần kiểm tra</w:t>
+            </w:r>
+          </w:p>
+        </w:tc>
+      </w:tr>
+      <w:tr>
+        <w:trPr>
+          <w:cantSplit/>
+        </w:trPr>
+        <w:tc>
+          <w:tcPr>
+            <w:tcW w:type="dxa" w:w="1984"/>
+          </w:tcPr>
+          <w:p>
+            <w:pPr>
+              <w:pStyle w:val="BT"/>
+              <w:spacing w:before="20" w:after="40" w:line="240" w:lineRule="auto"/>
+              <w:ind w:firstLine="0" w:left="0" w:right="0"/>
+              <w:jc w:val="left"/>
+            </w:pPr>
+            <w:r>
+              <w:rPr>
+                <w:b w:val="0"/>
+                <w:sz w:val="21"/>
+              </w:rPr>
+              <w:t>Phạm Quốc Thắng</w:t>
+              <w:br/>
+              <w:t>25410304</w:t>
+            </w:r>
+          </w:p>
+        </w:tc>
+        <w:tc>
+          <w:tcPr>
+            <w:tcW w:type="dxa" w:w="3515"/>
+          </w:tcPr>
+          <w:p>
+            <w:pPr>
+              <w:pStyle w:val="BT"/>
+              <w:spacing w:before="20" w:after="40" w:line="240" w:lineRule="auto"/>
+              <w:ind w:firstLine="0" w:left="0" w:right="0"/>
+              <w:jc w:val="left"/>
+            </w:pPr>
+            <w:r>
+              <w:rPr>
+                <w:b w:val="0"/>
+                <w:sz w:val="21"/>
+              </w:rPr>
+              <w:t>Chốt 4 RQ; EDA và biểu đồ; diễn giải; tổng hợp báo cáo, slide; nộp bài. Kiểm tra chéo dữ liệu và mô hình.</w:t>
+            </w:r>
+          </w:p>
+        </w:tc>
+        <w:tc>
+          <w:tcPr>
+            <w:tcW w:type="dxa" w:w="3572"/>
+          </w:tcPr>
+          <w:p>
+            <w:pPr>
+              <w:pStyle w:val="BT"/>
+              <w:spacing w:before="20" w:after="40" w:line="240" w:lineRule="auto"/>
+              <w:ind w:firstLine="0" w:left="0" w:right="0"/>
+              <w:jc w:val="left"/>
+            </w:pPr>
+            <w:r>
+              <w:rPr>
+                <w:b w:val="0"/>
+                <w:sz w:val="21"/>
+              </w:rPr>
+              <w:t>Notebook 02–03, 5 hình EDA, báo cáo Word/PDF. Rà soát diễn giải, nguồn, bố cục và chuẩn bị trình bày.</w:t>
+            </w:r>
+          </w:p>
+        </w:tc>
+      </w:tr>
+      <w:tr>
+        <w:trPr>
+          <w:cantSplit/>
+        </w:trPr>
+        <w:tc>
+          <w:tcPr>
+            <w:tcW w:type="dxa" w:w="1984"/>
+          </w:tcPr>
+          <w:p>
+            <w:pPr>
+              <w:pStyle w:val="BT"/>
+              <w:spacing w:before="20" w:after="40" w:line="240" w:lineRule="auto"/>
+              <w:ind w:firstLine="0" w:left="0" w:right="0"/>
+              <w:jc w:val="left"/>
+            </w:pPr>
+            <w:r>
+              <w:rPr>
+                <w:b w:val="0"/>
+                <w:sz w:val="21"/>
+              </w:rPr>
+              <w:t>Lê Minh Thiện</w:t>
+              <w:br/>
+              <w:t>25410313</w:t>
+            </w:r>
+          </w:p>
+        </w:tc>
+        <w:tc>
+          <w:tcPr>
+            <w:tcW w:type="dxa" w:w="3515"/>
+          </w:tcPr>
+          <w:p>
+            <w:pPr>
+              <w:pStyle w:val="BT"/>
+              <w:spacing w:before="20" w:after="40" w:line="240" w:lineRule="auto"/>
+              <w:ind w:firstLine="0" w:left="0" w:right="0"/>
+              <w:jc w:val="left"/>
+            </w:pPr>
+            <w:r>
+              <w:rPr>
+                <w:b w:val="0"/>
+                <w:sz w:val="21"/>
+              </w:rPr>
+              <w:t>Môi trường; thu thập, kiểm toán và làm sạch; thống kê; train/CV và đánh giá. Kiểm tra chéo hình và bộ nộp.</w:t>
+            </w:r>
+          </w:p>
+        </w:tc>
+        <w:tc>
+          <w:tcPr>
+            <w:tcW w:type="dxa" w:w="3572"/>
+          </w:tcPr>
+          <w:p>
+            <w:pPr>
+              <w:pStyle w:val="BT"/>
+              <w:spacing w:before="20" w:after="40" w:line="240" w:lineRule="auto"/>
+              <w:ind w:firstLine="0" w:left="0" w:right="0"/>
+              <w:jc w:val="left"/>
+            </w:pPr>
+            <w:r>
+              <w:rPr>
+                <w:b w:val="0"/>
+                <w:sz w:val="21"/>
+              </w:rPr>
+              <w:t>Notebook 01/04, baseline, thống kê, đánh giá khả thi và kiểm thử. Chạy lại trên máy cá nhân, kiểm tra số liệu và demo.</w:t>
+            </w:r>
+          </w:p>
+        </w:tc>
+      </w:tr>
+    </w:tbl>
+    <w:p>
+      <w:pPr>
+        <w:pStyle w:val="Heading2"/>
+        <w:widowControl/>
+      </w:pPr>
+      <w:r>
+        <w:t>Danh mục minh chứng tái lập</w:t>
+      </w:r>
+    </w:p>
+    <w:p>
+      <w:pPr>
+        <w:pStyle w:val="BT"/>
+        <w:widowControl/>
+      </w:pPr>
+      <w:r>
+        <w:t>01_data_audit_and_cleaning.ipynb: kiểm toán và làm sạch. 02_eda_and_statistical_tests.ipynb: bảng thống kê. 03_visualization_figures.ipynb: hình và catalog. 04_regression_modeling.ipynb: chia tập, chọn biến, mốc trung bình và giải trình.</w:t>
+      </w:r>
+    </w:p>
+    <w:p>
+      <w:pPr>
+        <w:pStyle w:val="BT"/>
+        <w:widowControl/>
+      </w:pPr>
+      <w:r>
+        <w:t>Dữ liệu nguồn: data/source_manifest.json; từ điển 90 cột: reports/audit/bangkok_columns.csv. Quyết định làm sạch: docs/CLEANING_PLAN.md. Phương pháp: docs/EDA_METHODS.md và docs/MODELING_METHODS.md. Số liệu/hình: reports/stats, reports/figures và reports/modeling. Hướng dẫn thực thi: docs/RUNBOOK.md.</w:t>
+      </w:r>
+    </w:p>
+    <w:p>
+      <w:pPr>
+        <w:pStyle w:val="BT"/>
+        <w:widowControl/>
+      </w:pPr>
+      <w:r>
+        <w:t>Raw SHA-256: b17b99f9c421c566cc26a1c89a0b3d16b4c7f3dc74e659141900ccbac316b20e. Baseline SHA-256: 961a01ad225e35f989ec81f124925488e392baca2ef3800ff4028b4423d5f9a7.</w:t>
+      </w:r>
+    </w:p>
+    <w:p>
+      <w:pPr>
+        <w:pStyle w:val="BT"/>
+        <w:widowControl/>
+      </w:pPr>
+      <w:r>
+        <w:t>Mục tiêu nội bộ: nhóm kiểm tra chéo và tổng duyệt trước 17/10/2026. Giờ/kênh nộp, lịch thuyết trình và yêu cầu video được kiểm tra theo thông báo chính thức của giảng viên.</w:t>
       </w:r>
     </w:p>
     <w:sectPr>
@@ -4719,7 +6487,7 @@
       <w:rPr>
         <w:sz w:val="20"/>
       </w:rPr>
-      <w:t>Báo cáo đồ án IE313 – Nhóm 10 | BẢN KHUNG</w:t>
+      <w:t>Báo cáo đồ án IE313 – Nhóm 10</w:t>
     </w:r>
   </w:p>
 </w:hdr>
@@ -6680,7 +8448,7 @@
     <w:rPr>
       <w:rFonts w:eastAsiaTheme="majorEastAsia" w:cstheme="majorBidi"/>
       <w:b/>
-      <w:color w:val="FF0000"/>
+      <w:color w:val="000000"/>
       <w:szCs w:val="32"/>
       <w:lang w:val="vi-VN"/>
     </w:rPr>
@@ -6708,7 +8476,7 @@
     <w:rPr>
       <w:rFonts w:eastAsiaTheme="majorEastAsia" w:cs="Times New Roman"/>
       <w:b/>
-      <w:color w:val="000000" w:themeColor="text1"/>
+      <w:color w:val="000000"/>
       <w:sz w:val="28"/>
       <w:szCs w:val="26"/>
     </w:rPr>
